--- a/10-保护电路/07-欠压保护/电压跌落保护电路/电压跌落保护电路.docx
+++ b/10-保护电路/07-欠压保护/电压跌落保护电路/电压跌落保护电路.docx
@@ -2853,6 +2853,20 @@
     </w:p>
     <w:bookmarkEnd w:id="26"/>
     <w:bookmarkEnd w:id="27"/>
+    <w:p>
+      <w:pPr>
+        <w:spacing w:before="360"/>
+        <w:jc w:val="center"/>
+      </w:pPr>
+      <w:r>
+        <w:rPr>
+          <w:rFonts w:ascii="Times New Roman" w:hAnsi="Times New Roman"/>
+          <w:color w:val="555555"/>
+          <w:sz w:val="21"/>
+        </w:rPr>
+        <w:t>材料收集者：杜文杰</w:t>
+      </w:r>
+    </w:p>
     <w:sectPr>
       <w:headerReference r:id="rId9" w:type="default"/>
       <w:footerReference r:id="rId10" w:type="default"/>

--- a/10-保护电路/07-欠压保护/电压跌落保护电路/电压跌落保护电路.docx
+++ b/10-保护电路/07-欠压保护/电压跌落保护电路/电压跌落保护电路.docx
@@ -1,6 +1,6 @@
 
 <file path=word/document.xml><?xml version="1.0" encoding="utf-8"?>
-<w:document xmlns:w="http://schemas.openxmlformats.org/wordprocessingml/2006/main" xmlns:m="http://schemas.openxmlformats.org/officeDocument/2006/math" xmlns:r="http://schemas.openxmlformats.org/officeDocument/2006/relationships" xmlns:o="urn:schemas-microsoft-com:office:office" xmlns:v="urn:schemas-microsoft-com:vml" xmlns:w10="urn:schemas-microsoft-com:office:word" xmlns:a="http://schemas.openxmlformats.org/drawingml/2006/main" xmlns:pic="http://schemas.openxmlformats.org/drawingml/2006/picture" xmlns:wp="http://schemas.openxmlformats.org/drawingml/2006/wordprocessingDrawing">
+<w:document xmlns:m="http://schemas.openxmlformats.org/officeDocument/2006/math" xmlns:r="http://schemas.openxmlformats.org/officeDocument/2006/relationships" xmlns:w="http://schemas.openxmlformats.org/wordprocessingml/2006/main" xmlns:o="urn:schemas-microsoft-com:office:office" xmlns:v="urn:schemas-microsoft-com:vml" xmlns:w10="urn:schemas-microsoft-com:office:word" xmlns:a="http://schemas.openxmlformats.org/drawingml/2006/main" xmlns:pic="http://schemas.openxmlformats.org/drawingml/2006/picture" xmlns:wp="http://schemas.openxmlformats.org/drawingml/2006/wordprocessingDrawing">
   <w:body>
     <w:bookmarkStart w:id="27" w:name="电压跌落保护电路"/>
     <w:p>
@@ -9,7 +9,7 @@
       </w:pPr>
       <w:r>
         <w:rPr>
-          <w:rFonts w:hint="eastAsia"/>
+          <w:rFonts w:hint="eastAsia" w:eastAsia="黑体"/>
         </w:rPr>
         <w:t xml:space="preserve">电压跌落保护电路</w:t>
       </w:r>
@@ -21,7 +21,7 @@
       </w:pPr>
       <w:r>
         <w:rPr>
-          <w:rFonts w:hint="eastAsia"/>
+          <w:rFonts w:hint="eastAsia" w:eastAsia="黑体"/>
         </w:rPr>
         <w:t xml:space="preserve">拓扑描述</w:t>
       </w:r>
@@ -32,11 +32,14 @@
       </w:pPr>
       <w:r>
         <w:rPr>
-          <w:rFonts w:hint="eastAsia"/>
+          <w:rFonts w:hint="eastAsia" w:eastAsia="黑体"/>
         </w:rPr>
         <w:t xml:space="preserve">该电路由电源检测分压电阻</w:t>
       </w:r>
       <w:r>
+        <w:rPr>
+          <w:rFonts w:eastAsia="黑体"/>
+        </w:rPr>
         <w:t xml:space="preserve"> </w:t>
       </w:r>
       <m:oMath>
@@ -54,6 +57,9 @@
         </m:sSub>
       </m:oMath>
       <w:r>
+        <w:rPr>
+          <w:rFonts w:eastAsia="黑体"/>
+        </w:rPr>
         <w:t xml:space="preserve">、</w:t>
       </w:r>
       <m:oMath>
@@ -72,20 +78,26 @@
       </m:oMath>
       <w:r>
         <w:rPr>
-          <w:rFonts w:hint="eastAsia"/>
+          <w:rFonts w:hint="eastAsia" w:eastAsia="黑体"/>
         </w:rPr>
         <w:t xml:space="preserve">（编号</w:t>
       </w:r>
       <w:r>
+        <w:rPr>
+          <w:rFonts w:eastAsia="黑体"/>
+        </w:rPr>
         <w:t xml:space="preserve"> </w:t>
       </w:r>
       <w:r>
         <w:rPr>
-          <w:rFonts w:hint="eastAsia"/>
+          <w:rFonts w:hint="eastAsia" w:eastAsia="黑体"/>
         </w:rPr>
         <w:t xml:space="preserve">R1、R2）、滞回电阻</w:t>
       </w:r>
       <w:r>
+        <w:rPr>
+          <w:rFonts w:eastAsia="黑体"/>
+        </w:rPr>
         <w:t xml:space="preserve"> </w:t>
       </w:r>
       <m:oMath>
@@ -110,47 +122,62 @@
       </m:oMath>
       <w:r>
         <w:rPr>
-          <w:rFonts w:hint="eastAsia"/>
+          <w:rFonts w:hint="eastAsia" w:eastAsia="黑体"/>
         </w:rPr>
         <w:t xml:space="preserve">（编号</w:t>
       </w:r>
       <w:r>
+        <w:rPr>
+          <w:rFonts w:eastAsia="黑体"/>
+        </w:rPr>
         <w:t xml:space="preserve"> </w:t>
       </w:r>
       <w:r>
         <w:rPr>
-          <w:rFonts w:hint="eastAsia"/>
+          <w:rFonts w:hint="eastAsia" w:eastAsia="黑体"/>
         </w:rPr>
         <w:t xml:space="preserve">R3）、基准源</w:t>
       </w:r>
       <w:r>
+        <w:rPr>
+          <w:rFonts w:eastAsia="黑体"/>
+        </w:rPr>
         <w:t xml:space="preserve"> </w:t>
       </w:r>
       <w:r>
         <w:rPr>
-          <w:rFonts w:hint="eastAsia"/>
+          <w:rFonts w:hint="eastAsia" w:eastAsia="黑体"/>
         </w:rPr>
         <w:t xml:space="preserve">REF1（如</w:t>
       </w:r>
       <w:r>
+        <w:rPr>
+          <w:rFonts w:eastAsia="黑体"/>
+        </w:rPr>
         <w:t xml:space="preserve"> </w:t>
       </w:r>
       <w:r>
         <w:rPr>
-          <w:rFonts w:hint="eastAsia"/>
+          <w:rFonts w:hint="eastAsia" w:eastAsia="黑体"/>
         </w:rPr>
         <w:t xml:space="preserve">TL431）与比较器</w:t>
       </w:r>
       <w:r>
+        <w:rPr>
+          <w:rFonts w:eastAsia="黑体"/>
+        </w:rPr>
         <w:t xml:space="preserve"> IC1 </w:t>
       </w:r>
       <w:r>
         <w:rPr>
-          <w:rFonts w:hint="eastAsia"/>
+          <w:rFonts w:hint="eastAsia" w:eastAsia="黑体"/>
         </w:rPr>
         <w:t xml:space="preserve">及输入保护阈值开关/复位控制环节组成。关键节点定义如下：被监测电源节点</w:t>
       </w:r>
       <w:r>
+        <w:rPr>
+          <w:rFonts w:eastAsia="黑体"/>
+        </w:rPr>
         <w:t xml:space="preserve"> </w:t>
       </w:r>
       <m:oMath>
@@ -171,15 +198,21 @@
         </m:sSub>
       </m:oMath>
       <w:r>
+        <w:rPr>
+          <w:rFonts w:eastAsia="黑体"/>
+        </w:rPr>
         <w:t xml:space="preserve"> </w:t>
       </w:r>
       <w:r>
         <w:rPr>
-          <w:rFonts w:hint="eastAsia"/>
+          <w:rFonts w:hint="eastAsia" w:eastAsia="黑体"/>
         </w:rPr>
         <w:t xml:space="preserve">接分压电阻</w:t>
       </w:r>
       <w:r>
+        <w:rPr>
+          <w:rFonts w:eastAsia="黑体"/>
+        </w:rPr>
         <w:t xml:space="preserve"> </w:t>
       </w:r>
       <m:oMath>
@@ -197,15 +230,21 @@
         </m:sSub>
       </m:oMath>
       <w:r>
+        <w:rPr>
+          <w:rFonts w:eastAsia="黑体"/>
+        </w:rPr>
         <w:t xml:space="preserve"> </w:t>
       </w:r>
       <w:r>
         <w:rPr>
-          <w:rFonts w:hint="eastAsia"/>
+          <w:rFonts w:hint="eastAsia" w:eastAsia="黑体"/>
         </w:rPr>
         <w:t xml:space="preserve">的顶端；分压检测节点</w:t>
       </w:r>
       <w:r>
+        <w:rPr>
+          <w:rFonts w:eastAsia="黑体"/>
+        </w:rPr>
         <w:t xml:space="preserve"> </w:t>
       </w:r>
       <m:oMath>
@@ -229,15 +268,21 @@
         </m:sSub>
       </m:oMath>
       <w:r>
+        <w:rPr>
+          <w:rFonts w:eastAsia="黑体"/>
+        </w:rPr>
         <w:t xml:space="preserve"> </w:t>
       </w:r>
       <w:r>
         <w:rPr>
-          <w:rFonts w:hint="eastAsia"/>
+          <w:rFonts w:hint="eastAsia" w:eastAsia="黑体"/>
         </w:rPr>
         <w:t xml:space="preserve">是</w:t>
       </w:r>
       <w:r>
+        <w:rPr>
+          <w:rFonts w:eastAsia="黑体"/>
+        </w:rPr>
         <w:t xml:space="preserve"> </w:t>
       </w:r>
       <m:oMath>
@@ -255,15 +300,21 @@
         </m:sSub>
       </m:oMath>
       <w:r>
+        <w:rPr>
+          <w:rFonts w:eastAsia="黑体"/>
+        </w:rPr>
         <w:t xml:space="preserve"> </w:t>
       </w:r>
       <w:r>
         <w:rPr>
-          <w:rFonts w:hint="eastAsia"/>
+          <w:rFonts w:hint="eastAsia" w:eastAsia="黑体"/>
         </w:rPr>
         <w:t xml:space="preserve">与</w:t>
       </w:r>
       <w:r>
+        <w:rPr>
+          <w:rFonts w:eastAsia="黑体"/>
+        </w:rPr>
         <w:t xml:space="preserve"> </w:t>
       </w:r>
       <m:oMath>
@@ -281,24 +332,33 @@
         </m:sSub>
       </m:oMath>
       <w:r>
+        <w:rPr>
+          <w:rFonts w:eastAsia="黑体"/>
+        </w:rPr>
         <w:t xml:space="preserve"> </w:t>
       </w:r>
       <w:r>
         <w:rPr>
-          <w:rFonts w:hint="eastAsia"/>
+          <w:rFonts w:hint="eastAsia" w:eastAsia="黑体"/>
         </w:rPr>
         <w:t xml:space="preserve">的公共点，接比较器</w:t>
       </w:r>
       <w:r>
+        <w:rPr>
+          <w:rFonts w:eastAsia="黑体"/>
+        </w:rPr>
         <w:t xml:space="preserve"> IC1 </w:t>
       </w:r>
       <w:r>
         <w:rPr>
-          <w:rFonts w:hint="eastAsia"/>
+          <w:rFonts w:hint="eastAsia" w:eastAsia="黑体"/>
         </w:rPr>
         <w:t xml:space="preserve">的同相输入端；基准节点</w:t>
       </w:r>
       <w:r>
+        <w:rPr>
+          <w:rFonts w:eastAsia="黑体"/>
+        </w:rPr>
         <w:t xml:space="preserve"> </w:t>
       </w:r>
       <m:oMath>
@@ -322,42 +382,57 @@
         </m:sSub>
       </m:oMath>
       <w:r>
+        <w:rPr>
+          <w:rFonts w:eastAsia="黑体"/>
+        </w:rPr>
         <w:t xml:space="preserve"> </w:t>
       </w:r>
       <w:r>
         <w:rPr>
-          <w:rFonts w:hint="eastAsia"/>
+          <w:rFonts w:hint="eastAsia" w:eastAsia="黑体"/>
         </w:rPr>
         <w:t xml:space="preserve">是基准源</w:t>
       </w:r>
       <w:r>
+        <w:rPr>
+          <w:rFonts w:eastAsia="黑体"/>
+        </w:rPr>
         <w:t xml:space="preserve"> REF1 </w:t>
       </w:r>
       <w:r>
         <w:rPr>
-          <w:rFonts w:hint="eastAsia"/>
+          <w:rFonts w:hint="eastAsia" w:eastAsia="黑体"/>
         </w:rPr>
         <w:t xml:space="preserve">的输出，接比较器</w:t>
       </w:r>
       <w:r>
+        <w:rPr>
+          <w:rFonts w:eastAsia="黑体"/>
+        </w:rPr>
         <w:t xml:space="preserve"> IC1 </w:t>
       </w:r>
       <w:r>
         <w:rPr>
-          <w:rFonts w:hint="eastAsia"/>
+          <w:rFonts w:hint="eastAsia" w:eastAsia="黑体"/>
         </w:rPr>
         <w:t xml:space="preserve">的反相输入端；地节点</w:t>
       </w:r>
       <w:r>
+        <w:rPr>
+          <w:rFonts w:eastAsia="黑体"/>
+        </w:rPr>
         <w:t xml:space="preserve"> GND </w:t>
       </w:r>
       <w:r>
         <w:rPr>
-          <w:rFonts w:hint="eastAsia"/>
+          <w:rFonts w:hint="eastAsia" w:eastAsia="黑体"/>
         </w:rPr>
         <w:t xml:space="preserve">是</w:t>
       </w:r>
       <w:r>
+        <w:rPr>
+          <w:rFonts w:eastAsia="黑体"/>
+        </w:rPr>
         <w:t xml:space="preserve"> </w:t>
       </w:r>
       <m:oMath>
@@ -375,15 +450,21 @@
         </m:sSub>
       </m:oMath>
       <w:r>
+        <w:rPr>
+          <w:rFonts w:eastAsia="黑体"/>
+        </w:rPr>
         <w:t xml:space="preserve"> </w:t>
       </w:r>
       <w:r>
         <w:rPr>
-          <w:rFonts w:hint="eastAsia"/>
+          <w:rFonts w:hint="eastAsia" w:eastAsia="黑体"/>
         </w:rPr>
         <w:t xml:space="preserve">底端、基准源与比较器的公共地；输出控制节点</w:t>
       </w:r>
       <w:r>
+        <w:rPr>
+          <w:rFonts w:eastAsia="黑体"/>
+        </w:rPr>
         <w:t xml:space="preserve"> </w:t>
       </w:r>
       <m:oMath>
@@ -407,11 +488,14 @@
         </m:sSub>
       </m:oMath>
       <w:r>
+        <w:rPr>
+          <w:rFonts w:eastAsia="黑体"/>
+        </w:rPr>
         <w:t xml:space="preserve"> </w:t>
       </w:r>
       <w:r>
         <w:rPr>
-          <w:rFonts w:hint="eastAsia"/>
+          <w:rFonts w:hint="eastAsia" w:eastAsia="黑体"/>
         </w:rPr>
         <w:t xml:space="preserve">是比较器输出端，接复位/切换/关断控制环节。</w:t>
       </w:r>
@@ -420,11 +504,14 @@
       <w:pPr/>
       <w:r>
         <w:rPr>
-          <w:rFonts w:hint="eastAsia"/>
+          <w:rFonts w:hint="eastAsia" w:eastAsia="黑体"/>
         </w:rPr>
         <w:t xml:space="preserve">各元件管脚连接：分压电阻</w:t>
       </w:r>
       <w:r>
+        <w:rPr>
+          <w:rFonts w:eastAsia="黑体"/>
+        </w:rPr>
         <w:t xml:space="preserve"> </w:t>
       </w:r>
       <m:oMath>
@@ -442,15 +529,21 @@
         </m:sSub>
       </m:oMath>
       <w:r>
+        <w:rPr>
+          <w:rFonts w:eastAsia="黑体"/>
+        </w:rPr>
         <w:t xml:space="preserve"> </w:t>
       </w:r>
       <w:r>
         <w:rPr>
-          <w:rFonts w:hint="eastAsia"/>
+          <w:rFonts w:hint="eastAsia" w:eastAsia="黑体"/>
         </w:rPr>
         <w:t xml:space="preserve">一端接电源节点</w:t>
       </w:r>
       <w:r>
+        <w:rPr>
+          <w:rFonts w:eastAsia="黑体"/>
+        </w:rPr>
         <w:t xml:space="preserve"> </w:t>
       </w:r>
       <m:oMath>
@@ -472,11 +565,14 @@
       </m:oMath>
       <w:r>
         <w:rPr>
-          <w:rFonts w:hint="eastAsia"/>
+          <w:rFonts w:hint="eastAsia" w:eastAsia="黑体"/>
         </w:rPr>
         <w:t xml:space="preserve">，另一端接检测节点</w:t>
       </w:r>
       <w:r>
+        <w:rPr>
+          <w:rFonts w:eastAsia="黑体"/>
+        </w:rPr>
         <w:t xml:space="preserve"> </w:t>
       </w:r>
       <m:oMath>
@@ -501,11 +597,14 @@
       </m:oMath>
       <w:r>
         <w:rPr>
-          <w:rFonts w:hint="eastAsia"/>
+          <w:rFonts w:hint="eastAsia" w:eastAsia="黑体"/>
         </w:rPr>
         <w:t xml:space="preserve">；分压电阻</w:t>
       </w:r>
       <w:r>
+        <w:rPr>
+          <w:rFonts w:eastAsia="黑体"/>
+        </w:rPr>
         <w:t xml:space="preserve"> </w:t>
       </w:r>
       <m:oMath>
@@ -523,15 +622,21 @@
         </m:sSub>
       </m:oMath>
       <w:r>
+        <w:rPr>
+          <w:rFonts w:eastAsia="黑体"/>
+        </w:rPr>
         <w:t xml:space="preserve"> </w:t>
       </w:r>
       <w:r>
         <w:rPr>
-          <w:rFonts w:hint="eastAsia"/>
+          <w:rFonts w:hint="eastAsia" w:eastAsia="黑体"/>
         </w:rPr>
         <w:t xml:space="preserve">一端接</w:t>
       </w:r>
       <w:r>
+        <w:rPr>
+          <w:rFonts w:eastAsia="黑体"/>
+        </w:rPr>
         <w:t xml:space="preserve"> </w:t>
       </w:r>
       <m:oMath>
@@ -556,20 +661,26 @@
       </m:oMath>
       <w:r>
         <w:rPr>
-          <w:rFonts w:hint="eastAsia"/>
+          <w:rFonts w:hint="eastAsia" w:eastAsia="黑体"/>
         </w:rPr>
         <w:t xml:space="preserve">，另一端接地节点</w:t>
       </w:r>
       <w:r>
+        <w:rPr>
+          <w:rFonts w:eastAsia="黑体"/>
+        </w:rPr>
         <w:t xml:space="preserve"> </w:t>
       </w:r>
       <w:r>
         <w:rPr>
-          <w:rFonts w:hint="eastAsia"/>
+          <w:rFonts w:hint="eastAsia" w:eastAsia="黑体"/>
         </w:rPr>
         <w:t xml:space="preserve">GND；滞回电阻</w:t>
       </w:r>
       <w:r>
+        <w:rPr>
+          <w:rFonts w:eastAsia="黑体"/>
+        </w:rPr>
         <w:t xml:space="preserve"> </w:t>
       </w:r>
       <m:oMath>
@@ -593,15 +704,21 @@
         </m:sSub>
       </m:oMath>
       <w:r>
+        <w:rPr>
+          <w:rFonts w:eastAsia="黑体"/>
+        </w:rPr>
         <w:t xml:space="preserve"> </w:t>
       </w:r>
       <w:r>
         <w:rPr>
-          <w:rFonts w:hint="eastAsia"/>
+          <w:rFonts w:hint="eastAsia" w:eastAsia="黑体"/>
         </w:rPr>
         <w:t xml:space="preserve">一端接</w:t>
       </w:r>
       <w:r>
+        <w:rPr>
+          <w:rFonts w:eastAsia="黑体"/>
+        </w:rPr>
         <w:t xml:space="preserve"> </w:t>
       </w:r>
       <m:oMath>
@@ -626,11 +743,14 @@
       </m:oMath>
       <w:r>
         <w:rPr>
-          <w:rFonts w:hint="eastAsia"/>
+          <w:rFonts w:hint="eastAsia" w:eastAsia="黑体"/>
         </w:rPr>
         <w:t xml:space="preserve">（或比较器同相输入端），另一端接比较器输出节点</w:t>
       </w:r>
       <w:r>
+        <w:rPr>
+          <w:rFonts w:eastAsia="黑体"/>
+        </w:rPr>
         <w:t xml:space="preserve"> </w:t>
       </w:r>
       <m:oMath>
@@ -655,20 +775,26 @@
       </m:oMath>
       <w:r>
         <w:rPr>
-          <w:rFonts w:hint="eastAsia"/>
+          <w:rFonts w:hint="eastAsia" w:eastAsia="黑体"/>
         </w:rPr>
         <w:t xml:space="preserve">，形成正反馈回差；基准源</w:t>
       </w:r>
       <w:r>
+        <w:rPr>
+          <w:rFonts w:eastAsia="黑体"/>
+        </w:rPr>
         <w:t xml:space="preserve"> REF1 </w:t>
       </w:r>
       <w:r>
         <w:rPr>
-          <w:rFonts w:hint="eastAsia"/>
+          <w:rFonts w:hint="eastAsia" w:eastAsia="黑体"/>
         </w:rPr>
         <w:t xml:space="preserve">的阴极/输出接基准节点</w:t>
       </w:r>
       <w:r>
+        <w:rPr>
+          <w:rFonts w:eastAsia="黑体"/>
+        </w:rPr>
         <w:t xml:space="preserve"> </w:t>
       </w:r>
       <m:oMath>
@@ -693,29 +819,38 @@
       </m:oMath>
       <w:r>
         <w:rPr>
-          <w:rFonts w:hint="eastAsia"/>
+          <w:rFonts w:hint="eastAsia" w:eastAsia="黑体"/>
         </w:rPr>
         <w:t xml:space="preserve">，阳极/参考地接</w:t>
       </w:r>
       <w:r>
+        <w:rPr>
+          <w:rFonts w:eastAsia="黑体"/>
+        </w:rPr>
         <w:t xml:space="preserve"> </w:t>
       </w:r>
       <w:r>
         <w:rPr>
-          <w:rFonts w:hint="eastAsia"/>
+          <w:rFonts w:hint="eastAsia" w:eastAsia="黑体"/>
         </w:rPr>
         <w:t xml:space="preserve">GND，并经限流电阻接电源；比较器</w:t>
       </w:r>
       <w:r>
+        <w:rPr>
+          <w:rFonts w:eastAsia="黑体"/>
+        </w:rPr>
         <w:t xml:space="preserve"> IC1 </w:t>
       </w:r>
       <w:r>
         <w:rPr>
-          <w:rFonts w:hint="eastAsia"/>
+          <w:rFonts w:hint="eastAsia" w:eastAsia="黑体"/>
         </w:rPr>
         <w:t xml:space="preserve">的同相输入端（+）接</w:t>
       </w:r>
       <w:r>
+        <w:rPr>
+          <w:rFonts w:eastAsia="黑体"/>
+        </w:rPr>
         <w:t xml:space="preserve"> </w:t>
       </w:r>
       <m:oMath>
@@ -740,11 +875,14 @@
       </m:oMath>
       <w:r>
         <w:rPr>
-          <w:rFonts w:hint="eastAsia"/>
+          <w:rFonts w:hint="eastAsia" w:eastAsia="黑体"/>
         </w:rPr>
         <w:t xml:space="preserve">、反相输入端（−）接</w:t>
       </w:r>
       <w:r>
+        <w:rPr>
+          <w:rFonts w:eastAsia="黑体"/>
+        </w:rPr>
         <w:t xml:space="preserve"> </w:t>
       </w:r>
       <m:oMath>
@@ -769,20 +907,26 @@
       </m:oMath>
       <w:r>
         <w:rPr>
-          <w:rFonts w:hint="eastAsia"/>
+          <w:rFonts w:hint="eastAsia" w:eastAsia="黑体"/>
         </w:rPr>
         <w:t xml:space="preserve">，供电端接电源、地端接</w:t>
       </w:r>
       <w:r>
+        <w:rPr>
+          <w:rFonts w:eastAsia="黑体"/>
+        </w:rPr>
         <w:t xml:space="preserve"> </w:t>
       </w:r>
       <w:r>
         <w:rPr>
-          <w:rFonts w:hint="eastAsia"/>
+          <w:rFonts w:hint="eastAsia" w:eastAsia="黑体"/>
         </w:rPr>
         <w:t xml:space="preserve">GND，输出端接</w:t>
       </w:r>
       <w:r>
+        <w:rPr>
+          <w:rFonts w:eastAsia="黑体"/>
+        </w:rPr>
         <w:t xml:space="preserve"> </w:t>
       </w:r>
       <m:oMath>
@@ -806,11 +950,14 @@
         </m:sSub>
       </m:oMath>
       <w:r>
+        <w:rPr>
+          <w:rFonts w:eastAsia="黑体"/>
+        </w:rPr>
         <w:t xml:space="preserve"> </w:t>
       </w:r>
       <w:r>
         <w:rPr>
-          <w:rFonts w:hint="eastAsia"/>
+          <w:rFonts w:hint="eastAsia" w:eastAsia="黑体"/>
         </w:rPr>
         <w:t xml:space="preserve">并驱动开关或复位控制环节。</w:t>
       </w:r>
@@ -819,25 +966,31 @@
       <w:pPr/>
       <w:r>
         <w:rPr>
-          <w:rFonts w:hint="eastAsia"/>
+          <w:rFonts w:hint="eastAsia" w:eastAsia="黑体"/>
         </w:rPr>
         <w:t xml:space="preserve">由此构成”分压检测</w:t>
       </w:r>
       <w:r>
+        <w:rPr>
+          <w:rFonts w:eastAsia="黑体"/>
+        </w:rPr>
         <w:t xml:space="preserve"> + </w:t>
       </w:r>
       <w:r>
         <w:rPr>
-          <w:rFonts w:hint="eastAsia"/>
+          <w:rFonts w:hint="eastAsia" w:eastAsia="黑体"/>
         </w:rPr>
         <w:t xml:space="preserve">基准比较</w:t>
       </w:r>
       <w:r>
+        <w:rPr>
+          <w:rFonts w:eastAsia="黑体"/>
+        </w:rPr>
         <w:t xml:space="preserve"> + </w:t>
       </w:r>
       <w:r>
         <w:rPr>
-          <w:rFonts w:hint="eastAsia"/>
+          <w:rFonts w:hint="eastAsia" w:eastAsia="黑体"/>
         </w:rPr>
         <w:t xml:space="preserve">滞回输出控制”的电压跌落（Brown-out）保护组态，电源电压瞬间跌落至阈值以下时比较器翻转，触发系统复位、切换备用电源或关闭负载。</w:t>
       </w:r>
@@ -850,7 +1003,7 @@
       </w:pPr>
       <w:r>
         <w:rPr>
-          <w:rFonts w:hint="eastAsia"/>
+          <w:rFonts w:hint="eastAsia" w:eastAsia="黑体"/>
         </w:rPr>
         <w:t xml:space="preserve">工作原理</w:t>
       </w:r>
@@ -861,7 +1014,7 @@
       </w:pPr>
       <w:r>
         <w:rPr>
-          <w:rFonts w:hint="eastAsia"/>
+          <w:rFonts w:hint="eastAsia" w:eastAsia="黑体"/>
         </w:rPr>
         <w:t xml:space="preserve">正常电压下分压点高于阈值，系统正常工作；当供电因负载突变或电网跌落而骤降，低于阈值时比较器迅速翻转，产生掉电预警信号，让处理器及时保存状态、复位或触发备用电源切换，避免低电压下逻辑错误或存储损坏。</w:t>
       </w:r>
@@ -874,7 +1027,7 @@
       </w:pPr>
       <w:r>
         <w:rPr>
-          <w:rFonts w:hint="eastAsia"/>
+          <w:rFonts w:hint="eastAsia" w:eastAsia="黑体"/>
         </w:rPr>
         <w:t xml:space="preserve">关键计算公式</w:t>
       </w:r>
@@ -888,7 +1041,7 @@
       </w:pPr>
       <w:r>
         <w:rPr>
-          <w:rFonts w:hint="eastAsia"/>
+          <w:rFonts w:hint="eastAsia" w:eastAsia="黑体"/>
         </w:rPr>
         <w:t xml:space="preserve">检测分压：</w:t>
       </w:r>
@@ -1005,7 +1158,7 @@
       </w:pPr>
       <w:r>
         <w:rPr>
-          <w:rFonts w:hint="eastAsia"/>
+          <w:rFonts w:hint="eastAsia" w:eastAsia="黑体"/>
         </w:rPr>
         <w:t xml:space="preserve">触发保护条件：</w:t>
       </w:r>
@@ -1125,7 +1278,7 @@
       </w:pPr>
       <w:r>
         <w:rPr>
-          <w:rFonts w:hint="eastAsia"/>
+          <w:rFonts w:hint="eastAsia" w:eastAsia="黑体"/>
         </w:rPr>
         <w:t xml:space="preserve">保护阈值设定（反解）：</w:t>
       </w:r>
@@ -1254,7 +1407,7 @@
       </w:pPr>
       <w:r>
         <w:rPr>
-          <w:rFonts w:hint="eastAsia"/>
+          <w:rFonts w:hint="eastAsia" w:eastAsia="黑体"/>
         </w:rPr>
         <w:t xml:space="preserve">滞回电压：</w:t>
       </w:r>
@@ -1396,7 +1549,7 @@
             </w:pPr>
             <w:r>
               <w:rPr>
-                <w:rFonts w:hint="eastAsia"/>
+                <w:rFonts w:hint="eastAsia" w:eastAsia="黑体"/>
               </w:rPr>
               <w:t xml:space="preserve">符号</w:t>
             </w:r>
@@ -1410,7 +1563,7 @@
             </w:pPr>
             <w:r>
               <w:rPr>
-                <w:rFonts w:hint="eastAsia"/>
+                <w:rFonts w:hint="eastAsia" w:eastAsia="黑体"/>
               </w:rPr>
               <w:t xml:space="preserve">含义</w:t>
             </w:r>
@@ -1424,7 +1577,7 @@
             </w:pPr>
             <w:r>
               <w:rPr>
-                <w:rFonts w:hint="eastAsia"/>
+                <w:rFonts w:hint="eastAsia" w:eastAsia="黑体"/>
               </w:rPr>
               <w:t xml:space="preserve">单位</w:t>
             </w:r>
@@ -1456,6 +1609,9 @@
               </m:sSub>
             </m:oMath>
             <w:r>
+              <w:rPr>
+                <w:rFonts w:eastAsia="黑体"/>
+              </w:rPr>
               <w:t xml:space="preserve">​</w:t>
             </w:r>
           </w:p>
@@ -1468,7 +1624,7 @@
             </w:pPr>
             <w:r>
               <w:rPr>
-                <w:rFonts w:hint="eastAsia"/>
+                <w:rFonts w:hint="eastAsia" w:eastAsia="黑体"/>
               </w:rPr>
               <w:t xml:space="preserve">电源电压</w:t>
             </w:r>
@@ -1481,6 +1637,9 @@
               <w:pStyle w:val="Compact"/>
             </w:pPr>
             <w:r>
+              <w:rPr>
+                <w:rFonts w:eastAsia="黑体"/>
+              </w:rPr>
               <w:t xml:space="preserve">V</w:t>
             </w:r>
           </w:p>
@@ -1514,6 +1673,9 @@
               </m:sSub>
             </m:oMath>
             <w:r>
+              <w:rPr>
+                <w:rFonts w:eastAsia="黑体"/>
+              </w:rPr>
               <w:t xml:space="preserve">​</w:t>
             </w:r>
           </w:p>
@@ -1526,7 +1688,7 @@
             </w:pPr>
             <w:r>
               <w:rPr>
-                <w:rFonts w:hint="eastAsia"/>
+                <w:rFonts w:hint="eastAsia" w:eastAsia="黑体"/>
               </w:rPr>
               <w:t xml:space="preserve">分压检测电压</w:t>
             </w:r>
@@ -1539,6 +1701,9 @@
               <w:pStyle w:val="Compact"/>
             </w:pPr>
             <w:r>
+              <w:rPr>
+                <w:rFonts w:eastAsia="黑体"/>
+              </w:rPr>
               <w:t xml:space="preserve">V</w:t>
             </w:r>
           </w:p>
@@ -1572,6 +1737,9 @@
               </m:sSub>
             </m:oMath>
             <w:r>
+              <w:rPr>
+                <w:rFonts w:eastAsia="黑体"/>
+              </w:rPr>
               <w:t xml:space="preserve">​</w:t>
             </w:r>
           </w:p>
@@ -1584,7 +1752,7 @@
             </w:pPr>
             <w:r>
               <w:rPr>
-                <w:rFonts w:hint="eastAsia"/>
+                <w:rFonts w:hint="eastAsia" w:eastAsia="黑体"/>
               </w:rPr>
               <w:t xml:space="preserve">基准电压</w:t>
             </w:r>
@@ -1597,6 +1765,9 @@
               <w:pStyle w:val="Compact"/>
             </w:pPr>
             <w:r>
+              <w:rPr>
+                <w:rFonts w:eastAsia="黑体"/>
+              </w:rPr>
               <w:t xml:space="preserve">V</w:t>
             </w:r>
           </w:p>
@@ -1645,6 +1816,9 @@
               </m:sSub>
             </m:oMath>
             <w:r>
+              <w:rPr>
+                <w:rFonts w:eastAsia="黑体"/>
+              </w:rPr>
               <w:t xml:space="preserve">​</w:t>
             </w:r>
           </w:p>
@@ -1657,7 +1831,7 @@
             </w:pPr>
             <w:r>
               <w:rPr>
-                <w:rFonts w:hint="eastAsia"/>
+                <w:rFonts w:hint="eastAsia" w:eastAsia="黑体"/>
               </w:rPr>
               <w:t xml:space="preserve">分压电阻</w:t>
             </w:r>
@@ -1670,6 +1844,9 @@
               <w:pStyle w:val="Compact"/>
             </w:pPr>
             <w:r>
+              <w:rPr>
+                <w:rFonts w:eastAsia="黑体"/>
+              </w:rPr>
               <w:t xml:space="preserve">Ω</w:t>
             </w:r>
           </w:p>
@@ -1712,6 +1889,9 @@
               </m:sSub>
             </m:oMath>
             <w:r>
+              <w:rPr>
+                <w:rFonts w:eastAsia="黑体"/>
+              </w:rPr>
               <w:t xml:space="preserve">​</w:t>
             </w:r>
           </w:p>
@@ -1724,7 +1904,7 @@
             </w:pPr>
             <w:r>
               <w:rPr>
-                <w:rFonts w:hint="eastAsia"/>
+                <w:rFonts w:hint="eastAsia" w:eastAsia="黑体"/>
               </w:rPr>
               <w:t xml:space="preserve">输入保护阈值</w:t>
             </w:r>
@@ -1737,6 +1917,9 @@
               <w:pStyle w:val="Compact"/>
             </w:pPr>
             <w:r>
+              <w:rPr>
+                <w:rFonts w:eastAsia="黑体"/>
+              </w:rPr>
               <w:t xml:space="preserve">V</w:t>
             </w:r>
           </w:p>
@@ -1776,6 +1959,9 @@
               </m:sSub>
             </m:oMath>
             <w:r>
+              <w:rPr>
+                <w:rFonts w:eastAsia="黑体"/>
+              </w:rPr>
               <w:t xml:space="preserve">​</w:t>
             </w:r>
           </w:p>
@@ -1788,7 +1974,7 @@
             </w:pPr>
             <w:r>
               <w:rPr>
-                <w:rFonts w:hint="eastAsia"/>
+                <w:rFonts w:hint="eastAsia" w:eastAsia="黑体"/>
               </w:rPr>
               <w:t xml:space="preserve">滞回宽度</w:t>
             </w:r>
@@ -1801,6 +1987,9 @@
               <w:pStyle w:val="Compact"/>
             </w:pPr>
             <w:r>
+              <w:rPr>
+                <w:rFonts w:eastAsia="黑体"/>
+              </w:rPr>
               <w:t xml:space="preserve">V</w:t>
             </w:r>
           </w:p>
@@ -1815,7 +2004,7 @@
       </w:pPr>
       <w:r>
         <w:rPr>
-          <w:rFonts w:hint="eastAsia"/>
+          <w:rFonts w:hint="eastAsia" w:eastAsia="黑体"/>
         </w:rPr>
         <w:t xml:space="preserve">元件调整影响</w:t>
       </w:r>
@@ -1830,7 +2019,7 @@
       </w:pPr>
       <w:r>
         <w:rPr>
-          <w:rFonts w:hint="eastAsia"/>
+          <w:rFonts w:hint="eastAsia" w:eastAsia="黑体"/>
           <w:b/>
           <w:bCs/>
         </w:rPr>
@@ -1838,6 +2027,7 @@
       </w:r>
       <w:r>
         <w:rPr>
+          <w:rFonts w:eastAsia="黑体"/>
           <w:b/>
           <w:bCs/>
         </w:rPr>
@@ -1907,6 +2097,7 @@
       </m:oMath>
       <w:r>
         <w:rPr>
+          <w:rFonts w:eastAsia="黑体"/>
           <w:b/>
           <w:bCs/>
         </w:rPr>
@@ -1914,21 +2105,27 @@
       </w:r>
       <w:r>
         <w:rPr>
-          <w:rFonts w:hint="eastAsia"/>
+          <w:rFonts w:hint="eastAsia" w:eastAsia="黑体"/>
           <w:b/>
           <w:bCs/>
         </w:rPr>
         <w:t xml:space="preserve">增大</w:t>
       </w:r>
       <w:r>
+        <w:rPr>
+          <w:rFonts w:eastAsia="黑体"/>
+        </w:rPr>
         <w:t xml:space="preserve"> </w:t>
       </w:r>
       <w:r>
+        <w:rPr>
+          <w:rFonts w:eastAsia="黑体"/>
+        </w:rPr>
         <w:t xml:space="preserve">→ </w:t>
       </w:r>
       <w:r>
         <w:rPr>
-          <w:rFonts w:hint="eastAsia"/>
+          <w:rFonts w:hint="eastAsia" w:eastAsia="黑体"/>
         </w:rPr>
         <w:t xml:space="preserve">检测点电压升高，同等电压下更早触发，保护阈值降低。</w:t>
       </w:r>
@@ -1943,21 +2140,27 @@
       </w:pPr>
       <w:r>
         <w:rPr>
-          <w:rFonts w:hint="eastAsia"/>
+          <w:rFonts w:hint="eastAsia" w:eastAsia="黑体"/>
           <w:b/>
           <w:bCs/>
         </w:rPr>
         <w:t xml:space="preserve">分压比减小</w:t>
       </w:r>
       <w:r>
+        <w:rPr>
+          <w:rFonts w:eastAsia="黑体"/>
+        </w:rPr>
         <w:t xml:space="preserve"> </w:t>
       </w:r>
       <w:r>
+        <w:rPr>
+          <w:rFonts w:eastAsia="黑体"/>
+        </w:rPr>
         <w:t xml:space="preserve">→ </w:t>
       </w:r>
       <w:r>
         <w:rPr>
-          <w:rFonts w:hint="eastAsia"/>
+          <w:rFonts w:hint="eastAsia" w:eastAsia="黑体"/>
         </w:rPr>
         <w:t xml:space="preserve">触发点降低，允许电压跌得更低，保护变迟。</w:t>
       </w:r>
@@ -1992,6 +2195,7 @@
       </m:oMath>
       <w:r>
         <w:rPr>
+          <w:rFonts w:eastAsia="黑体"/>
           <w:b/>
           <w:bCs/>
         </w:rPr>
@@ -1999,21 +2203,27 @@
       </w:r>
       <w:r>
         <w:rPr>
-          <w:rFonts w:hint="eastAsia"/>
+          <w:rFonts w:hint="eastAsia" w:eastAsia="黑体"/>
           <w:b/>
           <w:bCs/>
         </w:rPr>
         <w:t xml:space="preserve">提高</w:t>
       </w:r>
       <w:r>
+        <w:rPr>
+          <w:rFonts w:eastAsia="黑体"/>
+        </w:rPr>
         <w:t xml:space="preserve"> </w:t>
       </w:r>
       <w:r>
+        <w:rPr>
+          <w:rFonts w:eastAsia="黑体"/>
+        </w:rPr>
         <w:t xml:space="preserve">→ </w:t>
       </w:r>
       <w:r>
         <w:rPr>
-          <w:rFonts w:hint="eastAsia"/>
+          <w:rFonts w:hint="eastAsia" w:eastAsia="黑体"/>
         </w:rPr>
         <w:t xml:space="preserve">阈值整体上移，保护更灵敏。</w:t>
       </w:r>
@@ -2028,7 +2238,7 @@
       </w:pPr>
       <w:r>
         <w:rPr>
-          <w:rFonts w:hint="eastAsia"/>
+          <w:rFonts w:hint="eastAsia" w:eastAsia="黑体"/>
           <w:b/>
           <w:bCs/>
         </w:rPr>
@@ -2036,6 +2246,7 @@
       </w:r>
       <w:r>
         <w:rPr>
+          <w:rFonts w:eastAsia="黑体"/>
           <w:b/>
           <w:bCs/>
         </w:rPr>
@@ -2063,6 +2274,7 @@
       </m:oMath>
       <w:r>
         <w:rPr>
+          <w:rFonts w:eastAsia="黑体"/>
           <w:b/>
           <w:bCs/>
         </w:rPr>
@@ -2070,21 +2282,27 @@
       </w:r>
       <w:r>
         <w:rPr>
-          <w:rFonts w:hint="eastAsia"/>
+          <w:rFonts w:hint="eastAsia" w:eastAsia="黑体"/>
           <w:b/>
           <w:bCs/>
         </w:rPr>
         <w:t xml:space="preserve">增大</w:t>
       </w:r>
       <w:r>
+        <w:rPr>
+          <w:rFonts w:eastAsia="黑体"/>
+        </w:rPr>
         <w:t xml:space="preserve"> </w:t>
       </w:r>
       <w:r>
+        <w:rPr>
+          <w:rFonts w:eastAsia="黑体"/>
+        </w:rPr>
         <w:t xml:space="preserve">→ </w:t>
       </w:r>
       <w:r>
         <w:rPr>
-          <w:rFonts w:hint="eastAsia"/>
+          <w:rFonts w:hint="eastAsia" w:eastAsia="黑体"/>
         </w:rPr>
         <w:t xml:space="preserve">回差越大，电压小幅波动时不反复翻转。</w:t>
       </w:r>
@@ -2099,21 +2317,27 @@
       </w:pPr>
       <w:r>
         <w:rPr>
-          <w:rFonts w:hint="eastAsia"/>
+          <w:rFonts w:hint="eastAsia" w:eastAsia="黑体"/>
           <w:b/>
           <w:bCs/>
         </w:rPr>
         <w:t xml:space="preserve">检测回路线路阻抗高</w:t>
       </w:r>
       <w:r>
+        <w:rPr>
+          <w:rFonts w:eastAsia="黑体"/>
+        </w:rPr>
         <w:t xml:space="preserve"> </w:t>
       </w:r>
       <w:r>
+        <w:rPr>
+          <w:rFonts w:eastAsia="黑体"/>
+        </w:rPr>
         <w:t xml:space="preserve">→ </w:t>
       </w:r>
       <w:r>
         <w:rPr>
-          <w:rFonts w:hint="eastAsia"/>
+          <w:rFonts w:hint="eastAsia" w:eastAsia="黑体"/>
         </w:rPr>
         <w:t xml:space="preserve">易受噪声干扰误触发，需加滤波。</w:t>
       </w:r>
@@ -2126,7 +2350,7 @@
       </w:pPr>
       <w:r>
         <w:rPr>
-          <w:rFonts w:hint="eastAsia"/>
+          <w:rFonts w:hint="eastAsia" w:eastAsia="黑体"/>
         </w:rPr>
         <w:t xml:space="preserve">典型参数示例</w:t>
       </w:r>
@@ -2141,11 +2365,14 @@
       </w:pPr>
       <w:r>
         <w:rPr>
-          <w:rFonts w:hint="eastAsia"/>
+          <w:rFonts w:hint="eastAsia" w:eastAsia="黑体"/>
         </w:rPr>
         <w:t xml:space="preserve">取</w:t>
       </w:r>
       <w:r>
+        <w:rPr>
+          <w:rFonts w:eastAsia="黑体"/>
+        </w:rPr>
         <w:t xml:space="preserve"> </w:t>
       </w:r>
       <m:oMath>
@@ -2188,6 +2415,9 @@
         </m:r>
       </m:oMath>
       <w:r>
+        <w:rPr>
+          <w:rFonts w:eastAsia="黑体"/>
+        </w:rPr>
         <w:t xml:space="preserve">、</w:t>
       </w:r>
       <m:oMath>
@@ -2224,6 +2454,9 @@
         </m:r>
       </m:oMath>
       <w:r>
+        <w:rPr>
+          <w:rFonts w:eastAsia="黑体"/>
+        </w:rPr>
         <w:t xml:space="preserve">、</w:t>
       </w:r>
       <m:oMath>
@@ -2261,20 +2494,26 @@
       </m:oMath>
       <w:r>
         <w:rPr>
-          <w:rFonts w:hint="eastAsia"/>
+          <w:rFonts w:hint="eastAsia" w:eastAsia="黑体"/>
         </w:rPr>
         <w:t xml:space="preserve">：分压比</w:t>
       </w:r>
       <w:r>
+        <w:rPr>
+          <w:rFonts w:eastAsia="黑体"/>
+        </w:rPr>
         <w:t xml:space="preserve"> </w:t>
       </w:r>
       <w:r>
         <w:rPr>
-          <w:rFonts w:hint="eastAsia"/>
+          <w:rFonts w:hint="eastAsia" w:eastAsia="黑体"/>
         </w:rPr>
         <w:t xml:space="preserve">0.5，输入保护阈值</w:t>
       </w:r>
       <w:r>
+        <w:rPr>
+          <w:rFonts w:eastAsia="黑体"/>
+        </w:rPr>
         <w:t xml:space="preserve"> </w:t>
       </w:r>
       <m:oMath>
@@ -2366,11 +2605,14 @@
       </m:oMath>
       <w:r>
         <w:rPr>
-          <w:rFonts w:hint="eastAsia"/>
+          <w:rFonts w:hint="eastAsia" w:eastAsia="黑体"/>
         </w:rPr>
         <w:t xml:space="preserve">；当</w:t>
       </w:r>
       <w:r>
+        <w:rPr>
+          <w:rFonts w:eastAsia="黑体"/>
+        </w:rPr>
         <w:t xml:space="preserve"> </w:t>
       </w:r>
       <m:oMath>
@@ -2410,11 +2652,14 @@
         </m:r>
       </m:oMath>
       <w:r>
+        <w:rPr>
+          <w:rFonts w:eastAsia="黑体"/>
+        </w:rPr>
         <w:t xml:space="preserve"> </w:t>
       </w:r>
       <w:r>
         <w:rPr>
-          <w:rFonts w:hint="eastAsia"/>
+          <w:rFonts w:hint="eastAsia" w:eastAsia="黑体"/>
         </w:rPr>
         <w:t xml:space="preserve">以下触发掉电保护。</w:t>
       </w:r>
@@ -2429,11 +2674,14 @@
       </w:pPr>
       <w:r>
         <w:rPr>
-          <w:rFonts w:hint="eastAsia"/>
+          <w:rFonts w:hint="eastAsia" w:eastAsia="黑体"/>
         </w:rPr>
         <w:t xml:space="preserve">取</w:t>
       </w:r>
       <w:r>
+        <w:rPr>
+          <w:rFonts w:eastAsia="黑体"/>
+        </w:rPr>
         <w:t xml:space="preserve"> </w:t>
       </w:r>
       <m:oMath>
@@ -2470,6 +2718,9 @@
         </m:r>
       </m:oMath>
       <w:r>
+        <w:rPr>
+          <w:rFonts w:eastAsia="黑体"/>
+        </w:rPr>
         <w:t xml:space="preserve">、</w:t>
       </w:r>
       <m:oMath>
@@ -2507,7 +2758,7 @@
       </m:oMath>
       <w:r>
         <w:rPr>
-          <w:rFonts w:hint="eastAsia"/>
+          <w:rFonts w:hint="eastAsia" w:eastAsia="黑体"/>
         </w:rPr>
         <w:t xml:space="preserve">：</w:t>
       </w:r>
@@ -2590,6 +2841,9 @@
         </m:r>
       </m:oMath>
       <w:r>
+        <w:rPr>
+          <w:rFonts w:eastAsia="黑体"/>
+        </w:rPr>
         <w:t xml:space="preserve">。</w:t>
       </w:r>
     </w:p>
@@ -2601,7 +2855,7 @@
       </w:pPr>
       <w:r>
         <w:rPr>
-          <w:rFonts w:hint="eastAsia"/>
+          <w:rFonts w:hint="eastAsia" w:eastAsia="黑体"/>
         </w:rPr>
         <w:t xml:space="preserve">常见器件型号</w:t>
       </w:r>
@@ -2616,25 +2870,31 @@
       </w:pPr>
       <w:r>
         <w:rPr>
-          <w:rFonts w:hint="eastAsia"/>
+          <w:rFonts w:hint="eastAsia" w:eastAsia="黑体"/>
         </w:rPr>
         <w:t xml:space="preserve">复位</w:t>
       </w:r>
       <w:r>
+        <w:rPr>
+          <w:rFonts w:eastAsia="黑体"/>
+        </w:rPr>
         <w:t xml:space="preserve"> / </w:t>
       </w:r>
       <w:r>
         <w:rPr>
-          <w:rFonts w:hint="eastAsia"/>
+          <w:rFonts w:hint="eastAsia" w:eastAsia="黑体"/>
         </w:rPr>
         <w:t xml:space="preserve">电压监控</w:t>
       </w:r>
       <w:r>
+        <w:rPr>
+          <w:rFonts w:eastAsia="黑体"/>
+        </w:rPr>
         <w:t xml:space="preserve"> </w:t>
       </w:r>
       <w:r>
         <w:rPr>
-          <w:rFonts w:hint="eastAsia"/>
+          <w:rFonts w:hint="eastAsia" w:eastAsia="黑体"/>
         </w:rPr>
         <w:t xml:space="preserve">IC：MAX809、MIC809、TC54、TPS3809。</w:t>
       </w:r>
@@ -2649,7 +2909,7 @@
       </w:pPr>
       <w:r>
         <w:rPr>
-          <w:rFonts w:hint="eastAsia"/>
+          <w:rFonts w:hint="eastAsia" w:eastAsia="黑体"/>
         </w:rPr>
         <w:t xml:space="preserve">比较器：LM393、LM339、TLV3201。</w:t>
       </w:r>
@@ -2664,25 +2924,31 @@
       </w:pPr>
       <w:r>
         <w:rPr>
-          <w:rFonts w:hint="eastAsia"/>
+          <w:rFonts w:hint="eastAsia" w:eastAsia="黑体"/>
         </w:rPr>
         <w:t xml:space="preserve">带滞回的监控器：ADI</w:t>
       </w:r>
       <w:r>
+        <w:rPr>
+          <w:rFonts w:eastAsia="黑体"/>
+        </w:rPr>
         <w:t xml:space="preserve"> / TI </w:t>
       </w:r>
       <w:r>
         <w:rPr>
-          <w:rFonts w:hint="eastAsia"/>
+          <w:rFonts w:hint="eastAsia" w:eastAsia="黑体"/>
         </w:rPr>
         <w:t xml:space="preserve">电压监控复位芯片（如</w:t>
       </w:r>
       <w:r>
+        <w:rPr>
+          <w:rFonts w:eastAsia="黑体"/>
+        </w:rPr>
         <w:t xml:space="preserve"> </w:t>
       </w:r>
       <w:r>
         <w:rPr>
-          <w:rFonts w:hint="eastAsia"/>
+          <w:rFonts w:hint="eastAsia" w:eastAsia="黑体"/>
         </w:rPr>
         <w:t xml:space="preserve">ADM809、TPS3808）。</w:t>
       </w:r>
@@ -2697,7 +2963,7 @@
       </w:pPr>
       <w:r>
         <w:rPr>
-          <w:rFonts w:hint="eastAsia"/>
+          <w:rFonts w:hint="eastAsia" w:eastAsia="黑体"/>
         </w:rPr>
         <w:t xml:space="preserve">基准源：TL431（可调基准）、REF3025。</w:t>
       </w:r>
@@ -2710,7 +2976,7 @@
       </w:pPr>
       <w:r>
         <w:rPr>
-          <w:rFonts w:hint="eastAsia"/>
+          <w:rFonts w:hint="eastAsia" w:eastAsia="黑体"/>
         </w:rPr>
         <w:t xml:space="preserve">注意事项</w:t>
       </w:r>
@@ -2725,7 +2991,7 @@
       </w:pPr>
       <w:r>
         <w:rPr>
-          <w:rFonts w:hint="eastAsia"/>
+          <w:rFonts w:hint="eastAsia" w:eastAsia="黑体"/>
         </w:rPr>
         <w:t xml:space="preserve">用分压电阻检测时，分压回路本身会持续消耗电流，低压设备需权衡分压电阻取值。</w:t>
       </w:r>
@@ -2740,16 +3006,19 @@
       </w:pPr>
       <w:r>
         <w:rPr>
-          <w:rFonts w:hint="eastAsia"/>
+          <w:rFonts w:hint="eastAsia" w:eastAsia="黑体"/>
         </w:rPr>
         <w:t xml:space="preserve">需设置滞回，防止电源电压在阈值附近波动导致系统反复复位</w:t>
       </w:r>
       <w:r>
+        <w:rPr>
+          <w:rFonts w:eastAsia="黑体"/>
+        </w:rPr>
         <w:t xml:space="preserve"> / </w:t>
       </w:r>
       <w:r>
         <w:rPr>
-          <w:rFonts w:hint="eastAsia"/>
+          <w:rFonts w:hint="eastAsia" w:eastAsia="黑体"/>
         </w:rPr>
         <w:t xml:space="preserve">切换。</w:t>
       </w:r>
@@ -2764,7 +3033,7 @@
       </w:pPr>
       <w:r>
         <w:rPr>
-          <w:rFonts w:hint="eastAsia"/>
+          <w:rFonts w:hint="eastAsia" w:eastAsia="黑体"/>
         </w:rPr>
         <w:t xml:space="preserve">阈值要低于正常最低工作电压、高于器件失效电压，并留噪声余量。</w:t>
       </w:r>
@@ -2779,7 +3048,7 @@
       </w:pPr>
       <w:r>
         <w:rPr>
-          <w:rFonts w:hint="eastAsia"/>
+          <w:rFonts w:hint="eastAsia" w:eastAsia="黑体"/>
         </w:rPr>
         <w:t xml:space="preserve">对快速跌落需保证响应足够快，避免处理器在低压状态运行过久。</w:t>
       </w:r>
@@ -2792,7 +3061,7 @@
       </w:pPr>
       <w:r>
         <w:rPr>
-          <w:rFonts w:hint="eastAsia"/>
+          <w:rFonts w:hint="eastAsia" w:eastAsia="黑体"/>
         </w:rPr>
         <w:t xml:space="preserve">参考资料</w:t>
       </w:r>
@@ -2806,20 +3075,26 @@
         </w:numPr>
       </w:pPr>
       <w:r>
+        <w:rPr>
+          <w:rFonts w:eastAsia="黑体"/>
+        </w:rPr>
         <w:t xml:space="preserve">TI </w:t>
       </w:r>
       <w:r>
         <w:rPr>
-          <w:rFonts w:hint="eastAsia"/>
+          <w:rFonts w:hint="eastAsia" w:eastAsia="黑体"/>
         </w:rPr>
         <w:t xml:space="preserve">官网：TPS3808</w:t>
       </w:r>
       <w:r>
+        <w:rPr>
+          <w:rFonts w:eastAsia="黑体"/>
+        </w:rPr>
         <w:t xml:space="preserve"> </w:t>
       </w:r>
       <w:r>
         <w:rPr>
-          <w:rFonts w:hint="eastAsia"/>
+          <w:rFonts w:hint="eastAsia" w:eastAsia="黑体"/>
         </w:rPr>
         <w:t xml:space="preserve">电压监控器数据手册。</w:t>
       </w:r>
@@ -2833,6 +3108,9 @@
         </w:numPr>
       </w:pPr>
       <w:r>
+        <w:rPr>
+          <w:rFonts w:eastAsia="黑体"/>
+        </w:rPr>
         <w:t xml:space="preserve">Wikipedia: Brownout (electricity)。</w:t>
       </w:r>
     </w:p>
@@ -2846,7 +3124,7 @@
       </w:pPr>
       <w:r>
         <w:rPr>
-          <w:rFonts w:hint="eastAsia"/>
+          <w:rFonts w:hint="eastAsia" w:eastAsia="黑体"/>
         </w:rPr>
         <w:t xml:space="preserve">《数字电路与逻辑设计》相关掉电保护章节。</w:t>
       </w:r>
@@ -2860,11 +3138,11 @@
       </w:pPr>
       <w:r>
         <w:rPr>
-          <w:rFonts w:ascii="Times New Roman" w:hAnsi="Times New Roman"/>
+          <w:rFonts w:ascii="Times New Roman" w:hAnsi="Times New Roman" w:eastAsia="黑体"/>
           <w:color w:val="555555"/>
           <w:sz w:val="21"/>
         </w:rPr>
-        <w:t>材料收集者：杜文杰</w:t>
+        <w:t>材料收集者：杜文杰，WX手机：19519196569，QQ:3478827729</w:t>
       </w:r>
     </w:p>
     <w:sectPr>
@@ -2884,7 +3162,7 @@
 </file>
 
 <file path=word/footer1.xml><?xml version="1.0" encoding="utf-8"?>
-<w:ftr xmlns:m="http://schemas.openxmlformats.org/officeDocument/2006/math" xmlns:mc="http://schemas.openxmlformats.org/markup-compatibility/2006" xmlns:mo="http://schemas.microsoft.com/office/mac/office/2008/main" xmlns:mv="urn:schemas-microsoft-com:mac:vml" xmlns:o="urn:schemas-microsoft-com:office:office" xmlns:r="http://schemas.openxmlformats.org/officeDocument/2006/relationships" xmlns:v="urn:schemas-microsoft-com:vml" xmlns:w10="urn:schemas-microsoft-com:office:word" xmlns:w14="http://schemas.microsoft.com/office/word/2010/wordml" xmlns:w="http://schemas.openxmlformats.org/wordprocessingml/2006/main" xmlns:wne="http://schemas.microsoft.com/office/word/2006/wordml" xmlns:wp14="http://schemas.microsoft.com/office/word/2010/wordprocessingDrawing" xmlns:wp="http://schemas.openxmlformats.org/drawingml/2006/wordprocessingDrawing" xmlns:wpc="http://schemas.microsoft.com/office/word/2010/wordprocessingCanvas" xmlns:wpg="http://schemas.microsoft.com/office/word/2010/wordprocessingGroup" xmlns:wpi="http://schemas.microsoft.com/office/word/2010/wordprocessingInk" xmlns:wps="http://schemas.microsoft.com/office/word/2010/wordprocessingShape" mc:Ignorable="w14 wp14">
+<w:ftr xmlns:mc="http://schemas.openxmlformats.org/markup-compatibility/2006" xmlns:w="http://schemas.openxmlformats.org/wordprocessingml/2006/main" xmlns:m="http://schemas.openxmlformats.org/officeDocument/2006/math" xmlns:mo="http://schemas.microsoft.com/office/mac/office/2008/main" xmlns:mv="urn:schemas-microsoft-com:mac:vml" xmlns:o="urn:schemas-microsoft-com:office:office" xmlns:r="http://schemas.openxmlformats.org/officeDocument/2006/relationships" xmlns:v="urn:schemas-microsoft-com:vml" xmlns:w10="urn:schemas-microsoft-com:office:word" xmlns:w14="http://schemas.microsoft.com/office/word/2010/wordml" xmlns:wne="http://schemas.microsoft.com/office/word/2006/wordml" xmlns:wp14="http://schemas.microsoft.com/office/word/2010/wordprocessingDrawing" xmlns:wp="http://schemas.openxmlformats.org/drawingml/2006/wordprocessingDrawing" xmlns:wpc="http://schemas.microsoft.com/office/word/2010/wordprocessingCanvas" xmlns:wpg="http://schemas.microsoft.com/office/word/2010/wordprocessingGroup" xmlns:wpi="http://schemas.microsoft.com/office/word/2010/wordprocessingInk" xmlns:wps="http://schemas.microsoft.com/office/word/2010/wordprocessingShape" mc:Ignorable="w14 wp14">
   <w:p>
     <w:pPr>
       <w:pStyle w:val="Footer"/>
@@ -2892,12 +3170,14 @@
     </w:pPr>
     <w:r>
       <w:rPr>
+        <w:rFonts w:eastAsia="黑体"/>
         <w:sz w:val="18"/>
       </w:rPr>
       <w:t xml:space="preserve">第 </w:t>
     </w:r>
     <w:r>
       <w:rPr>
+        <w:rFonts w:eastAsia="黑体"/>
         <w:sz w:val="18"/>
       </w:rPr>
       <w:fldChar w:fldCharType="begin"/>
@@ -2906,6 +3186,7 @@
     </w:r>
     <w:r>
       <w:rPr>
+        <w:rFonts w:eastAsia="黑体"/>
         <w:sz w:val="18"/>
       </w:rPr>
       <w:t xml:space="preserve"> 页</w:t>
@@ -2919,6 +3200,9 @@
   <w:footnote w:type="continuationSeparator" w:id="0">
     <w:p>
       <w:r>
+        <w:rPr>
+          <w:rFonts w:eastAsia="黑体"/>
+        </w:rPr>
         <w:continuationSeparator/>
       </w:r>
     </w:p>
@@ -2926,6 +3210,9 @@
   <w:footnote w:type="separator" w:id="-1">
     <w:p>
       <w:r>
+        <w:rPr>
+          <w:rFonts w:eastAsia="黑体"/>
+        </w:rPr>
         <w:separator/>
       </w:r>
     </w:p>
@@ -2934,7 +3221,7 @@
 </file>
 
 <file path=word/header1.xml><?xml version="1.0" encoding="utf-8"?>
-<w:hdr xmlns:m="http://schemas.openxmlformats.org/officeDocument/2006/math" xmlns:mc="http://schemas.openxmlformats.org/markup-compatibility/2006" xmlns:mo="http://schemas.microsoft.com/office/mac/office/2008/main" xmlns:mv="urn:schemas-microsoft-com:mac:vml" xmlns:o="urn:schemas-microsoft-com:office:office" xmlns:r="http://schemas.openxmlformats.org/officeDocument/2006/relationships" xmlns:v="urn:schemas-microsoft-com:vml" xmlns:w10="urn:schemas-microsoft-com:office:word" xmlns:w14="http://schemas.microsoft.com/office/word/2010/wordml" xmlns:w="http://schemas.openxmlformats.org/wordprocessingml/2006/main" xmlns:wne="http://schemas.microsoft.com/office/word/2006/wordml" xmlns:wp14="http://schemas.microsoft.com/office/word/2010/wordprocessingDrawing" xmlns:wp="http://schemas.openxmlformats.org/drawingml/2006/wordprocessingDrawing" xmlns:wpc="http://schemas.microsoft.com/office/word/2010/wordprocessingCanvas" xmlns:wpg="http://schemas.microsoft.com/office/word/2010/wordprocessingGroup" xmlns:wpi="http://schemas.microsoft.com/office/word/2010/wordprocessingInk" xmlns:wps="http://schemas.microsoft.com/office/word/2010/wordprocessingShape" mc:Ignorable="w14 wp14">
+<w:hdr xmlns:mc="http://schemas.openxmlformats.org/markup-compatibility/2006" xmlns:w="http://schemas.openxmlformats.org/wordprocessingml/2006/main" xmlns:m="http://schemas.openxmlformats.org/officeDocument/2006/math" xmlns:mo="http://schemas.microsoft.com/office/mac/office/2008/main" xmlns:mv="urn:schemas-microsoft-com:mac:vml" xmlns:o="urn:schemas-microsoft-com:office:office" xmlns:r="http://schemas.openxmlformats.org/officeDocument/2006/relationships" xmlns:v="urn:schemas-microsoft-com:vml" xmlns:w10="urn:schemas-microsoft-com:office:word" xmlns:w14="http://schemas.microsoft.com/office/word/2010/wordml" xmlns:wne="http://schemas.microsoft.com/office/word/2006/wordml" xmlns:wp14="http://schemas.microsoft.com/office/word/2010/wordprocessingDrawing" xmlns:wp="http://schemas.openxmlformats.org/drawingml/2006/wordprocessingDrawing" xmlns:wpc="http://schemas.microsoft.com/office/word/2010/wordprocessingCanvas" xmlns:wpg="http://schemas.microsoft.com/office/word/2010/wordprocessingGroup" xmlns:wpi="http://schemas.microsoft.com/office/word/2010/wordprocessingInk" xmlns:wps="http://schemas.microsoft.com/office/word/2010/wordprocessingShape" mc:Ignorable="w14 wp14">
   <w:p>
     <w:pPr>
       <w:pStyle w:val="Header"/>
@@ -2942,7 +3229,7 @@
     </w:pPr>
     <w:r>
       <w:rPr>
-        <w:rFonts w:ascii="Times New Roman" w:hAnsi="Times New Roman"/>
+        <w:rFonts w:ascii="Times New Roman" w:hAnsi="Times New Roman" w:eastAsia="黑体"/>
         <w:sz w:val="18"/>
         <w:rFonts w:eastAsia="黑体"/>
         <w:rFonts w:eastAsia="黑体"/>
@@ -2954,7 +3241,7 @@
 </file>
 
 <file path=word/numbering.xml><?xml version="1.0" encoding="utf-8"?>
-<w:numbering xmlns:m="http://schemas.openxmlformats.org/officeDocument/2006/math" xmlns:mc="http://schemas.openxmlformats.org/markup-compatibility/2006" xmlns:mo="http://schemas.microsoft.com/office/mac/office/2008/main" xmlns:mv="urn:schemas-microsoft-com:mac:vml" xmlns:o="urn:schemas-microsoft-com:office:office" xmlns:r="http://schemas.openxmlformats.org/officeDocument/2006/relationships" xmlns:v="urn:schemas-microsoft-com:vml" xmlns:w="http://schemas.openxmlformats.org/wordprocessingml/2006/main" xmlns:w10="urn:schemas-microsoft-com:office:word" xmlns:w14="http://schemas.microsoft.com/office/word/2010/wordml" xmlns:wne="http://schemas.microsoft.com/office/word/2006/wordml" xmlns:wp="http://schemas.openxmlformats.org/drawingml/2006/wordprocessingDrawing" xmlns:wp14="http://schemas.microsoft.com/office/word/2010/wordprocessingDrawing" xmlns:wpc="http://schemas.microsoft.com/office/word/2010/wordprocessingCanvas" xmlns:wpg="http://schemas.microsoft.com/office/word/2010/wordprocessingGroup" xmlns:wpi="http://schemas.microsoft.com/office/word/2010/wordprocessingInk" xmlns:wps="http://schemas.microsoft.com/office/word/2010/wordprocessingShape" mc:Ignorable="w14 wp14">
+<w:numbering xmlns:mc="http://schemas.openxmlformats.org/markup-compatibility/2006" xmlns:w="http://schemas.openxmlformats.org/wordprocessingml/2006/main" xmlns:m="http://schemas.openxmlformats.org/officeDocument/2006/math" xmlns:mo="http://schemas.microsoft.com/office/mac/office/2008/main" xmlns:mv="urn:schemas-microsoft-com:mac:vml" xmlns:o="urn:schemas-microsoft-com:office:office" xmlns:r="http://schemas.openxmlformats.org/officeDocument/2006/relationships" xmlns:v="urn:schemas-microsoft-com:vml" xmlns:w10="urn:schemas-microsoft-com:office:word" xmlns:w14="http://schemas.microsoft.com/office/word/2010/wordml" xmlns:wne="http://schemas.microsoft.com/office/word/2006/wordml" xmlns:wp="http://schemas.openxmlformats.org/drawingml/2006/wordprocessingDrawing" xmlns:wp14="http://schemas.microsoft.com/office/word/2010/wordprocessingDrawing" xmlns:wpc="http://schemas.microsoft.com/office/word/2010/wordprocessingCanvas" xmlns:wpg="http://schemas.microsoft.com/office/word/2010/wordprocessingGroup" xmlns:wpi="http://schemas.microsoft.com/office/word/2010/wordprocessingInk" xmlns:wps="http://schemas.microsoft.com/office/word/2010/wordprocessingShape" mc:Ignorable="w14 wp14">
   <w:abstractNum w:abstractNumId="0">
     <w:nsid w:val="FFFFFF7C"/>
     <w:multiLevelType w:val="singleLevel"/>
@@ -3041,7 +3328,7 @@
         <w:ind w:hanging="360" w:left="1440"/>
       </w:pPr>
       <w:rPr>
-        <w:rFonts w:ascii="Symbol" w:hAnsi="Symbol" w:hint="default"/>
+        <w:rFonts w:ascii="Symbol" w:hAnsi="Symbol" w:hint="default" w:eastAsia="黑体"/>
       </w:rPr>
     </w:lvl>
   </w:abstractNum>
@@ -3062,7 +3349,7 @@
         <w:ind w:hanging="360" w:left="1080"/>
       </w:pPr>
       <w:rPr>
-        <w:rFonts w:ascii="Symbol" w:hAnsi="Symbol" w:hint="default"/>
+        <w:rFonts w:ascii="Symbol" w:hAnsi="Symbol" w:hint="default" w:eastAsia="黑体"/>
       </w:rPr>
     </w:lvl>
   </w:abstractNum>
@@ -3083,7 +3370,7 @@
         <w:ind w:hanging="360" w:left="720"/>
       </w:pPr>
       <w:rPr>
-        <w:rFonts w:ascii="Symbol" w:hAnsi="Symbol" w:hint="default"/>
+        <w:rFonts w:ascii="Symbol" w:hAnsi="Symbol" w:hint="default" w:eastAsia="黑体"/>
       </w:rPr>
     </w:lvl>
   </w:abstractNum>
@@ -3122,7 +3409,7 @@
         <w:ind w:hanging="360" w:left="360"/>
       </w:pPr>
       <w:rPr>
-        <w:rFonts w:ascii="Symbol" w:hAnsi="Symbol" w:hint="default"/>
+        <w:rFonts w:ascii="Symbol" w:hAnsi="Symbol" w:hint="default" w:eastAsia="黑体"/>
       </w:rPr>
     </w:lvl>
   </w:abstractNum>
@@ -3213,7 +3500,7 @@
         <w:ind w:left="720" w:hanging="360"/>
       </w:pPr>
       <w:rPr>
-        <w:rFonts w:ascii="Symbol" w:hAnsi="Symbol" w:cs="Symbol" w:hint="default"/>
+        <w:rFonts w:ascii="Symbol" w:hAnsi="Symbol" w:cs="Symbol" w:hint="default" w:eastAsia="黑体"/>
       </w:rPr>
     </w:lvl>
     <w:lvl w:ilvl="1">
@@ -3224,7 +3511,7 @@
         <w:ind w:left="1440" w:hanging="360"/>
       </w:pPr>
       <w:rPr>
-        <w:rFonts w:ascii="Courier New" w:hAnsi="Courier New" w:cs="Courier New" w:hint="default"/>
+        <w:rFonts w:ascii="Courier New" w:hAnsi="Courier New" w:cs="Courier New" w:hint="default" w:eastAsia="黑体"/>
       </w:rPr>
     </w:lvl>
     <w:lvl w:ilvl="2">
@@ -3235,7 +3522,7 @@
         <w:ind w:left="2160" w:hanging="360"/>
       </w:pPr>
       <w:rPr>
-        <w:rFonts w:ascii="Wingdings" w:hAnsi="Wingdings" w:cs="Wingdings" w:hint="default"/>
+        <w:rFonts w:ascii="Wingdings" w:hAnsi="Wingdings" w:cs="Wingdings" w:hint="default" w:eastAsia="黑体"/>
       </w:rPr>
     </w:lvl>
     <w:lvl w:ilvl="3">
@@ -3246,7 +3533,7 @@
         <w:ind w:left="2880" w:hanging="360"/>
       </w:pPr>
       <w:rPr>
-        <w:rFonts w:ascii="Symbol" w:hAnsi="Symbol" w:cs="Symbol" w:hint="default"/>
+        <w:rFonts w:ascii="Symbol" w:hAnsi="Symbol" w:cs="Symbol" w:hint="default" w:eastAsia="黑体"/>
       </w:rPr>
     </w:lvl>
     <w:lvl w:ilvl="4">
@@ -3257,7 +3544,7 @@
         <w:ind w:left="3600" w:hanging="360"/>
       </w:pPr>
       <w:rPr>
-        <w:rFonts w:ascii="Courier New" w:hAnsi="Courier New" w:cs="Courier New" w:hint="default"/>
+        <w:rFonts w:ascii="Courier New" w:hAnsi="Courier New" w:cs="Courier New" w:hint="default" w:eastAsia="黑体"/>
       </w:rPr>
     </w:lvl>
     <w:lvl w:ilvl="5">
@@ -3268,7 +3555,7 @@
         <w:ind w:left="4320" w:hanging="360"/>
       </w:pPr>
       <w:rPr>
-        <w:rFonts w:ascii="Wingdings" w:hAnsi="Wingdings" w:cs="Wingdings" w:hint="default"/>
+        <w:rFonts w:ascii="Wingdings" w:hAnsi="Wingdings" w:cs="Wingdings" w:hint="default" w:eastAsia="黑体"/>
       </w:rPr>
     </w:lvl>
     <w:lvl w:ilvl="6">
@@ -3279,7 +3566,7 @@
         <w:ind w:left="5040" w:hanging="360"/>
       </w:pPr>
       <w:rPr>
-        <w:rFonts w:ascii="Symbol" w:hAnsi="Symbol" w:cs="Symbol" w:hint="default"/>
+        <w:rFonts w:ascii="Symbol" w:hAnsi="Symbol" w:cs="Symbol" w:hint="default" w:eastAsia="黑体"/>
       </w:rPr>
     </w:lvl>
     <w:lvl w:ilvl="7">
@@ -3290,7 +3577,7 @@
         <w:ind w:left="5760" w:hanging="360"/>
       </w:pPr>
       <w:rPr>
-        <w:rFonts w:ascii="Courier New" w:hAnsi="Courier New" w:cs="Courier New" w:hint="default"/>
+        <w:rFonts w:ascii="Courier New" w:hAnsi="Courier New" w:cs="Courier New" w:hint="default" w:eastAsia="黑体"/>
       </w:rPr>
     </w:lvl>
     <w:lvl w:ilvl="8">
@@ -3301,7 +3588,7 @@
         <w:ind w:left="6480" w:hanging="360"/>
       </w:pPr>
       <w:rPr>
-        <w:rFonts w:ascii="Wingdings" w:hAnsi="Wingdings" w:cs="Wingdings" w:hint="default"/>
+        <w:rFonts w:ascii="Wingdings" w:hAnsi="Wingdings" w:cs="Wingdings" w:hint="default" w:eastAsia="黑体"/>
       </w:rPr>
     </w:lvl>
   </w:abstractNum>
@@ -3357,11 +3644,11 @@
 </file>
 
 <file path=word/styles.xml><?xml version="1.0" encoding="utf-8"?>
-<w:styles xmlns:mc="http://schemas.openxmlformats.org/markup-compatibility/2006" xmlns:r="http://schemas.openxmlformats.org/officeDocument/2006/relationships" xmlns:w="http://schemas.openxmlformats.org/wordprocessingml/2006/main" xmlns:w14="http://schemas.microsoft.com/office/word/2010/wordml" mc:Ignorable="w14">
+<w:styles xmlns:mc="http://schemas.openxmlformats.org/markup-compatibility/2006" xmlns:w="http://schemas.openxmlformats.org/wordprocessingml/2006/main" xmlns:r="http://schemas.openxmlformats.org/officeDocument/2006/relationships" xmlns:w14="http://schemas.microsoft.com/office/word/2010/wordml" mc:Ignorable="w14">
   <w:docDefaults>
     <w:rPrDefault>
       <w:rPr>
-        <w:rFonts w:asciiTheme="minorHAnsi" w:cstheme="minorBidi" w:eastAsiaTheme="minorEastAsia" w:hAnsiTheme="minorHAnsi"/>
+        <w:rFonts w:asciiTheme="minorHAnsi" w:cstheme="minorBidi" w:hAnsiTheme="minorHAnsi" w:eastAsia="黑体"/>
         <w:sz w:val="22"/>
         <w:szCs w:val="22"/>
         <w:lang w:bidi="ar-SA" w:eastAsia="en-US" w:val="en-US"/>
@@ -3583,7 +3870,7 @@
       <w:outlineLvl w:val="0"/>
     </w:pPr>
     <w:rPr>
-      <w:rFonts w:ascii="Times New Roman" w:asciiTheme="majorHAnsi" w:cstheme="majorBidi" w:eastAsia="黑体" w:eastAsiaTheme="majorEastAsia" w:hAnsi="Times New Roman" w:hAnsiTheme="majorHAnsi"/>
+      <w:rFonts w:ascii="Times New Roman" w:asciiTheme="majorHAnsi" w:cstheme="majorBidi" w:eastAsia="黑体" w:hAnsi="Times New Roman" w:hAnsiTheme="majorHAnsi"/>
       <w:b/>
       <w:bCs/>
       <w:color w:val="1F3864"/>
@@ -3607,7 +3894,7 @@
       <w:outlineLvl w:val="1"/>
     </w:pPr>
     <w:rPr>
-      <w:rFonts w:ascii="Times New Roman" w:asciiTheme="majorHAnsi" w:cstheme="majorBidi" w:eastAsia="黑体" w:eastAsiaTheme="majorEastAsia" w:hAnsi="Times New Roman" w:hAnsiTheme="majorHAnsi"/>
+      <w:rFonts w:ascii="Times New Roman" w:asciiTheme="majorHAnsi" w:cstheme="majorBidi" w:eastAsia="黑体" w:hAnsi="Times New Roman" w:hAnsiTheme="majorHAnsi"/>
       <w:b/>
       <w:bCs/>
       <w:color w:val="2E4E7E"/>
@@ -3631,7 +3918,7 @@
       <w:outlineLvl w:val="2"/>
     </w:pPr>
     <w:rPr>
-      <w:rFonts w:ascii="Times New Roman" w:asciiTheme="majorHAnsi" w:cstheme="majorBidi" w:eastAsia="黑体" w:eastAsiaTheme="majorEastAsia" w:hAnsi="Times New Roman" w:hAnsiTheme="majorHAnsi"/>
+      <w:rFonts w:ascii="Times New Roman" w:asciiTheme="majorHAnsi" w:cstheme="majorBidi" w:eastAsia="黑体" w:hAnsi="Times New Roman" w:hAnsiTheme="majorHAnsi"/>
       <w:b/>
       <w:bCs/>
       <w:color w:val="2E4E7E"/>
@@ -3655,7 +3942,7 @@
       <w:outlineLvl w:val="3"/>
     </w:pPr>
     <w:rPr>
-      <w:rFonts w:ascii="Times New Roman" w:asciiTheme="majorHAnsi" w:cstheme="majorBidi" w:eastAsia="黑体" w:eastAsiaTheme="majorEastAsia" w:hAnsi="Times New Roman" w:hAnsiTheme="majorHAnsi"/>
+      <w:rFonts w:ascii="Times New Roman" w:asciiTheme="majorHAnsi" w:cstheme="majorBidi" w:eastAsia="黑体" w:hAnsi="Times New Roman" w:hAnsiTheme="majorHAnsi"/>
       <w:b/>
       <w:bCs/>
       <w:i/>
@@ -3681,7 +3968,7 @@
       <w:outlineLvl w:val="4"/>
     </w:pPr>
     <w:rPr>
-      <w:rFonts w:ascii="Times New Roman" w:asciiTheme="majorHAnsi" w:cstheme="majorBidi" w:eastAsia="黑体" w:eastAsiaTheme="majorEastAsia" w:hAnsi="Times New Roman" w:hAnsiTheme="majorHAnsi"/>
+      <w:rFonts w:ascii="Times New Roman" w:asciiTheme="majorHAnsi" w:cstheme="majorBidi" w:eastAsia="黑体" w:hAnsi="Times New Roman" w:hAnsiTheme="majorHAnsi"/>
       <w:b/>
       <w:color w:val="333333"/>
       <w:sz w:val="22"/>
@@ -3704,7 +3991,7 @@
       <w:outlineLvl w:val="5"/>
     </w:pPr>
     <w:rPr>
-      <w:rFonts w:asciiTheme="majorHAnsi" w:cstheme="majorBidi" w:eastAsiaTheme="majorEastAsia" w:hAnsiTheme="majorHAnsi"/>
+      <w:rFonts w:asciiTheme="majorHAnsi" w:cstheme="majorBidi" w:hAnsiTheme="majorHAnsi" w:eastAsia="黑体"/>
       <w:i/>
       <w:iCs/>
       <w:color w:themeColor="accent1" w:themeShade="7F" w:val="243F60"/>
@@ -3727,7 +4014,7 @@
       <w:outlineLvl w:val="6"/>
     </w:pPr>
     <w:rPr>
-      <w:rFonts w:asciiTheme="majorHAnsi" w:cstheme="majorBidi" w:eastAsiaTheme="majorEastAsia" w:hAnsiTheme="majorHAnsi"/>
+      <w:rFonts w:asciiTheme="majorHAnsi" w:cstheme="majorBidi" w:hAnsiTheme="majorHAnsi" w:eastAsia="黑体"/>
       <w:i/>
       <w:iCs/>
       <w:color w:themeColor="text1" w:themeTint="BF" w:val="404040"/>
@@ -3750,7 +4037,7 @@
       <w:outlineLvl w:val="7"/>
     </w:pPr>
     <w:rPr>
-      <w:rFonts w:asciiTheme="majorHAnsi" w:cstheme="majorBidi" w:eastAsiaTheme="majorEastAsia" w:hAnsiTheme="majorHAnsi"/>
+      <w:rFonts w:asciiTheme="majorHAnsi" w:cstheme="majorBidi" w:hAnsiTheme="majorHAnsi" w:eastAsia="黑体"/>
       <w:color w:themeColor="accent1" w:val="4F81BD"/>
       <w:sz w:val="20"/>
       <w:szCs w:val="20"/>
@@ -3773,7 +4060,7 @@
       <w:outlineLvl w:val="8"/>
     </w:pPr>
     <w:rPr>
-      <w:rFonts w:asciiTheme="majorHAnsi" w:cstheme="majorBidi" w:eastAsiaTheme="majorEastAsia" w:hAnsiTheme="majorHAnsi"/>
+      <w:rFonts w:asciiTheme="majorHAnsi" w:cstheme="majorBidi" w:hAnsiTheme="majorHAnsi" w:eastAsia="黑体"/>
       <w:i/>
       <w:iCs/>
       <w:color w:themeColor="text1" w:themeTint="BF" w:val="404040"/>
@@ -3824,7 +4111,7 @@
     <w:uiPriority w:val="9"/>
     <w:rsid w:val="00FC693F"/>
     <w:rPr>
-      <w:rFonts w:asciiTheme="majorHAnsi" w:cstheme="majorBidi" w:eastAsiaTheme="majorEastAsia" w:hAnsiTheme="majorHAnsi"/>
+      <w:rFonts w:asciiTheme="majorHAnsi" w:cstheme="majorBidi" w:hAnsiTheme="majorHAnsi" w:eastAsia="黑体"/>
       <w:b/>
       <w:bCs/>
       <w:color w:themeColor="accent1" w:themeShade="BF" w:val="365F91"/>
@@ -3839,7 +4126,7 @@
     <w:uiPriority w:val="9"/>
     <w:rsid w:val="00FC693F"/>
     <w:rPr>
-      <w:rFonts w:asciiTheme="majorHAnsi" w:cstheme="majorBidi" w:eastAsiaTheme="majorEastAsia" w:hAnsiTheme="majorHAnsi"/>
+      <w:rFonts w:asciiTheme="majorHAnsi" w:cstheme="majorBidi" w:hAnsiTheme="majorHAnsi" w:eastAsia="黑体"/>
       <w:b/>
       <w:bCs/>
       <w:color w:themeColor="accent1" w:val="4F81BD"/>
@@ -3854,7 +4141,7 @@
     <w:uiPriority w:val="9"/>
     <w:rsid w:val="00FC693F"/>
     <w:rPr>
-      <w:rFonts w:asciiTheme="majorHAnsi" w:cstheme="majorBidi" w:eastAsiaTheme="majorEastAsia" w:hAnsiTheme="majorHAnsi"/>
+      <w:rFonts w:asciiTheme="majorHAnsi" w:cstheme="majorBidi" w:hAnsiTheme="majorHAnsi" w:eastAsia="黑体"/>
       <w:b/>
       <w:bCs/>
       <w:color w:themeColor="accent1" w:val="4F81BD"/>
@@ -3877,7 +4164,7 @@
       <w:contextualSpacing/>
     </w:pPr>
     <w:rPr>
-      <w:rFonts w:ascii="Times New Roman" w:asciiTheme="majorHAnsi" w:cstheme="majorBidi" w:eastAsia="黑体" w:eastAsiaTheme="majorEastAsia" w:hAnsi="Times New Roman" w:hAnsiTheme="majorHAnsi"/>
+      <w:rFonts w:ascii="Times New Roman" w:asciiTheme="majorHAnsi" w:cstheme="majorBidi" w:eastAsia="黑体" w:hAnsi="Times New Roman" w:hAnsiTheme="majorHAnsi"/>
       <w:b/>
       <w:color w:val="1F3864"/>
       <w:spacing w:val="5"/>
@@ -3893,7 +4180,7 @@
     <w:uiPriority w:val="10"/>
     <w:rsid w:val="00FC693F"/>
     <w:rPr>
-      <w:rFonts w:asciiTheme="majorHAnsi" w:cstheme="majorBidi" w:eastAsiaTheme="majorEastAsia" w:hAnsiTheme="majorHAnsi"/>
+      <w:rFonts w:asciiTheme="majorHAnsi" w:cstheme="majorBidi" w:hAnsiTheme="majorHAnsi" w:eastAsia="黑体"/>
       <w:color w:themeColor="text2" w:themeShade="BF" w:val="17365D"/>
       <w:spacing w:val="5"/>
       <w:kern w:val="28"/>
@@ -3915,7 +4202,7 @@
       </w:numPr>
     </w:pPr>
     <w:rPr>
-      <w:rFonts w:asciiTheme="majorHAnsi" w:cstheme="majorBidi" w:eastAsiaTheme="majorEastAsia" w:hAnsiTheme="majorHAnsi"/>
+      <w:rFonts w:asciiTheme="majorHAnsi" w:cstheme="majorBidi" w:hAnsiTheme="majorHAnsi" w:eastAsia="黑体"/>
       <w:i/>
       <w:iCs/>
       <w:color w:themeColor="accent1" w:val="4F81BD"/>
@@ -3931,7 +4218,7 @@
     <w:uiPriority w:val="11"/>
     <w:rsid w:val="00FC693F"/>
     <w:rPr>
-      <w:rFonts w:asciiTheme="majorHAnsi" w:cstheme="majorBidi" w:eastAsiaTheme="majorEastAsia" w:hAnsiTheme="majorHAnsi"/>
+      <w:rFonts w:asciiTheme="majorHAnsi" w:cstheme="majorBidi" w:hAnsiTheme="majorHAnsi" w:eastAsia="黑体"/>
       <w:i/>
       <w:iCs/>
       <w:color w:themeColor="accent1" w:val="4F81BD"/>
@@ -3998,6 +4285,7 @@
       <w:spacing w:after="120"/>
     </w:pPr>
     <w:rPr>
+      <w:rFonts w:eastAsia="黑体"/>
       <w:sz w:val="16"/>
       <w:szCs w:val="16"/>
     </w:rPr>
@@ -4009,6 +4297,7 @@
     <w:uiPriority w:val="99"/>
     <w:rsid w:val="00AA1D8D"/>
     <w:rPr>
+      <w:rFonts w:eastAsia="黑体"/>
       <w:sz w:val="16"/>
       <w:szCs w:val="16"/>
     </w:rPr>
@@ -4178,7 +4467,7 @@
       </w:tabs>
     </w:pPr>
     <w:rPr>
-      <w:rFonts w:ascii="Courier" w:hAnsi="Courier"/>
+      <w:rFonts w:ascii="Courier" w:hAnsi="Courier" w:eastAsia="黑体"/>
       <w:sz w:val="20"/>
       <w:szCs w:val="20"/>
     </w:rPr>
@@ -4190,7 +4479,7 @@
     <w:uiPriority w:val="99"/>
     <w:rsid w:val="0029639D"/>
     <w:rPr>
-      <w:rFonts w:ascii="Courier" w:hAnsi="Courier"/>
+      <w:rFonts w:ascii="Courier" w:hAnsi="Courier" w:eastAsia="黑体"/>
       <w:sz w:val="20"/>
       <w:szCs w:val="20"/>
     </w:rPr>
@@ -4226,6 +4515,7 @@
     <w:uiPriority w:val="29"/>
     <w:rsid w:val="00FC693F"/>
     <w:rPr>
+      <w:rFonts w:eastAsia="黑体"/>
       <w:i/>
       <w:iCs/>
       <w:color w:themeColor="text1" w:val="000000"/>
@@ -4239,7 +4529,7 @@
     <w:semiHidden/>
     <w:rsid w:val="00FC693F"/>
     <w:rPr>
-      <w:rFonts w:asciiTheme="majorHAnsi" w:cstheme="majorBidi" w:eastAsiaTheme="majorEastAsia" w:hAnsiTheme="majorHAnsi"/>
+      <w:rFonts w:asciiTheme="majorHAnsi" w:cstheme="majorBidi" w:hAnsiTheme="majorHAnsi" w:eastAsia="黑体"/>
       <w:b/>
       <w:bCs/>
       <w:i/>
@@ -4255,7 +4545,7 @@
     <w:semiHidden/>
     <w:rsid w:val="00FC693F"/>
     <w:rPr>
-      <w:rFonts w:asciiTheme="majorHAnsi" w:cstheme="majorBidi" w:eastAsiaTheme="majorEastAsia" w:hAnsiTheme="majorHAnsi"/>
+      <w:rFonts w:asciiTheme="majorHAnsi" w:cstheme="majorBidi" w:hAnsiTheme="majorHAnsi" w:eastAsia="黑体"/>
       <w:color w:themeColor="accent1" w:themeShade="7F" w:val="243F60"/>
     </w:rPr>
   </w:style>
@@ -4267,7 +4557,7 @@
     <w:semiHidden/>
     <w:rsid w:val="00FC693F"/>
     <w:rPr>
-      <w:rFonts w:asciiTheme="majorHAnsi" w:cstheme="majorBidi" w:eastAsiaTheme="majorEastAsia" w:hAnsiTheme="majorHAnsi"/>
+      <w:rFonts w:asciiTheme="majorHAnsi" w:cstheme="majorBidi" w:hAnsiTheme="majorHAnsi" w:eastAsia="黑体"/>
       <w:i/>
       <w:iCs/>
       <w:color w:themeColor="accent1" w:themeShade="7F" w:val="243F60"/>
@@ -4281,7 +4571,7 @@
     <w:semiHidden/>
     <w:rsid w:val="00FC693F"/>
     <w:rPr>
-      <w:rFonts w:asciiTheme="majorHAnsi" w:cstheme="majorBidi" w:eastAsiaTheme="majorEastAsia" w:hAnsiTheme="majorHAnsi"/>
+      <w:rFonts w:asciiTheme="majorHAnsi" w:cstheme="majorBidi" w:hAnsiTheme="majorHAnsi" w:eastAsia="黑体"/>
       <w:i/>
       <w:iCs/>
       <w:color w:themeColor="text1" w:themeTint="BF" w:val="404040"/>
@@ -4295,7 +4585,7 @@
     <w:semiHidden/>
     <w:rsid w:val="00FC693F"/>
     <w:rPr>
-      <w:rFonts w:asciiTheme="majorHAnsi" w:cstheme="majorBidi" w:eastAsiaTheme="majorEastAsia" w:hAnsiTheme="majorHAnsi"/>
+      <w:rFonts w:asciiTheme="majorHAnsi" w:cstheme="majorBidi" w:hAnsiTheme="majorHAnsi" w:eastAsia="黑体"/>
       <w:color w:themeColor="accent1" w:val="4F81BD"/>
       <w:sz w:val="20"/>
       <w:szCs w:val="20"/>
@@ -4309,7 +4599,7 @@
     <w:semiHidden/>
     <w:rsid w:val="00FC693F"/>
     <w:rPr>
-      <w:rFonts w:asciiTheme="majorHAnsi" w:cstheme="majorBidi" w:eastAsiaTheme="majorEastAsia" w:hAnsiTheme="majorHAnsi"/>
+      <w:rFonts w:asciiTheme="majorHAnsi" w:cstheme="majorBidi" w:hAnsiTheme="majorHAnsi" w:eastAsia="黑体"/>
       <w:i/>
       <w:iCs/>
       <w:color w:themeColor="text1" w:themeTint="BF" w:val="404040"/>
@@ -4330,6 +4620,7 @@
       <w:spacing w:line="240" w:lineRule="auto"/>
     </w:pPr>
     <w:rPr>
+      <w:rFonts w:eastAsia="黑体"/>
       <w:b/>
       <w:bCs/>
       <w:color w:themeColor="accent1" w:val="4F81BD"/>
@@ -4344,6 +4635,7 @@
     <w:qFormat/>
     <w:rsid w:val="00FC693F"/>
     <w:rPr>
+      <w:rFonts w:eastAsia="黑体"/>
       <w:b/>
       <w:bCs/>
     </w:rPr>
@@ -4355,6 +4647,7 @@
     <w:qFormat/>
     <w:rsid w:val="00FC693F"/>
     <w:rPr>
+      <w:rFonts w:eastAsia="黑体"/>
       <w:i/>
       <w:iCs/>
     </w:rPr>
@@ -4375,6 +4668,7 @@
       <w:ind w:left="936" w:right="936"/>
     </w:pPr>
     <w:rPr>
+      <w:rFonts w:eastAsia="黑体"/>
       <w:b/>
       <w:bCs/>
       <w:i/>
@@ -4389,6 +4683,7 @@
     <w:uiPriority w:val="30"/>
     <w:rsid w:val="00FC693F"/>
     <w:rPr>
+      <w:rFonts w:eastAsia="黑体"/>
       <w:b/>
       <w:bCs/>
       <w:i/>
@@ -4403,6 +4698,7 @@
     <w:qFormat/>
     <w:rsid w:val="00FC693F"/>
     <w:rPr>
+      <w:rFonts w:eastAsia="黑体"/>
       <w:i/>
       <w:iCs/>
       <w:color w:themeColor="text1" w:themeTint="7F" w:val="808080"/>
@@ -4415,6 +4711,7 @@
     <w:qFormat/>
     <w:rsid w:val="00FC693F"/>
     <w:rPr>
+      <w:rFonts w:eastAsia="黑体"/>
       <w:b/>
       <w:bCs/>
       <w:i/>
@@ -4429,6 +4726,7 @@
     <w:qFormat/>
     <w:rsid w:val="00FC693F"/>
     <w:rPr>
+      <w:rFonts w:eastAsia="黑体"/>
       <w:smallCaps/>
       <w:color w:themeColor="accent2" w:val="C0504D"/>
       <w:u w:val="single"/>
@@ -4441,6 +4739,7 @@
     <w:qFormat/>
     <w:rsid w:val="00FC693F"/>
     <w:rPr>
+      <w:rFonts w:eastAsia="黑体"/>
       <w:b/>
       <w:bCs/>
       <w:smallCaps/>
@@ -4456,6 +4755,7 @@
     <w:qFormat/>
     <w:rsid w:val="00FC693F"/>
     <w:rPr>
+      <w:rFonts w:eastAsia="黑体"/>
       <w:b/>
       <w:bCs/>
       <w:smallCaps/>
@@ -4510,6 +4810,7 @@
       <w:spacing w:after="0" w:line="240" w:lineRule="auto"/>
     </w:pPr>
     <w:rPr>
+      <w:rFonts w:eastAsia="黑体"/>
       <w:color w:themeColor="text1" w:themeShade="BF" w:val="000000"/>
     </w:rPr>
     <w:tblPr>
@@ -4532,6 +4833,7 @@
         <w:spacing w:after="0" w:before="0" w:line="240" w:lineRule="auto"/>
       </w:pPr>
       <w:rPr>
+        <w:rFonts w:eastAsia="黑体"/>
         <w:b/>
         <w:bCs/>
       </w:rPr>
@@ -4552,6 +4854,7 @@
         <w:spacing w:after="0" w:before="0" w:line="240" w:lineRule="auto"/>
       </w:pPr>
       <w:rPr>
+        <w:rFonts w:eastAsia="黑体"/>
         <w:b/>
         <w:bCs/>
       </w:rPr>
@@ -4569,12 +4872,14 @@
     </w:tblStylePr>
     <w:tblStylePr w:type="firstCol">
       <w:rPr>
+        <w:rFonts w:eastAsia="黑体"/>
         <w:b/>
         <w:bCs/>
       </w:rPr>
     </w:tblStylePr>
     <w:tblStylePr w:type="lastCol">
       <w:rPr>
+        <w:rFonts w:eastAsia="黑体"/>
         <w:b/>
         <w:bCs/>
       </w:rPr>
@@ -4613,6 +4918,7 @@
       <w:spacing w:after="0" w:line="240" w:lineRule="auto"/>
     </w:pPr>
     <w:rPr>
+      <w:rFonts w:eastAsia="黑体"/>
       <w:color w:themeColor="accent1" w:themeShade="BF" w:val="365F91"/>
     </w:rPr>
     <w:tblPr>
@@ -4635,6 +4941,7 @@
         <w:spacing w:after="0" w:before="0" w:line="240" w:lineRule="auto"/>
       </w:pPr>
       <w:rPr>
+        <w:rFonts w:eastAsia="黑体"/>
         <w:b/>
         <w:bCs/>
       </w:rPr>
@@ -4655,6 +4962,7 @@
         <w:spacing w:after="0" w:before="0" w:line="240" w:lineRule="auto"/>
       </w:pPr>
       <w:rPr>
+        <w:rFonts w:eastAsia="黑体"/>
         <w:b/>
         <w:bCs/>
       </w:rPr>
@@ -4672,12 +4980,14 @@
     </w:tblStylePr>
     <w:tblStylePr w:type="firstCol">
       <w:rPr>
+        <w:rFonts w:eastAsia="黑体"/>
         <w:b/>
         <w:bCs/>
       </w:rPr>
     </w:tblStylePr>
     <w:tblStylePr w:type="lastCol">
       <w:rPr>
+        <w:rFonts w:eastAsia="黑体"/>
         <w:b/>
         <w:bCs/>
       </w:rPr>
@@ -4716,6 +5026,7 @@
       <w:spacing w:after="0" w:line="240" w:lineRule="auto"/>
     </w:pPr>
     <w:rPr>
+      <w:rFonts w:eastAsia="黑体"/>
       <w:color w:themeColor="accent2" w:themeShade="BF" w:val="943634"/>
     </w:rPr>
     <w:tblPr>
@@ -4738,6 +5049,7 @@
         <w:spacing w:after="0" w:before="0" w:line="240" w:lineRule="auto"/>
       </w:pPr>
       <w:rPr>
+        <w:rFonts w:eastAsia="黑体"/>
         <w:b/>
         <w:bCs/>
       </w:rPr>
@@ -4758,6 +5070,7 @@
         <w:spacing w:after="0" w:before="0" w:line="240" w:lineRule="auto"/>
       </w:pPr>
       <w:rPr>
+        <w:rFonts w:eastAsia="黑体"/>
         <w:b/>
         <w:bCs/>
       </w:rPr>
@@ -4775,12 +5088,14 @@
     </w:tblStylePr>
     <w:tblStylePr w:type="firstCol">
       <w:rPr>
+        <w:rFonts w:eastAsia="黑体"/>
         <w:b/>
         <w:bCs/>
       </w:rPr>
     </w:tblStylePr>
     <w:tblStylePr w:type="lastCol">
       <w:rPr>
+        <w:rFonts w:eastAsia="黑体"/>
         <w:b/>
         <w:bCs/>
       </w:rPr>
@@ -4819,6 +5134,7 @@
       <w:spacing w:after="0" w:line="240" w:lineRule="auto"/>
     </w:pPr>
     <w:rPr>
+      <w:rFonts w:eastAsia="黑体"/>
       <w:color w:themeColor="accent3" w:themeShade="BF" w:val="76923C"/>
     </w:rPr>
     <w:tblPr>
@@ -4841,6 +5157,7 @@
         <w:spacing w:after="0" w:before="0" w:line="240" w:lineRule="auto"/>
       </w:pPr>
       <w:rPr>
+        <w:rFonts w:eastAsia="黑体"/>
         <w:b/>
         <w:bCs/>
       </w:rPr>
@@ -4861,6 +5178,7 @@
         <w:spacing w:after="0" w:before="0" w:line="240" w:lineRule="auto"/>
       </w:pPr>
       <w:rPr>
+        <w:rFonts w:eastAsia="黑体"/>
         <w:b/>
         <w:bCs/>
       </w:rPr>
@@ -4878,12 +5196,14 @@
     </w:tblStylePr>
     <w:tblStylePr w:type="firstCol">
       <w:rPr>
+        <w:rFonts w:eastAsia="黑体"/>
         <w:b/>
         <w:bCs/>
       </w:rPr>
     </w:tblStylePr>
     <w:tblStylePr w:type="lastCol">
       <w:rPr>
+        <w:rFonts w:eastAsia="黑体"/>
         <w:b/>
         <w:bCs/>
       </w:rPr>
@@ -4922,6 +5242,7 @@
       <w:spacing w:after="0" w:line="240" w:lineRule="auto"/>
     </w:pPr>
     <w:rPr>
+      <w:rFonts w:eastAsia="黑体"/>
       <w:color w:themeColor="accent4" w:themeShade="BF" w:val="5F497A"/>
     </w:rPr>
     <w:tblPr>
@@ -4944,6 +5265,7 @@
         <w:spacing w:after="0" w:before="0" w:line="240" w:lineRule="auto"/>
       </w:pPr>
       <w:rPr>
+        <w:rFonts w:eastAsia="黑体"/>
         <w:b/>
         <w:bCs/>
       </w:rPr>
@@ -4964,6 +5286,7 @@
         <w:spacing w:after="0" w:before="0" w:line="240" w:lineRule="auto"/>
       </w:pPr>
       <w:rPr>
+        <w:rFonts w:eastAsia="黑体"/>
         <w:b/>
         <w:bCs/>
       </w:rPr>
@@ -4981,12 +5304,14 @@
     </w:tblStylePr>
     <w:tblStylePr w:type="firstCol">
       <w:rPr>
+        <w:rFonts w:eastAsia="黑体"/>
         <w:b/>
         <w:bCs/>
       </w:rPr>
     </w:tblStylePr>
     <w:tblStylePr w:type="lastCol">
       <w:rPr>
+        <w:rFonts w:eastAsia="黑体"/>
         <w:b/>
         <w:bCs/>
       </w:rPr>
@@ -5025,6 +5350,7 @@
       <w:spacing w:after="0" w:line="240" w:lineRule="auto"/>
     </w:pPr>
     <w:rPr>
+      <w:rFonts w:eastAsia="黑体"/>
       <w:color w:themeColor="accent5" w:themeShade="BF" w:val="31849B"/>
     </w:rPr>
     <w:tblPr>
@@ -5047,6 +5373,7 @@
         <w:spacing w:after="0" w:before="0" w:line="240" w:lineRule="auto"/>
       </w:pPr>
       <w:rPr>
+        <w:rFonts w:eastAsia="黑体"/>
         <w:b/>
         <w:bCs/>
       </w:rPr>
@@ -5067,6 +5394,7 @@
         <w:spacing w:after="0" w:before="0" w:line="240" w:lineRule="auto"/>
       </w:pPr>
       <w:rPr>
+        <w:rFonts w:eastAsia="黑体"/>
         <w:b/>
         <w:bCs/>
       </w:rPr>
@@ -5084,12 +5412,14 @@
     </w:tblStylePr>
     <w:tblStylePr w:type="firstCol">
       <w:rPr>
+        <w:rFonts w:eastAsia="黑体"/>
         <w:b/>
         <w:bCs/>
       </w:rPr>
     </w:tblStylePr>
     <w:tblStylePr w:type="lastCol">
       <w:rPr>
+        <w:rFonts w:eastAsia="黑体"/>
         <w:b/>
         <w:bCs/>
       </w:rPr>
@@ -5128,6 +5458,7 @@
       <w:spacing w:after="0" w:line="240" w:lineRule="auto"/>
     </w:pPr>
     <w:rPr>
+      <w:rFonts w:eastAsia="黑体"/>
       <w:color w:themeColor="accent6" w:themeShade="BF" w:val="E36C0A"/>
     </w:rPr>
     <w:tblPr>
@@ -5150,6 +5481,7 @@
         <w:spacing w:after="0" w:before="0" w:line="240" w:lineRule="auto"/>
       </w:pPr>
       <w:rPr>
+        <w:rFonts w:eastAsia="黑体"/>
         <w:b/>
         <w:bCs/>
       </w:rPr>
@@ -5170,6 +5502,7 @@
         <w:spacing w:after="0" w:before="0" w:line="240" w:lineRule="auto"/>
       </w:pPr>
       <w:rPr>
+        <w:rFonts w:eastAsia="黑体"/>
         <w:b/>
         <w:bCs/>
       </w:rPr>
@@ -5187,12 +5520,14 @@
     </w:tblStylePr>
     <w:tblStylePr w:type="firstCol">
       <w:rPr>
+        <w:rFonts w:eastAsia="黑体"/>
         <w:b/>
         <w:bCs/>
       </w:rPr>
     </w:tblStylePr>
     <w:tblStylePr w:type="lastCol">
       <w:rPr>
+        <w:rFonts w:eastAsia="黑体"/>
         <w:b/>
         <w:bCs/>
       </w:rPr>
@@ -5252,6 +5587,7 @@
         <w:spacing w:after="0" w:before="0" w:line="240" w:lineRule="auto"/>
       </w:pPr>
       <w:rPr>
+        <w:rFonts w:eastAsia="黑体"/>
         <w:b/>
         <w:bCs/>
         <w:color w:themeColor="background1" w:val="FFFFFF"/>
@@ -5266,6 +5602,7 @@
         <w:spacing w:after="0" w:before="0" w:line="240" w:lineRule="auto"/>
       </w:pPr>
       <w:rPr>
+        <w:rFonts w:eastAsia="黑体"/>
         <w:b/>
         <w:bCs/>
       </w:rPr>
@@ -5281,12 +5618,14 @@
     </w:tblStylePr>
     <w:tblStylePr w:type="firstCol">
       <w:rPr>
+        <w:rFonts w:eastAsia="黑体"/>
         <w:b/>
         <w:bCs/>
       </w:rPr>
     </w:tblStylePr>
     <w:tblStylePr w:type="lastCol">
       <w:rPr>
+        <w:rFonts w:eastAsia="黑体"/>
         <w:b/>
         <w:bCs/>
       </w:rPr>
@@ -5344,6 +5683,7 @@
         <w:spacing w:after="0" w:before="0" w:line="240" w:lineRule="auto"/>
       </w:pPr>
       <w:rPr>
+        <w:rFonts w:eastAsia="黑体"/>
         <w:b/>
         <w:bCs/>
         <w:color w:themeColor="background1" w:val="FFFFFF"/>
@@ -5358,6 +5698,7 @@
         <w:spacing w:after="0" w:before="0" w:line="240" w:lineRule="auto"/>
       </w:pPr>
       <w:rPr>
+        <w:rFonts w:eastAsia="黑体"/>
         <w:b/>
         <w:bCs/>
       </w:rPr>
@@ -5373,12 +5714,14 @@
     </w:tblStylePr>
     <w:tblStylePr w:type="firstCol">
       <w:rPr>
+        <w:rFonts w:eastAsia="黑体"/>
         <w:b/>
         <w:bCs/>
       </w:rPr>
     </w:tblStylePr>
     <w:tblStylePr w:type="lastCol">
       <w:rPr>
+        <w:rFonts w:eastAsia="黑体"/>
         <w:b/>
         <w:bCs/>
       </w:rPr>
@@ -5436,6 +5779,7 @@
         <w:spacing w:after="0" w:before="0" w:line="240" w:lineRule="auto"/>
       </w:pPr>
       <w:rPr>
+        <w:rFonts w:eastAsia="黑体"/>
         <w:b/>
         <w:bCs/>
         <w:color w:themeColor="background1" w:val="FFFFFF"/>
@@ -5450,6 +5794,7 @@
         <w:spacing w:after="0" w:before="0" w:line="240" w:lineRule="auto"/>
       </w:pPr>
       <w:rPr>
+        <w:rFonts w:eastAsia="黑体"/>
         <w:b/>
         <w:bCs/>
       </w:rPr>
@@ -5465,12 +5810,14 @@
     </w:tblStylePr>
     <w:tblStylePr w:type="firstCol">
       <w:rPr>
+        <w:rFonts w:eastAsia="黑体"/>
         <w:b/>
         <w:bCs/>
       </w:rPr>
     </w:tblStylePr>
     <w:tblStylePr w:type="lastCol">
       <w:rPr>
+        <w:rFonts w:eastAsia="黑体"/>
         <w:b/>
         <w:bCs/>
       </w:rPr>
@@ -5528,6 +5875,7 @@
         <w:spacing w:after="0" w:before="0" w:line="240" w:lineRule="auto"/>
       </w:pPr>
       <w:rPr>
+        <w:rFonts w:eastAsia="黑体"/>
         <w:b/>
         <w:bCs/>
         <w:color w:themeColor="background1" w:val="FFFFFF"/>
@@ -5542,6 +5890,7 @@
         <w:spacing w:after="0" w:before="0" w:line="240" w:lineRule="auto"/>
       </w:pPr>
       <w:rPr>
+        <w:rFonts w:eastAsia="黑体"/>
         <w:b/>
         <w:bCs/>
       </w:rPr>
@@ -5557,12 +5906,14 @@
     </w:tblStylePr>
     <w:tblStylePr w:type="firstCol">
       <w:rPr>
+        <w:rFonts w:eastAsia="黑体"/>
         <w:b/>
         <w:bCs/>
       </w:rPr>
     </w:tblStylePr>
     <w:tblStylePr w:type="lastCol">
       <w:rPr>
+        <w:rFonts w:eastAsia="黑体"/>
         <w:b/>
         <w:bCs/>
       </w:rPr>
@@ -5620,6 +5971,7 @@
         <w:spacing w:after="0" w:before="0" w:line="240" w:lineRule="auto"/>
       </w:pPr>
       <w:rPr>
+        <w:rFonts w:eastAsia="黑体"/>
         <w:b/>
         <w:bCs/>
         <w:color w:themeColor="background1" w:val="FFFFFF"/>
@@ -5634,6 +5986,7 @@
         <w:spacing w:after="0" w:before="0" w:line="240" w:lineRule="auto"/>
       </w:pPr>
       <w:rPr>
+        <w:rFonts w:eastAsia="黑体"/>
         <w:b/>
         <w:bCs/>
       </w:rPr>
@@ -5649,12 +6002,14 @@
     </w:tblStylePr>
     <w:tblStylePr w:type="firstCol">
       <w:rPr>
+        <w:rFonts w:eastAsia="黑体"/>
         <w:b/>
         <w:bCs/>
       </w:rPr>
     </w:tblStylePr>
     <w:tblStylePr w:type="lastCol">
       <w:rPr>
+        <w:rFonts w:eastAsia="黑体"/>
         <w:b/>
         <w:bCs/>
       </w:rPr>
@@ -5712,6 +6067,7 @@
         <w:spacing w:after="0" w:before="0" w:line="240" w:lineRule="auto"/>
       </w:pPr>
       <w:rPr>
+        <w:rFonts w:eastAsia="黑体"/>
         <w:b/>
         <w:bCs/>
         <w:color w:themeColor="background1" w:val="FFFFFF"/>
@@ -5726,6 +6082,7 @@
         <w:spacing w:after="0" w:before="0" w:line="240" w:lineRule="auto"/>
       </w:pPr>
       <w:rPr>
+        <w:rFonts w:eastAsia="黑体"/>
         <w:b/>
         <w:bCs/>
       </w:rPr>
@@ -5741,12 +6098,14 @@
     </w:tblStylePr>
     <w:tblStylePr w:type="firstCol">
       <w:rPr>
+        <w:rFonts w:eastAsia="黑体"/>
         <w:b/>
         <w:bCs/>
       </w:rPr>
     </w:tblStylePr>
     <w:tblStylePr w:type="lastCol">
       <w:rPr>
+        <w:rFonts w:eastAsia="黑体"/>
         <w:b/>
         <w:bCs/>
       </w:rPr>
@@ -5804,6 +6163,7 @@
         <w:spacing w:after="0" w:before="0" w:line="240" w:lineRule="auto"/>
       </w:pPr>
       <w:rPr>
+        <w:rFonts w:eastAsia="黑体"/>
         <w:b/>
         <w:bCs/>
         <w:color w:themeColor="background1" w:val="FFFFFF"/>
@@ -5818,6 +6178,7 @@
         <w:spacing w:after="0" w:before="0" w:line="240" w:lineRule="auto"/>
       </w:pPr>
       <w:rPr>
+        <w:rFonts w:eastAsia="黑体"/>
         <w:b/>
         <w:bCs/>
       </w:rPr>
@@ -5833,12 +6194,14 @@
     </w:tblStylePr>
     <w:tblStylePr w:type="firstCol">
       <w:rPr>
+        <w:rFonts w:eastAsia="黑体"/>
         <w:b/>
         <w:bCs/>
       </w:rPr>
     </w:tblStylePr>
     <w:tblStylePr w:type="lastCol">
       <w:rPr>
+        <w:rFonts w:eastAsia="黑体"/>
         <w:b/>
         <w:bCs/>
       </w:rPr>
@@ -5898,7 +6261,7 @@
         <w:spacing w:after="0" w:before="0" w:line="240" w:lineRule="auto"/>
       </w:pPr>
       <w:rPr>
-        <w:rFonts w:asciiTheme="majorHAnsi" w:cstheme="majorBidi" w:eastAsiaTheme="majorEastAsia" w:hAnsiTheme="majorHAnsi"/>
+        <w:rFonts w:asciiTheme="majorHAnsi" w:cstheme="majorBidi" w:hAnsiTheme="majorHAnsi" w:eastAsia="黑体"/>
         <w:b/>
         <w:bCs/>
       </w:rPr>
@@ -5919,7 +6282,7 @@
         <w:spacing w:after="0" w:before="0" w:line="240" w:lineRule="auto"/>
       </w:pPr>
       <w:rPr>
-        <w:rFonts w:asciiTheme="majorHAnsi" w:cstheme="majorBidi" w:eastAsiaTheme="majorEastAsia" w:hAnsiTheme="majorHAnsi"/>
+        <w:rFonts w:asciiTheme="majorHAnsi" w:cstheme="majorBidi" w:hAnsiTheme="majorHAnsi" w:eastAsia="黑体"/>
         <w:b/>
         <w:bCs/>
       </w:rPr>
@@ -5937,14 +6300,14 @@
     </w:tblStylePr>
     <w:tblStylePr w:type="firstCol">
       <w:rPr>
-        <w:rFonts w:asciiTheme="majorHAnsi" w:cstheme="majorBidi" w:eastAsiaTheme="majorEastAsia" w:hAnsiTheme="majorHAnsi"/>
+        <w:rFonts w:asciiTheme="majorHAnsi" w:cstheme="majorBidi" w:hAnsiTheme="majorHAnsi" w:eastAsia="黑体"/>
         <w:b/>
         <w:bCs/>
       </w:rPr>
     </w:tblStylePr>
     <w:tblStylePr w:type="lastCol">
       <w:rPr>
-        <w:rFonts w:asciiTheme="majorHAnsi" w:cstheme="majorBidi" w:eastAsiaTheme="majorEastAsia" w:hAnsiTheme="majorHAnsi"/>
+        <w:rFonts w:asciiTheme="majorHAnsi" w:cstheme="majorBidi" w:hAnsiTheme="majorHAnsi" w:eastAsia="黑体"/>
         <w:b/>
         <w:bCs/>
       </w:rPr>
@@ -6028,7 +6391,7 @@
         <w:spacing w:after="0" w:before="0" w:line="240" w:lineRule="auto"/>
       </w:pPr>
       <w:rPr>
-        <w:rFonts w:asciiTheme="majorHAnsi" w:cstheme="majorBidi" w:eastAsiaTheme="majorEastAsia" w:hAnsiTheme="majorHAnsi"/>
+        <w:rFonts w:asciiTheme="majorHAnsi" w:cstheme="majorBidi" w:hAnsiTheme="majorHAnsi" w:eastAsia="黑体"/>
         <w:b/>
         <w:bCs/>
       </w:rPr>
@@ -6049,7 +6412,7 @@
         <w:spacing w:after="0" w:before="0" w:line="240" w:lineRule="auto"/>
       </w:pPr>
       <w:rPr>
-        <w:rFonts w:asciiTheme="majorHAnsi" w:cstheme="majorBidi" w:eastAsiaTheme="majorEastAsia" w:hAnsiTheme="majorHAnsi"/>
+        <w:rFonts w:asciiTheme="majorHAnsi" w:cstheme="majorBidi" w:hAnsiTheme="majorHAnsi" w:eastAsia="黑体"/>
         <w:b/>
         <w:bCs/>
       </w:rPr>
@@ -6067,14 +6430,14 @@
     </w:tblStylePr>
     <w:tblStylePr w:type="firstCol">
       <w:rPr>
-        <w:rFonts w:asciiTheme="majorHAnsi" w:cstheme="majorBidi" w:eastAsiaTheme="majorEastAsia" w:hAnsiTheme="majorHAnsi"/>
+        <w:rFonts w:asciiTheme="majorHAnsi" w:cstheme="majorBidi" w:hAnsiTheme="majorHAnsi" w:eastAsia="黑体"/>
         <w:b/>
         <w:bCs/>
       </w:rPr>
     </w:tblStylePr>
     <w:tblStylePr w:type="lastCol">
       <w:rPr>
-        <w:rFonts w:asciiTheme="majorHAnsi" w:cstheme="majorBidi" w:eastAsiaTheme="majorEastAsia" w:hAnsiTheme="majorHAnsi"/>
+        <w:rFonts w:asciiTheme="majorHAnsi" w:cstheme="majorBidi" w:hAnsiTheme="majorHAnsi" w:eastAsia="黑体"/>
         <w:b/>
         <w:bCs/>
       </w:rPr>
@@ -6158,7 +6521,7 @@
         <w:spacing w:after="0" w:before="0" w:line="240" w:lineRule="auto"/>
       </w:pPr>
       <w:rPr>
-        <w:rFonts w:asciiTheme="majorHAnsi" w:cstheme="majorBidi" w:eastAsiaTheme="majorEastAsia" w:hAnsiTheme="majorHAnsi"/>
+        <w:rFonts w:asciiTheme="majorHAnsi" w:cstheme="majorBidi" w:hAnsiTheme="majorHAnsi" w:eastAsia="黑体"/>
         <w:b/>
         <w:bCs/>
       </w:rPr>
@@ -6179,7 +6542,7 @@
         <w:spacing w:after="0" w:before="0" w:line="240" w:lineRule="auto"/>
       </w:pPr>
       <w:rPr>
-        <w:rFonts w:asciiTheme="majorHAnsi" w:cstheme="majorBidi" w:eastAsiaTheme="majorEastAsia" w:hAnsiTheme="majorHAnsi"/>
+        <w:rFonts w:asciiTheme="majorHAnsi" w:cstheme="majorBidi" w:hAnsiTheme="majorHAnsi" w:eastAsia="黑体"/>
         <w:b/>
         <w:bCs/>
       </w:rPr>
@@ -6197,14 +6560,14 @@
     </w:tblStylePr>
     <w:tblStylePr w:type="firstCol">
       <w:rPr>
-        <w:rFonts w:asciiTheme="majorHAnsi" w:cstheme="majorBidi" w:eastAsiaTheme="majorEastAsia" w:hAnsiTheme="majorHAnsi"/>
+        <w:rFonts w:asciiTheme="majorHAnsi" w:cstheme="majorBidi" w:hAnsiTheme="majorHAnsi" w:eastAsia="黑体"/>
         <w:b/>
         <w:bCs/>
       </w:rPr>
     </w:tblStylePr>
     <w:tblStylePr w:type="lastCol">
       <w:rPr>
-        <w:rFonts w:asciiTheme="majorHAnsi" w:cstheme="majorBidi" w:eastAsiaTheme="majorEastAsia" w:hAnsiTheme="majorHAnsi"/>
+        <w:rFonts w:asciiTheme="majorHAnsi" w:cstheme="majorBidi" w:hAnsiTheme="majorHAnsi" w:eastAsia="黑体"/>
         <w:b/>
         <w:bCs/>
       </w:rPr>
@@ -6288,7 +6651,7 @@
         <w:spacing w:after="0" w:before="0" w:line="240" w:lineRule="auto"/>
       </w:pPr>
       <w:rPr>
-        <w:rFonts w:asciiTheme="majorHAnsi" w:cstheme="majorBidi" w:eastAsiaTheme="majorEastAsia" w:hAnsiTheme="majorHAnsi"/>
+        <w:rFonts w:asciiTheme="majorHAnsi" w:cstheme="majorBidi" w:hAnsiTheme="majorHAnsi" w:eastAsia="黑体"/>
         <w:b/>
         <w:bCs/>
       </w:rPr>
@@ -6309,7 +6672,7 @@
         <w:spacing w:after="0" w:before="0" w:line="240" w:lineRule="auto"/>
       </w:pPr>
       <w:rPr>
-        <w:rFonts w:asciiTheme="majorHAnsi" w:cstheme="majorBidi" w:eastAsiaTheme="majorEastAsia" w:hAnsiTheme="majorHAnsi"/>
+        <w:rFonts w:asciiTheme="majorHAnsi" w:cstheme="majorBidi" w:hAnsiTheme="majorHAnsi" w:eastAsia="黑体"/>
         <w:b/>
         <w:bCs/>
       </w:rPr>
@@ -6327,14 +6690,14 @@
     </w:tblStylePr>
     <w:tblStylePr w:type="firstCol">
       <w:rPr>
-        <w:rFonts w:asciiTheme="majorHAnsi" w:cstheme="majorBidi" w:eastAsiaTheme="majorEastAsia" w:hAnsiTheme="majorHAnsi"/>
+        <w:rFonts w:asciiTheme="majorHAnsi" w:cstheme="majorBidi" w:hAnsiTheme="majorHAnsi" w:eastAsia="黑体"/>
         <w:b/>
         <w:bCs/>
       </w:rPr>
     </w:tblStylePr>
     <w:tblStylePr w:type="lastCol">
       <w:rPr>
-        <w:rFonts w:asciiTheme="majorHAnsi" w:cstheme="majorBidi" w:eastAsiaTheme="majorEastAsia" w:hAnsiTheme="majorHAnsi"/>
+        <w:rFonts w:asciiTheme="majorHAnsi" w:cstheme="majorBidi" w:hAnsiTheme="majorHAnsi" w:eastAsia="黑体"/>
         <w:b/>
         <w:bCs/>
       </w:rPr>
@@ -6418,7 +6781,7 @@
         <w:spacing w:after="0" w:before="0" w:line="240" w:lineRule="auto"/>
       </w:pPr>
       <w:rPr>
-        <w:rFonts w:asciiTheme="majorHAnsi" w:cstheme="majorBidi" w:eastAsiaTheme="majorEastAsia" w:hAnsiTheme="majorHAnsi"/>
+        <w:rFonts w:asciiTheme="majorHAnsi" w:cstheme="majorBidi" w:hAnsiTheme="majorHAnsi" w:eastAsia="黑体"/>
         <w:b/>
         <w:bCs/>
       </w:rPr>
@@ -6439,7 +6802,7 @@
         <w:spacing w:after="0" w:before="0" w:line="240" w:lineRule="auto"/>
       </w:pPr>
       <w:rPr>
-        <w:rFonts w:asciiTheme="majorHAnsi" w:cstheme="majorBidi" w:eastAsiaTheme="majorEastAsia" w:hAnsiTheme="majorHAnsi"/>
+        <w:rFonts w:asciiTheme="majorHAnsi" w:cstheme="majorBidi" w:hAnsiTheme="majorHAnsi" w:eastAsia="黑体"/>
         <w:b/>
         <w:bCs/>
       </w:rPr>
@@ -6457,14 +6820,14 @@
     </w:tblStylePr>
     <w:tblStylePr w:type="firstCol">
       <w:rPr>
-        <w:rFonts w:asciiTheme="majorHAnsi" w:cstheme="majorBidi" w:eastAsiaTheme="majorEastAsia" w:hAnsiTheme="majorHAnsi"/>
+        <w:rFonts w:asciiTheme="majorHAnsi" w:cstheme="majorBidi" w:hAnsiTheme="majorHAnsi" w:eastAsia="黑体"/>
         <w:b/>
         <w:bCs/>
       </w:rPr>
     </w:tblStylePr>
     <w:tblStylePr w:type="lastCol">
       <w:rPr>
-        <w:rFonts w:asciiTheme="majorHAnsi" w:cstheme="majorBidi" w:eastAsiaTheme="majorEastAsia" w:hAnsiTheme="majorHAnsi"/>
+        <w:rFonts w:asciiTheme="majorHAnsi" w:cstheme="majorBidi" w:hAnsiTheme="majorHAnsi" w:eastAsia="黑体"/>
         <w:b/>
         <w:bCs/>
       </w:rPr>
@@ -6548,7 +6911,7 @@
         <w:spacing w:after="0" w:before="0" w:line="240" w:lineRule="auto"/>
       </w:pPr>
       <w:rPr>
-        <w:rFonts w:asciiTheme="majorHAnsi" w:cstheme="majorBidi" w:eastAsiaTheme="majorEastAsia" w:hAnsiTheme="majorHAnsi"/>
+        <w:rFonts w:asciiTheme="majorHAnsi" w:cstheme="majorBidi" w:hAnsiTheme="majorHAnsi" w:eastAsia="黑体"/>
         <w:b/>
         <w:bCs/>
       </w:rPr>
@@ -6569,7 +6932,7 @@
         <w:spacing w:after="0" w:before="0" w:line="240" w:lineRule="auto"/>
       </w:pPr>
       <w:rPr>
-        <w:rFonts w:asciiTheme="majorHAnsi" w:cstheme="majorBidi" w:eastAsiaTheme="majorEastAsia" w:hAnsiTheme="majorHAnsi"/>
+        <w:rFonts w:asciiTheme="majorHAnsi" w:cstheme="majorBidi" w:hAnsiTheme="majorHAnsi" w:eastAsia="黑体"/>
         <w:b/>
         <w:bCs/>
       </w:rPr>
@@ -6587,14 +6950,14 @@
     </w:tblStylePr>
     <w:tblStylePr w:type="firstCol">
       <w:rPr>
-        <w:rFonts w:asciiTheme="majorHAnsi" w:cstheme="majorBidi" w:eastAsiaTheme="majorEastAsia" w:hAnsiTheme="majorHAnsi"/>
+        <w:rFonts w:asciiTheme="majorHAnsi" w:cstheme="majorBidi" w:hAnsiTheme="majorHAnsi" w:eastAsia="黑体"/>
         <w:b/>
         <w:bCs/>
       </w:rPr>
     </w:tblStylePr>
     <w:tblStylePr w:type="lastCol">
       <w:rPr>
-        <w:rFonts w:asciiTheme="majorHAnsi" w:cstheme="majorBidi" w:eastAsiaTheme="majorEastAsia" w:hAnsiTheme="majorHAnsi"/>
+        <w:rFonts w:asciiTheme="majorHAnsi" w:cstheme="majorBidi" w:hAnsiTheme="majorHAnsi" w:eastAsia="黑体"/>
         <w:b/>
         <w:bCs/>
       </w:rPr>
@@ -6678,7 +7041,7 @@
         <w:spacing w:after="0" w:before="0" w:line="240" w:lineRule="auto"/>
       </w:pPr>
       <w:rPr>
-        <w:rFonts w:asciiTheme="majorHAnsi" w:cstheme="majorBidi" w:eastAsiaTheme="majorEastAsia" w:hAnsiTheme="majorHAnsi"/>
+        <w:rFonts w:asciiTheme="majorHAnsi" w:cstheme="majorBidi" w:hAnsiTheme="majorHAnsi" w:eastAsia="黑体"/>
         <w:b/>
         <w:bCs/>
       </w:rPr>
@@ -6699,7 +7062,7 @@
         <w:spacing w:after="0" w:before="0" w:line="240" w:lineRule="auto"/>
       </w:pPr>
       <w:rPr>
-        <w:rFonts w:asciiTheme="majorHAnsi" w:cstheme="majorBidi" w:eastAsiaTheme="majorEastAsia" w:hAnsiTheme="majorHAnsi"/>
+        <w:rFonts w:asciiTheme="majorHAnsi" w:cstheme="majorBidi" w:hAnsiTheme="majorHAnsi" w:eastAsia="黑体"/>
         <w:b/>
         <w:bCs/>
       </w:rPr>
@@ -6717,14 +7080,14 @@
     </w:tblStylePr>
     <w:tblStylePr w:type="firstCol">
       <w:rPr>
-        <w:rFonts w:asciiTheme="majorHAnsi" w:cstheme="majorBidi" w:eastAsiaTheme="majorEastAsia" w:hAnsiTheme="majorHAnsi"/>
+        <w:rFonts w:asciiTheme="majorHAnsi" w:cstheme="majorBidi" w:hAnsiTheme="majorHAnsi" w:eastAsia="黑体"/>
         <w:b/>
         <w:bCs/>
       </w:rPr>
     </w:tblStylePr>
     <w:tblStylePr w:type="lastCol">
       <w:rPr>
-        <w:rFonts w:asciiTheme="majorHAnsi" w:cstheme="majorBidi" w:eastAsiaTheme="majorEastAsia" w:hAnsiTheme="majorHAnsi"/>
+        <w:rFonts w:asciiTheme="majorHAnsi" w:cstheme="majorBidi" w:hAnsiTheme="majorHAnsi" w:eastAsia="黑体"/>
         <w:b/>
         <w:bCs/>
       </w:rPr>
@@ -6807,6 +7170,7 @@
         <w:spacing w:after="0" w:before="0" w:line="240" w:lineRule="auto"/>
       </w:pPr>
       <w:rPr>
+        <w:rFonts w:eastAsia="黑体"/>
         <w:b/>
         <w:bCs/>
         <w:color w:themeColor="background1" w:val="FFFFFF"/>
@@ -6829,6 +7193,7 @@
         <w:spacing w:after="0" w:before="0" w:line="240" w:lineRule="auto"/>
       </w:pPr>
       <w:rPr>
+        <w:rFonts w:eastAsia="黑体"/>
         <w:b/>
         <w:bCs/>
       </w:rPr>
@@ -6846,12 +7211,14 @@
     </w:tblStylePr>
     <w:tblStylePr w:type="firstCol">
       <w:rPr>
+        <w:rFonts w:eastAsia="黑体"/>
         <w:b/>
         <w:bCs/>
       </w:rPr>
     </w:tblStylePr>
     <w:tblStylePr w:type="lastCol">
       <w:rPr>
+        <w:rFonts w:eastAsia="黑体"/>
         <w:b/>
         <w:bCs/>
       </w:rPr>
@@ -6913,6 +7280,7 @@
         <w:spacing w:after="0" w:before="0" w:line="240" w:lineRule="auto"/>
       </w:pPr>
       <w:rPr>
+        <w:rFonts w:eastAsia="黑体"/>
         <w:b/>
         <w:bCs/>
         <w:color w:themeColor="background1" w:val="FFFFFF"/>
@@ -6935,6 +7303,7 @@
         <w:spacing w:after="0" w:before="0" w:line="240" w:lineRule="auto"/>
       </w:pPr>
       <w:rPr>
+        <w:rFonts w:eastAsia="黑体"/>
         <w:b/>
         <w:bCs/>
       </w:rPr>
@@ -6952,12 +7321,14 @@
     </w:tblStylePr>
     <w:tblStylePr w:type="firstCol">
       <w:rPr>
+        <w:rFonts w:eastAsia="黑体"/>
         <w:b/>
         <w:bCs/>
       </w:rPr>
     </w:tblStylePr>
     <w:tblStylePr w:type="lastCol">
       <w:rPr>
+        <w:rFonts w:eastAsia="黑体"/>
         <w:b/>
         <w:bCs/>
       </w:rPr>
@@ -7019,6 +7390,7 @@
         <w:spacing w:after="0" w:before="0" w:line="240" w:lineRule="auto"/>
       </w:pPr>
       <w:rPr>
+        <w:rFonts w:eastAsia="黑体"/>
         <w:b/>
         <w:bCs/>
         <w:color w:themeColor="background1" w:val="FFFFFF"/>
@@ -7041,6 +7413,7 @@
         <w:spacing w:after="0" w:before="0" w:line="240" w:lineRule="auto"/>
       </w:pPr>
       <w:rPr>
+        <w:rFonts w:eastAsia="黑体"/>
         <w:b/>
         <w:bCs/>
       </w:rPr>
@@ -7058,12 +7431,14 @@
     </w:tblStylePr>
     <w:tblStylePr w:type="firstCol">
       <w:rPr>
+        <w:rFonts w:eastAsia="黑体"/>
         <w:b/>
         <w:bCs/>
       </w:rPr>
     </w:tblStylePr>
     <w:tblStylePr w:type="lastCol">
       <w:rPr>
+        <w:rFonts w:eastAsia="黑体"/>
         <w:b/>
         <w:bCs/>
       </w:rPr>
@@ -7125,6 +7500,7 @@
         <w:spacing w:after="0" w:before="0" w:line="240" w:lineRule="auto"/>
       </w:pPr>
       <w:rPr>
+        <w:rFonts w:eastAsia="黑体"/>
         <w:b/>
         <w:bCs/>
         <w:color w:themeColor="background1" w:val="FFFFFF"/>
@@ -7147,6 +7523,7 @@
         <w:spacing w:after="0" w:before="0" w:line="240" w:lineRule="auto"/>
       </w:pPr>
       <w:rPr>
+        <w:rFonts w:eastAsia="黑体"/>
         <w:b/>
         <w:bCs/>
       </w:rPr>
@@ -7164,12 +7541,14 @@
     </w:tblStylePr>
     <w:tblStylePr w:type="firstCol">
       <w:rPr>
+        <w:rFonts w:eastAsia="黑体"/>
         <w:b/>
         <w:bCs/>
       </w:rPr>
     </w:tblStylePr>
     <w:tblStylePr w:type="lastCol">
       <w:rPr>
+        <w:rFonts w:eastAsia="黑体"/>
         <w:b/>
         <w:bCs/>
       </w:rPr>
@@ -7231,6 +7610,7 @@
         <w:spacing w:after="0" w:before="0" w:line="240" w:lineRule="auto"/>
       </w:pPr>
       <w:rPr>
+        <w:rFonts w:eastAsia="黑体"/>
         <w:b/>
         <w:bCs/>
         <w:color w:themeColor="background1" w:val="FFFFFF"/>
@@ -7253,6 +7633,7 @@
         <w:spacing w:after="0" w:before="0" w:line="240" w:lineRule="auto"/>
       </w:pPr>
       <w:rPr>
+        <w:rFonts w:eastAsia="黑体"/>
         <w:b/>
         <w:bCs/>
       </w:rPr>
@@ -7270,12 +7651,14 @@
     </w:tblStylePr>
     <w:tblStylePr w:type="firstCol">
       <w:rPr>
+        <w:rFonts w:eastAsia="黑体"/>
         <w:b/>
         <w:bCs/>
       </w:rPr>
     </w:tblStylePr>
     <w:tblStylePr w:type="lastCol">
       <w:rPr>
+        <w:rFonts w:eastAsia="黑体"/>
         <w:b/>
         <w:bCs/>
       </w:rPr>
@@ -7337,6 +7720,7 @@
         <w:spacing w:after="0" w:before="0" w:line="240" w:lineRule="auto"/>
       </w:pPr>
       <w:rPr>
+        <w:rFonts w:eastAsia="黑体"/>
         <w:b/>
         <w:bCs/>
         <w:color w:themeColor="background1" w:val="FFFFFF"/>
@@ -7359,6 +7743,7 @@
         <w:spacing w:after="0" w:before="0" w:line="240" w:lineRule="auto"/>
       </w:pPr>
       <w:rPr>
+        <w:rFonts w:eastAsia="黑体"/>
         <w:b/>
         <w:bCs/>
       </w:rPr>
@@ -7376,12 +7761,14 @@
     </w:tblStylePr>
     <w:tblStylePr w:type="firstCol">
       <w:rPr>
+        <w:rFonts w:eastAsia="黑体"/>
         <w:b/>
         <w:bCs/>
       </w:rPr>
     </w:tblStylePr>
     <w:tblStylePr w:type="lastCol">
       <w:rPr>
+        <w:rFonts w:eastAsia="黑体"/>
         <w:b/>
         <w:bCs/>
       </w:rPr>
@@ -7443,6 +7830,7 @@
         <w:spacing w:after="0" w:before="0" w:line="240" w:lineRule="auto"/>
       </w:pPr>
       <w:rPr>
+        <w:rFonts w:eastAsia="黑体"/>
         <w:b/>
         <w:bCs/>
         <w:color w:themeColor="background1" w:val="FFFFFF"/>
@@ -7465,6 +7853,7 @@
         <w:spacing w:after="0" w:before="0" w:line="240" w:lineRule="auto"/>
       </w:pPr>
       <w:rPr>
+        <w:rFonts w:eastAsia="黑体"/>
         <w:b/>
         <w:bCs/>
       </w:rPr>
@@ -7482,12 +7871,14 @@
     </w:tblStylePr>
     <w:tblStylePr w:type="firstCol">
       <w:rPr>
+        <w:rFonts w:eastAsia="黑体"/>
         <w:b/>
         <w:bCs/>
       </w:rPr>
     </w:tblStylePr>
     <w:tblStylePr w:type="lastCol">
       <w:rPr>
+        <w:rFonts w:eastAsia="黑体"/>
         <w:b/>
         <w:bCs/>
       </w:rPr>
@@ -7546,6 +7937,7 @@
         <w:spacing w:after="0" w:before="0" w:line="240" w:lineRule="auto"/>
       </w:pPr>
       <w:rPr>
+        <w:rFonts w:eastAsia="黑体"/>
         <w:b/>
         <w:bCs/>
         <w:color w:themeColor="background1" w:val="FFFFFF"/>
@@ -7568,6 +7960,7 @@
         <w:spacing w:after="0" w:before="0" w:line="240" w:lineRule="auto"/>
       </w:pPr>
       <w:rPr>
+        <w:rFonts w:eastAsia="黑体"/>
         <w:color w:val="auto"/>
       </w:rPr>
       <w:tblPr/>
@@ -7585,6 +7978,7 @@
     </w:tblStylePr>
     <w:tblStylePr w:type="firstCol">
       <w:rPr>
+        <w:rFonts w:eastAsia="黑体"/>
         <w:b/>
         <w:bCs/>
         <w:color w:themeColor="background1" w:val="FFFFFF"/>
@@ -7604,6 +7998,7 @@
     </w:tblStylePr>
     <w:tblStylePr w:type="lastCol">
       <w:rPr>
+        <w:rFonts w:eastAsia="黑体"/>
         <w:b/>
         <w:bCs/>
         <w:color w:themeColor="background1" w:val="FFFFFF"/>
@@ -7652,6 +8047,7 @@
     </w:tblStylePr>
     <w:tblStylePr w:type="nwCell">
       <w:rPr>
+        <w:rFonts w:eastAsia="黑体"/>
         <w:color w:themeColor="background1" w:val="FFFFFF"/>
       </w:rPr>
       <w:tblPr/>
@@ -7695,6 +8091,7 @@
         <w:spacing w:after="0" w:before="0" w:line="240" w:lineRule="auto"/>
       </w:pPr>
       <w:rPr>
+        <w:rFonts w:eastAsia="黑体"/>
         <w:b/>
         <w:bCs/>
         <w:color w:themeColor="background1" w:val="FFFFFF"/>
@@ -7717,6 +8114,7 @@
         <w:spacing w:after="0" w:before="0" w:line="240" w:lineRule="auto"/>
       </w:pPr>
       <w:rPr>
+        <w:rFonts w:eastAsia="黑体"/>
         <w:color w:val="auto"/>
       </w:rPr>
       <w:tblPr/>
@@ -7734,6 +8132,7 @@
     </w:tblStylePr>
     <w:tblStylePr w:type="firstCol">
       <w:rPr>
+        <w:rFonts w:eastAsia="黑体"/>
         <w:b/>
         <w:bCs/>
         <w:color w:themeColor="background1" w:val="FFFFFF"/>
@@ -7753,6 +8152,7 @@
     </w:tblStylePr>
     <w:tblStylePr w:type="lastCol">
       <w:rPr>
+        <w:rFonts w:eastAsia="黑体"/>
         <w:b/>
         <w:bCs/>
         <w:color w:themeColor="background1" w:val="FFFFFF"/>
@@ -7801,6 +8201,7 @@
     </w:tblStylePr>
     <w:tblStylePr w:type="nwCell">
       <w:rPr>
+        <w:rFonts w:eastAsia="黑体"/>
         <w:color w:themeColor="background1" w:val="FFFFFF"/>
       </w:rPr>
       <w:tblPr/>
@@ -7844,6 +8245,7 @@
         <w:spacing w:after="0" w:before="0" w:line="240" w:lineRule="auto"/>
       </w:pPr>
       <w:rPr>
+        <w:rFonts w:eastAsia="黑体"/>
         <w:b/>
         <w:bCs/>
         <w:color w:themeColor="background1" w:val="FFFFFF"/>
@@ -7866,6 +8268,7 @@
         <w:spacing w:after="0" w:before="0" w:line="240" w:lineRule="auto"/>
       </w:pPr>
       <w:rPr>
+        <w:rFonts w:eastAsia="黑体"/>
         <w:color w:val="auto"/>
       </w:rPr>
       <w:tblPr/>
@@ -7883,6 +8286,7 @@
     </w:tblStylePr>
     <w:tblStylePr w:type="firstCol">
       <w:rPr>
+        <w:rFonts w:eastAsia="黑体"/>
         <w:b/>
         <w:bCs/>
         <w:color w:themeColor="background1" w:val="FFFFFF"/>
@@ -7902,6 +8306,7 @@
     </w:tblStylePr>
     <w:tblStylePr w:type="lastCol">
       <w:rPr>
+        <w:rFonts w:eastAsia="黑体"/>
         <w:b/>
         <w:bCs/>
         <w:color w:themeColor="background1" w:val="FFFFFF"/>
@@ -7950,6 +8355,7 @@
     </w:tblStylePr>
     <w:tblStylePr w:type="nwCell">
       <w:rPr>
+        <w:rFonts w:eastAsia="黑体"/>
         <w:color w:themeColor="background1" w:val="FFFFFF"/>
       </w:rPr>
       <w:tblPr/>
@@ -7993,6 +8399,7 @@
         <w:spacing w:after="0" w:before="0" w:line="240" w:lineRule="auto"/>
       </w:pPr>
       <w:rPr>
+        <w:rFonts w:eastAsia="黑体"/>
         <w:b/>
         <w:bCs/>
         <w:color w:themeColor="background1" w:val="FFFFFF"/>
@@ -8015,6 +8422,7 @@
         <w:spacing w:after="0" w:before="0" w:line="240" w:lineRule="auto"/>
       </w:pPr>
       <w:rPr>
+        <w:rFonts w:eastAsia="黑体"/>
         <w:color w:val="auto"/>
       </w:rPr>
       <w:tblPr/>
@@ -8032,6 +8440,7 @@
     </w:tblStylePr>
     <w:tblStylePr w:type="firstCol">
       <w:rPr>
+        <w:rFonts w:eastAsia="黑体"/>
         <w:b/>
         <w:bCs/>
         <w:color w:themeColor="background1" w:val="FFFFFF"/>
@@ -8051,6 +8460,7 @@
     </w:tblStylePr>
     <w:tblStylePr w:type="lastCol">
       <w:rPr>
+        <w:rFonts w:eastAsia="黑体"/>
         <w:b/>
         <w:bCs/>
         <w:color w:themeColor="background1" w:val="FFFFFF"/>
@@ -8099,6 +8509,7 @@
     </w:tblStylePr>
     <w:tblStylePr w:type="nwCell">
       <w:rPr>
+        <w:rFonts w:eastAsia="黑体"/>
         <w:color w:themeColor="background1" w:val="FFFFFF"/>
       </w:rPr>
       <w:tblPr/>
@@ -8142,6 +8553,7 @@
         <w:spacing w:after="0" w:before="0" w:line="240" w:lineRule="auto"/>
       </w:pPr>
       <w:rPr>
+        <w:rFonts w:eastAsia="黑体"/>
         <w:b/>
         <w:bCs/>
         <w:color w:themeColor="background1" w:val="FFFFFF"/>
@@ -8164,6 +8576,7 @@
         <w:spacing w:after="0" w:before="0" w:line="240" w:lineRule="auto"/>
       </w:pPr>
       <w:rPr>
+        <w:rFonts w:eastAsia="黑体"/>
         <w:color w:val="auto"/>
       </w:rPr>
       <w:tblPr/>
@@ -8181,6 +8594,7 @@
     </w:tblStylePr>
     <w:tblStylePr w:type="firstCol">
       <w:rPr>
+        <w:rFonts w:eastAsia="黑体"/>
         <w:b/>
         <w:bCs/>
         <w:color w:themeColor="background1" w:val="FFFFFF"/>
@@ -8200,6 +8614,7 @@
     </w:tblStylePr>
     <w:tblStylePr w:type="lastCol">
       <w:rPr>
+        <w:rFonts w:eastAsia="黑体"/>
         <w:b/>
         <w:bCs/>
         <w:color w:themeColor="background1" w:val="FFFFFF"/>
@@ -8248,6 +8663,7 @@
     </w:tblStylePr>
     <w:tblStylePr w:type="nwCell">
       <w:rPr>
+        <w:rFonts w:eastAsia="黑体"/>
         <w:color w:themeColor="background1" w:val="FFFFFF"/>
       </w:rPr>
       <w:tblPr/>
@@ -8291,6 +8707,7 @@
         <w:spacing w:after="0" w:before="0" w:line="240" w:lineRule="auto"/>
       </w:pPr>
       <w:rPr>
+        <w:rFonts w:eastAsia="黑体"/>
         <w:b/>
         <w:bCs/>
         <w:color w:themeColor="background1" w:val="FFFFFF"/>
@@ -8313,6 +8730,7 @@
         <w:spacing w:after="0" w:before="0" w:line="240" w:lineRule="auto"/>
       </w:pPr>
       <w:rPr>
+        <w:rFonts w:eastAsia="黑体"/>
         <w:color w:val="auto"/>
       </w:rPr>
       <w:tblPr/>
@@ -8330,6 +8748,7 @@
     </w:tblStylePr>
     <w:tblStylePr w:type="firstCol">
       <w:rPr>
+        <w:rFonts w:eastAsia="黑体"/>
         <w:b/>
         <w:bCs/>
         <w:color w:themeColor="background1" w:val="FFFFFF"/>
@@ -8349,6 +8768,7 @@
     </w:tblStylePr>
     <w:tblStylePr w:type="lastCol">
       <w:rPr>
+        <w:rFonts w:eastAsia="黑体"/>
         <w:b/>
         <w:bCs/>
         <w:color w:themeColor="background1" w:val="FFFFFF"/>
@@ -8397,6 +8817,7 @@
     </w:tblStylePr>
     <w:tblStylePr w:type="nwCell">
       <w:rPr>
+        <w:rFonts w:eastAsia="黑体"/>
         <w:color w:themeColor="background1" w:val="FFFFFF"/>
       </w:rPr>
       <w:tblPr/>
@@ -8440,6 +8861,7 @@
         <w:spacing w:after="0" w:before="0" w:line="240" w:lineRule="auto"/>
       </w:pPr>
       <w:rPr>
+        <w:rFonts w:eastAsia="黑体"/>
         <w:b/>
         <w:bCs/>
         <w:color w:themeColor="background1" w:val="FFFFFF"/>
@@ -8462,6 +8884,7 @@
         <w:spacing w:after="0" w:before="0" w:line="240" w:lineRule="auto"/>
       </w:pPr>
       <w:rPr>
+        <w:rFonts w:eastAsia="黑体"/>
         <w:color w:val="auto"/>
       </w:rPr>
       <w:tblPr/>
@@ -8479,6 +8902,7 @@
     </w:tblStylePr>
     <w:tblStylePr w:type="firstCol">
       <w:rPr>
+        <w:rFonts w:eastAsia="黑体"/>
         <w:b/>
         <w:bCs/>
         <w:color w:themeColor="background1" w:val="FFFFFF"/>
@@ -8498,6 +8922,7 @@
     </w:tblStylePr>
     <w:tblStylePr w:type="lastCol">
       <w:rPr>
+        <w:rFonts w:eastAsia="黑体"/>
         <w:b/>
         <w:bCs/>
         <w:color w:themeColor="background1" w:val="FFFFFF"/>
@@ -8546,6 +8971,7 @@
     </w:tblStylePr>
     <w:tblStylePr w:type="nwCell">
       <w:rPr>
+        <w:rFonts w:eastAsia="黑体"/>
         <w:color w:themeColor="background1" w:val="FFFFFF"/>
       </w:rPr>
       <w:tblPr/>
@@ -8570,6 +8996,7 @@
       <w:spacing w:after="0" w:line="240" w:lineRule="auto"/>
     </w:pPr>
     <w:rPr>
+      <w:rFonts w:eastAsia="黑体"/>
       <w:color w:themeColor="text1" w:val="000000"/>
     </w:rPr>
     <w:tblPr>
@@ -8589,7 +9016,7 @@
     </w:tblPr>
     <w:tblStylePr w:type="firstRow">
       <w:rPr>
-        <w:rFonts w:asciiTheme="majorHAnsi" w:cstheme="majorBidi" w:eastAsiaTheme="majorEastAsia" w:hAnsiTheme="majorHAnsi"/>
+        <w:rFonts w:asciiTheme="majorHAnsi" w:cstheme="majorBidi" w:hAnsiTheme="majorHAnsi" w:eastAsia="黑体"/>
       </w:rPr>
       <w:tblPr/>
       <w:tcPr>
@@ -8601,6 +9028,7 @@
     </w:tblStylePr>
     <w:tblStylePr w:type="lastRow">
       <w:rPr>
+        <w:rFonts w:eastAsia="黑体"/>
         <w:b/>
         <w:bCs/>
         <w:color w:themeColor="text2" w:val="1F497D"/>
@@ -8615,12 +9043,14 @@
     </w:tblStylePr>
     <w:tblStylePr w:type="firstCol">
       <w:rPr>
+        <w:rFonts w:eastAsia="黑体"/>
         <w:b/>
         <w:bCs/>
       </w:rPr>
     </w:tblStylePr>
     <w:tblStylePr w:type="lastCol">
       <w:rPr>
+        <w:rFonts w:eastAsia="黑体"/>
         <w:b/>
         <w:bCs/>
       </w:rPr>
@@ -8654,6 +9084,7 @@
       <w:spacing w:after="0" w:line="240" w:lineRule="auto"/>
     </w:pPr>
     <w:rPr>
+      <w:rFonts w:eastAsia="黑体"/>
       <w:color w:themeColor="text1" w:val="000000"/>
     </w:rPr>
     <w:tblPr>
@@ -8673,7 +9104,7 @@
     </w:tblPr>
     <w:tblStylePr w:type="firstRow">
       <w:rPr>
-        <w:rFonts w:asciiTheme="majorHAnsi" w:cstheme="majorBidi" w:eastAsiaTheme="majorEastAsia" w:hAnsiTheme="majorHAnsi"/>
+        <w:rFonts w:asciiTheme="majorHAnsi" w:cstheme="majorBidi" w:hAnsiTheme="majorHAnsi" w:eastAsia="黑体"/>
       </w:rPr>
       <w:tblPr/>
       <w:tcPr>
@@ -8685,6 +9116,7 @@
     </w:tblStylePr>
     <w:tblStylePr w:type="lastRow">
       <w:rPr>
+        <w:rFonts w:eastAsia="黑体"/>
         <w:b/>
         <w:bCs/>
         <w:color w:themeColor="text2" w:val="1F497D"/>
@@ -8699,12 +9131,14 @@
     </w:tblStylePr>
     <w:tblStylePr w:type="firstCol">
       <w:rPr>
+        <w:rFonts w:eastAsia="黑体"/>
         <w:b/>
         <w:bCs/>
       </w:rPr>
     </w:tblStylePr>
     <w:tblStylePr w:type="lastCol">
       <w:rPr>
+        <w:rFonts w:eastAsia="黑体"/>
         <w:b/>
         <w:bCs/>
       </w:rPr>
@@ -8738,6 +9172,7 @@
       <w:spacing w:after="0" w:line="240" w:lineRule="auto"/>
     </w:pPr>
     <w:rPr>
+      <w:rFonts w:eastAsia="黑体"/>
       <w:color w:themeColor="text1" w:val="000000"/>
     </w:rPr>
     <w:tblPr>
@@ -8757,7 +9192,7 @@
     </w:tblPr>
     <w:tblStylePr w:type="firstRow">
       <w:rPr>
-        <w:rFonts w:asciiTheme="majorHAnsi" w:cstheme="majorBidi" w:eastAsiaTheme="majorEastAsia" w:hAnsiTheme="majorHAnsi"/>
+        <w:rFonts w:asciiTheme="majorHAnsi" w:cstheme="majorBidi" w:hAnsiTheme="majorHAnsi" w:eastAsia="黑体"/>
       </w:rPr>
       <w:tblPr/>
       <w:tcPr>
@@ -8769,6 +9204,7 @@
     </w:tblStylePr>
     <w:tblStylePr w:type="lastRow">
       <w:rPr>
+        <w:rFonts w:eastAsia="黑体"/>
         <w:b/>
         <w:bCs/>
         <w:color w:themeColor="text2" w:val="1F497D"/>
@@ -8783,12 +9219,14 @@
     </w:tblStylePr>
     <w:tblStylePr w:type="firstCol">
       <w:rPr>
+        <w:rFonts w:eastAsia="黑体"/>
         <w:b/>
         <w:bCs/>
       </w:rPr>
     </w:tblStylePr>
     <w:tblStylePr w:type="lastCol">
       <w:rPr>
+        <w:rFonts w:eastAsia="黑体"/>
         <w:b/>
         <w:bCs/>
       </w:rPr>
@@ -8822,6 +9260,7 @@
       <w:spacing w:after="0" w:line="240" w:lineRule="auto"/>
     </w:pPr>
     <w:rPr>
+      <w:rFonts w:eastAsia="黑体"/>
       <w:color w:themeColor="text1" w:val="000000"/>
     </w:rPr>
     <w:tblPr>
@@ -8841,7 +9280,7 @@
     </w:tblPr>
     <w:tblStylePr w:type="firstRow">
       <w:rPr>
-        <w:rFonts w:asciiTheme="majorHAnsi" w:cstheme="majorBidi" w:eastAsiaTheme="majorEastAsia" w:hAnsiTheme="majorHAnsi"/>
+        <w:rFonts w:asciiTheme="majorHAnsi" w:cstheme="majorBidi" w:hAnsiTheme="majorHAnsi" w:eastAsia="黑体"/>
       </w:rPr>
       <w:tblPr/>
       <w:tcPr>
@@ -8853,6 +9292,7 @@
     </w:tblStylePr>
     <w:tblStylePr w:type="lastRow">
       <w:rPr>
+        <w:rFonts w:eastAsia="黑体"/>
         <w:b/>
         <w:bCs/>
         <w:color w:themeColor="text2" w:val="1F497D"/>
@@ -8867,12 +9307,14 @@
     </w:tblStylePr>
     <w:tblStylePr w:type="firstCol">
       <w:rPr>
+        <w:rFonts w:eastAsia="黑体"/>
         <w:b/>
         <w:bCs/>
       </w:rPr>
     </w:tblStylePr>
     <w:tblStylePr w:type="lastCol">
       <w:rPr>
+        <w:rFonts w:eastAsia="黑体"/>
         <w:b/>
         <w:bCs/>
       </w:rPr>
@@ -8906,6 +9348,7 @@
       <w:spacing w:after="0" w:line="240" w:lineRule="auto"/>
     </w:pPr>
     <w:rPr>
+      <w:rFonts w:eastAsia="黑体"/>
       <w:color w:themeColor="text1" w:val="000000"/>
     </w:rPr>
     <w:tblPr>
@@ -8925,7 +9368,7 @@
     </w:tblPr>
     <w:tblStylePr w:type="firstRow">
       <w:rPr>
-        <w:rFonts w:asciiTheme="majorHAnsi" w:cstheme="majorBidi" w:eastAsiaTheme="majorEastAsia" w:hAnsiTheme="majorHAnsi"/>
+        <w:rFonts w:asciiTheme="majorHAnsi" w:cstheme="majorBidi" w:hAnsiTheme="majorHAnsi" w:eastAsia="黑体"/>
       </w:rPr>
       <w:tblPr/>
       <w:tcPr>
@@ -8937,6 +9380,7 @@
     </w:tblStylePr>
     <w:tblStylePr w:type="lastRow">
       <w:rPr>
+        <w:rFonts w:eastAsia="黑体"/>
         <w:b/>
         <w:bCs/>
         <w:color w:themeColor="text2" w:val="1F497D"/>
@@ -8951,12 +9395,14 @@
     </w:tblStylePr>
     <w:tblStylePr w:type="firstCol">
       <w:rPr>
+        <w:rFonts w:eastAsia="黑体"/>
         <w:b/>
         <w:bCs/>
       </w:rPr>
     </w:tblStylePr>
     <w:tblStylePr w:type="lastCol">
       <w:rPr>
+        <w:rFonts w:eastAsia="黑体"/>
         <w:b/>
         <w:bCs/>
       </w:rPr>
@@ -8990,6 +9436,7 @@
       <w:spacing w:after="0" w:line="240" w:lineRule="auto"/>
     </w:pPr>
     <w:rPr>
+      <w:rFonts w:eastAsia="黑体"/>
       <w:color w:themeColor="text1" w:val="000000"/>
     </w:rPr>
     <w:tblPr>
@@ -9009,7 +9456,7 @@
     </w:tblPr>
     <w:tblStylePr w:type="firstRow">
       <w:rPr>
-        <w:rFonts w:asciiTheme="majorHAnsi" w:cstheme="majorBidi" w:eastAsiaTheme="majorEastAsia" w:hAnsiTheme="majorHAnsi"/>
+        <w:rFonts w:asciiTheme="majorHAnsi" w:cstheme="majorBidi" w:hAnsiTheme="majorHAnsi" w:eastAsia="黑体"/>
       </w:rPr>
       <w:tblPr/>
       <w:tcPr>
@@ -9021,6 +9468,7 @@
     </w:tblStylePr>
     <w:tblStylePr w:type="lastRow">
       <w:rPr>
+        <w:rFonts w:eastAsia="黑体"/>
         <w:b/>
         <w:bCs/>
         <w:color w:themeColor="text2" w:val="1F497D"/>
@@ -9035,12 +9483,14 @@
     </w:tblStylePr>
     <w:tblStylePr w:type="firstCol">
       <w:rPr>
+        <w:rFonts w:eastAsia="黑体"/>
         <w:b/>
         <w:bCs/>
       </w:rPr>
     </w:tblStylePr>
     <w:tblStylePr w:type="lastCol">
       <w:rPr>
+        <w:rFonts w:eastAsia="黑体"/>
         <w:b/>
         <w:bCs/>
       </w:rPr>
@@ -9074,6 +9524,7 @@
       <w:spacing w:after="0" w:line="240" w:lineRule="auto"/>
     </w:pPr>
     <w:rPr>
+      <w:rFonts w:eastAsia="黑体"/>
       <w:color w:themeColor="text1" w:val="000000"/>
     </w:rPr>
     <w:tblPr>
@@ -9093,7 +9544,7 @@
     </w:tblPr>
     <w:tblStylePr w:type="firstRow">
       <w:rPr>
-        <w:rFonts w:asciiTheme="majorHAnsi" w:cstheme="majorBidi" w:eastAsiaTheme="majorEastAsia" w:hAnsiTheme="majorHAnsi"/>
+        <w:rFonts w:asciiTheme="majorHAnsi" w:cstheme="majorBidi" w:hAnsiTheme="majorHAnsi" w:eastAsia="黑体"/>
       </w:rPr>
       <w:tblPr/>
       <w:tcPr>
@@ -9105,6 +9556,7 @@
     </w:tblStylePr>
     <w:tblStylePr w:type="lastRow">
       <w:rPr>
+        <w:rFonts w:eastAsia="黑体"/>
         <w:b/>
         <w:bCs/>
         <w:color w:themeColor="text2" w:val="1F497D"/>
@@ -9119,12 +9571,14 @@
     </w:tblStylePr>
     <w:tblStylePr w:type="firstCol">
       <w:rPr>
+        <w:rFonts w:eastAsia="黑体"/>
         <w:b/>
         <w:bCs/>
       </w:rPr>
     </w:tblStylePr>
     <w:tblStylePr w:type="lastCol">
       <w:rPr>
+        <w:rFonts w:eastAsia="黑体"/>
         <w:b/>
         <w:bCs/>
       </w:rPr>
@@ -9158,7 +9612,7 @@
       <w:spacing w:after="0" w:line="240" w:lineRule="auto"/>
     </w:pPr>
     <w:rPr>
-      <w:rFonts w:asciiTheme="majorHAnsi" w:cstheme="majorBidi" w:eastAsiaTheme="majorEastAsia" w:hAnsiTheme="majorHAnsi"/>
+      <w:rFonts w:asciiTheme="majorHAnsi" w:cstheme="majorBidi" w:hAnsiTheme="majorHAnsi" w:eastAsia="黑体"/>
       <w:color w:themeColor="text1" w:val="000000"/>
     </w:rPr>
     <w:tblPr>
@@ -9180,6 +9634,7 @@
     </w:tblPr>
     <w:tblStylePr w:type="firstRow">
       <w:rPr>
+        <w:rFonts w:eastAsia="黑体"/>
         <w:sz w:val="24"/>
         <w:szCs w:val="24"/>
       </w:rPr>
@@ -9286,7 +9741,7 @@
       <w:spacing w:after="0" w:line="240" w:lineRule="auto"/>
     </w:pPr>
     <w:rPr>
-      <w:rFonts w:asciiTheme="majorHAnsi" w:cstheme="majorBidi" w:eastAsiaTheme="majorEastAsia" w:hAnsiTheme="majorHAnsi"/>
+      <w:rFonts w:asciiTheme="majorHAnsi" w:cstheme="majorBidi" w:hAnsiTheme="majorHAnsi" w:eastAsia="黑体"/>
       <w:color w:themeColor="text1" w:val="000000"/>
     </w:rPr>
     <w:tblPr>
@@ -9308,6 +9763,7 @@
     </w:tblPr>
     <w:tblStylePr w:type="firstRow">
       <w:rPr>
+        <w:rFonts w:eastAsia="黑体"/>
         <w:sz w:val="24"/>
         <w:szCs w:val="24"/>
       </w:rPr>
@@ -9414,7 +9870,7 @@
       <w:spacing w:after="0" w:line="240" w:lineRule="auto"/>
     </w:pPr>
     <w:rPr>
-      <w:rFonts w:asciiTheme="majorHAnsi" w:cstheme="majorBidi" w:eastAsiaTheme="majorEastAsia" w:hAnsiTheme="majorHAnsi"/>
+      <w:rFonts w:asciiTheme="majorHAnsi" w:cstheme="majorBidi" w:hAnsiTheme="majorHAnsi" w:eastAsia="黑体"/>
       <w:color w:themeColor="text1" w:val="000000"/>
     </w:rPr>
     <w:tblPr>
@@ -9436,6 +9892,7 @@
     </w:tblPr>
     <w:tblStylePr w:type="firstRow">
       <w:rPr>
+        <w:rFonts w:eastAsia="黑体"/>
         <w:sz w:val="24"/>
         <w:szCs w:val="24"/>
       </w:rPr>
@@ -9542,7 +9999,7 @@
       <w:spacing w:after="0" w:line="240" w:lineRule="auto"/>
     </w:pPr>
     <w:rPr>
-      <w:rFonts w:asciiTheme="majorHAnsi" w:cstheme="majorBidi" w:eastAsiaTheme="majorEastAsia" w:hAnsiTheme="majorHAnsi"/>
+      <w:rFonts w:asciiTheme="majorHAnsi" w:cstheme="majorBidi" w:hAnsiTheme="majorHAnsi" w:eastAsia="黑体"/>
       <w:color w:themeColor="text1" w:val="000000"/>
     </w:rPr>
     <w:tblPr>
@@ -9564,6 +10021,7 @@
     </w:tblPr>
     <w:tblStylePr w:type="firstRow">
       <w:rPr>
+        <w:rFonts w:eastAsia="黑体"/>
         <w:sz w:val="24"/>
         <w:szCs w:val="24"/>
       </w:rPr>
@@ -9670,7 +10128,7 @@
       <w:spacing w:after="0" w:line="240" w:lineRule="auto"/>
     </w:pPr>
     <w:rPr>
-      <w:rFonts w:asciiTheme="majorHAnsi" w:cstheme="majorBidi" w:eastAsiaTheme="majorEastAsia" w:hAnsiTheme="majorHAnsi"/>
+      <w:rFonts w:asciiTheme="majorHAnsi" w:cstheme="majorBidi" w:hAnsiTheme="majorHAnsi" w:eastAsia="黑体"/>
       <w:color w:themeColor="text1" w:val="000000"/>
     </w:rPr>
     <w:tblPr>
@@ -9692,6 +10150,7 @@
     </w:tblPr>
     <w:tblStylePr w:type="firstRow">
       <w:rPr>
+        <w:rFonts w:eastAsia="黑体"/>
         <w:sz w:val="24"/>
         <w:szCs w:val="24"/>
       </w:rPr>
@@ -9798,7 +10257,7 @@
       <w:spacing w:after="0" w:line="240" w:lineRule="auto"/>
     </w:pPr>
     <w:rPr>
-      <w:rFonts w:asciiTheme="majorHAnsi" w:cstheme="majorBidi" w:eastAsiaTheme="majorEastAsia" w:hAnsiTheme="majorHAnsi"/>
+      <w:rFonts w:asciiTheme="majorHAnsi" w:cstheme="majorBidi" w:hAnsiTheme="majorHAnsi" w:eastAsia="黑体"/>
       <w:color w:themeColor="text1" w:val="000000"/>
     </w:rPr>
     <w:tblPr>
@@ -9820,6 +10279,7 @@
     </w:tblPr>
     <w:tblStylePr w:type="firstRow">
       <w:rPr>
+        <w:rFonts w:eastAsia="黑体"/>
         <w:sz w:val="24"/>
         <w:szCs w:val="24"/>
       </w:rPr>
@@ -9926,7 +10386,7 @@
       <w:spacing w:after="0" w:line="240" w:lineRule="auto"/>
     </w:pPr>
     <w:rPr>
-      <w:rFonts w:asciiTheme="majorHAnsi" w:cstheme="majorBidi" w:eastAsiaTheme="majorEastAsia" w:hAnsiTheme="majorHAnsi"/>
+      <w:rFonts w:asciiTheme="majorHAnsi" w:cstheme="majorBidi" w:hAnsiTheme="majorHAnsi" w:eastAsia="黑体"/>
       <w:color w:themeColor="text1" w:val="000000"/>
     </w:rPr>
     <w:tblPr>
@@ -9948,6 +10408,7 @@
     </w:tblPr>
     <w:tblStylePr w:type="firstRow">
       <w:rPr>
+        <w:rFonts w:eastAsia="黑体"/>
         <w:sz w:val="24"/>
         <w:szCs w:val="24"/>
       </w:rPr>
@@ -10077,12 +10538,14 @@
     </w:tcPr>
     <w:tblStylePr w:type="firstRow">
       <w:rPr>
+        <w:rFonts w:eastAsia="黑体"/>
         <w:b/>
         <w:bCs/>
       </w:rPr>
     </w:tblStylePr>
     <w:tblStylePr w:type="lastRow">
       <w:rPr>
+        <w:rFonts w:eastAsia="黑体"/>
         <w:b/>
         <w:bCs/>
       </w:rPr>
@@ -10095,12 +10558,14 @@
     </w:tblStylePr>
     <w:tblStylePr w:type="firstCol">
       <w:rPr>
+        <w:rFonts w:eastAsia="黑体"/>
         <w:b/>
         <w:bCs/>
       </w:rPr>
     </w:tblStylePr>
     <w:tblStylePr w:type="lastCol">
       <w:rPr>
+        <w:rFonts w:eastAsia="黑体"/>
         <w:b/>
         <w:bCs/>
       </w:rPr>
@@ -10150,12 +10615,14 @@
     </w:tcPr>
     <w:tblStylePr w:type="firstRow">
       <w:rPr>
+        <w:rFonts w:eastAsia="黑体"/>
         <w:b/>
         <w:bCs/>
       </w:rPr>
     </w:tblStylePr>
     <w:tblStylePr w:type="lastRow">
       <w:rPr>
+        <w:rFonts w:eastAsia="黑体"/>
         <w:b/>
         <w:bCs/>
       </w:rPr>
@@ -10168,12 +10635,14 @@
     </w:tblStylePr>
     <w:tblStylePr w:type="firstCol">
       <w:rPr>
+        <w:rFonts w:eastAsia="黑体"/>
         <w:b/>
         <w:bCs/>
       </w:rPr>
     </w:tblStylePr>
     <w:tblStylePr w:type="lastCol">
       <w:rPr>
+        <w:rFonts w:eastAsia="黑体"/>
         <w:b/>
         <w:bCs/>
       </w:rPr>
@@ -10223,12 +10692,14 @@
     </w:tcPr>
     <w:tblStylePr w:type="firstRow">
       <w:rPr>
+        <w:rFonts w:eastAsia="黑体"/>
         <w:b/>
         <w:bCs/>
       </w:rPr>
     </w:tblStylePr>
     <w:tblStylePr w:type="lastRow">
       <w:rPr>
+        <w:rFonts w:eastAsia="黑体"/>
         <w:b/>
         <w:bCs/>
       </w:rPr>
@@ -10241,12 +10712,14 @@
     </w:tblStylePr>
     <w:tblStylePr w:type="firstCol">
       <w:rPr>
+        <w:rFonts w:eastAsia="黑体"/>
         <w:b/>
         <w:bCs/>
       </w:rPr>
     </w:tblStylePr>
     <w:tblStylePr w:type="lastCol">
       <w:rPr>
+        <w:rFonts w:eastAsia="黑体"/>
         <w:b/>
         <w:bCs/>
       </w:rPr>
@@ -10296,12 +10769,14 @@
     </w:tcPr>
     <w:tblStylePr w:type="firstRow">
       <w:rPr>
+        <w:rFonts w:eastAsia="黑体"/>
         <w:b/>
         <w:bCs/>
       </w:rPr>
     </w:tblStylePr>
     <w:tblStylePr w:type="lastRow">
       <w:rPr>
+        <w:rFonts w:eastAsia="黑体"/>
         <w:b/>
         <w:bCs/>
       </w:rPr>
@@ -10314,12 +10789,14 @@
     </w:tblStylePr>
     <w:tblStylePr w:type="firstCol">
       <w:rPr>
+        <w:rFonts w:eastAsia="黑体"/>
         <w:b/>
         <w:bCs/>
       </w:rPr>
     </w:tblStylePr>
     <w:tblStylePr w:type="lastCol">
       <w:rPr>
+        <w:rFonts w:eastAsia="黑体"/>
         <w:b/>
         <w:bCs/>
       </w:rPr>
@@ -10369,12 +10846,14 @@
     </w:tcPr>
     <w:tblStylePr w:type="firstRow">
       <w:rPr>
+        <w:rFonts w:eastAsia="黑体"/>
         <w:b/>
         <w:bCs/>
       </w:rPr>
     </w:tblStylePr>
     <w:tblStylePr w:type="lastRow">
       <w:rPr>
+        <w:rFonts w:eastAsia="黑体"/>
         <w:b/>
         <w:bCs/>
       </w:rPr>
@@ -10387,12 +10866,14 @@
     </w:tblStylePr>
     <w:tblStylePr w:type="firstCol">
       <w:rPr>
+        <w:rFonts w:eastAsia="黑体"/>
         <w:b/>
         <w:bCs/>
       </w:rPr>
     </w:tblStylePr>
     <w:tblStylePr w:type="lastCol">
       <w:rPr>
+        <w:rFonts w:eastAsia="黑体"/>
         <w:b/>
         <w:bCs/>
       </w:rPr>
@@ -10442,12 +10923,14 @@
     </w:tcPr>
     <w:tblStylePr w:type="firstRow">
       <w:rPr>
+        <w:rFonts w:eastAsia="黑体"/>
         <w:b/>
         <w:bCs/>
       </w:rPr>
     </w:tblStylePr>
     <w:tblStylePr w:type="lastRow">
       <w:rPr>
+        <w:rFonts w:eastAsia="黑体"/>
         <w:b/>
         <w:bCs/>
       </w:rPr>
@@ -10460,12 +10943,14 @@
     </w:tblStylePr>
     <w:tblStylePr w:type="firstCol">
       <w:rPr>
+        <w:rFonts w:eastAsia="黑体"/>
         <w:b/>
         <w:bCs/>
       </w:rPr>
     </w:tblStylePr>
     <w:tblStylePr w:type="lastCol">
       <w:rPr>
+        <w:rFonts w:eastAsia="黑体"/>
         <w:b/>
         <w:bCs/>
       </w:rPr>
@@ -10515,12 +11000,14 @@
     </w:tcPr>
     <w:tblStylePr w:type="firstRow">
       <w:rPr>
+        <w:rFonts w:eastAsia="黑体"/>
         <w:b/>
         <w:bCs/>
       </w:rPr>
     </w:tblStylePr>
     <w:tblStylePr w:type="lastRow">
       <w:rPr>
+        <w:rFonts w:eastAsia="黑体"/>
         <w:b/>
         <w:bCs/>
       </w:rPr>
@@ -10533,12 +11020,14 @@
     </w:tblStylePr>
     <w:tblStylePr w:type="firstCol">
       <w:rPr>
+        <w:rFonts w:eastAsia="黑体"/>
         <w:b/>
         <w:bCs/>
       </w:rPr>
     </w:tblStylePr>
     <w:tblStylePr w:type="lastCol">
       <w:rPr>
+        <w:rFonts w:eastAsia="黑体"/>
         <w:b/>
         <w:bCs/>
       </w:rPr>
@@ -10565,7 +11054,7 @@
       <w:spacing w:after="0" w:line="240" w:lineRule="auto"/>
     </w:pPr>
     <w:rPr>
-      <w:rFonts w:asciiTheme="majorHAnsi" w:cstheme="majorBidi" w:eastAsiaTheme="majorEastAsia" w:hAnsiTheme="majorHAnsi"/>
+      <w:rFonts w:asciiTheme="majorHAnsi" w:cstheme="majorBidi" w:hAnsiTheme="majorHAnsi" w:eastAsia="黑体"/>
       <w:color w:themeColor="text1" w:val="000000"/>
     </w:rPr>
     <w:tblPr>
@@ -10592,6 +11081,7 @@
     </w:tcPr>
     <w:tblStylePr w:type="firstRow">
       <w:rPr>
+        <w:rFonts w:eastAsia="黑体"/>
         <w:b/>
         <w:bCs/>
         <w:color w:themeColor="text1" w:val="000000"/>
@@ -10603,6 +11093,7 @@
     </w:tblStylePr>
     <w:tblStylePr w:type="lastRow">
       <w:rPr>
+        <w:rFonts w:eastAsia="黑体"/>
         <w:b/>
         <w:bCs/>
         <w:color w:themeColor="text1" w:val="000000"/>
@@ -10622,6 +11113,7 @@
     </w:tblStylePr>
     <w:tblStylePr w:type="firstCol">
       <w:rPr>
+        <w:rFonts w:eastAsia="黑体"/>
         <w:b/>
         <w:bCs/>
         <w:color w:themeColor="text1" w:val="000000"/>
@@ -10641,6 +11133,7 @@
     </w:tblStylePr>
     <w:tblStylePr w:type="lastCol">
       <w:rPr>
+        <w:rFonts w:eastAsia="黑体"/>
         <w:b w:val="0"/>
         <w:bCs w:val="0"/>
         <w:color w:themeColor="text1" w:val="000000"/>
@@ -10690,7 +11183,7 @@
       <w:spacing w:after="0" w:line="240" w:lineRule="auto"/>
     </w:pPr>
     <w:rPr>
-      <w:rFonts w:asciiTheme="majorHAnsi" w:cstheme="majorBidi" w:eastAsiaTheme="majorEastAsia" w:hAnsiTheme="majorHAnsi"/>
+      <w:rFonts w:asciiTheme="majorHAnsi" w:cstheme="majorBidi" w:hAnsiTheme="majorHAnsi" w:eastAsia="黑体"/>
       <w:color w:themeColor="text1" w:val="000000"/>
     </w:rPr>
     <w:tblPr>
@@ -10717,6 +11210,7 @@
     </w:tcPr>
     <w:tblStylePr w:type="firstRow">
       <w:rPr>
+        <w:rFonts w:eastAsia="黑体"/>
         <w:b/>
         <w:bCs/>
         <w:color w:themeColor="text1" w:val="000000"/>
@@ -10728,6 +11222,7 @@
     </w:tblStylePr>
     <w:tblStylePr w:type="lastRow">
       <w:rPr>
+        <w:rFonts w:eastAsia="黑体"/>
         <w:b/>
         <w:bCs/>
         <w:color w:themeColor="text1" w:val="000000"/>
@@ -10747,6 +11242,7 @@
     </w:tblStylePr>
     <w:tblStylePr w:type="firstCol">
       <w:rPr>
+        <w:rFonts w:eastAsia="黑体"/>
         <w:b/>
         <w:bCs/>
         <w:color w:themeColor="text1" w:val="000000"/>
@@ -10766,6 +11262,7 @@
     </w:tblStylePr>
     <w:tblStylePr w:type="lastCol">
       <w:rPr>
+        <w:rFonts w:eastAsia="黑体"/>
         <w:b w:val="0"/>
         <w:bCs w:val="0"/>
         <w:color w:themeColor="text1" w:val="000000"/>
@@ -10815,7 +11312,7 @@
       <w:spacing w:after="0" w:line="240" w:lineRule="auto"/>
     </w:pPr>
     <w:rPr>
-      <w:rFonts w:asciiTheme="majorHAnsi" w:cstheme="majorBidi" w:eastAsiaTheme="majorEastAsia" w:hAnsiTheme="majorHAnsi"/>
+      <w:rFonts w:asciiTheme="majorHAnsi" w:cstheme="majorBidi" w:hAnsiTheme="majorHAnsi" w:eastAsia="黑体"/>
       <w:color w:themeColor="text1" w:val="000000"/>
     </w:rPr>
     <w:tblPr>
@@ -10842,6 +11339,7 @@
     </w:tcPr>
     <w:tblStylePr w:type="firstRow">
       <w:rPr>
+        <w:rFonts w:eastAsia="黑体"/>
         <w:b/>
         <w:bCs/>
         <w:color w:themeColor="text1" w:val="000000"/>
@@ -10853,6 +11351,7 @@
     </w:tblStylePr>
     <w:tblStylePr w:type="lastRow">
       <w:rPr>
+        <w:rFonts w:eastAsia="黑体"/>
         <w:b/>
         <w:bCs/>
         <w:color w:themeColor="text1" w:val="000000"/>
@@ -10872,6 +11371,7 @@
     </w:tblStylePr>
     <w:tblStylePr w:type="firstCol">
       <w:rPr>
+        <w:rFonts w:eastAsia="黑体"/>
         <w:b/>
         <w:bCs/>
         <w:color w:themeColor="text1" w:val="000000"/>
@@ -10891,6 +11391,7 @@
     </w:tblStylePr>
     <w:tblStylePr w:type="lastCol">
       <w:rPr>
+        <w:rFonts w:eastAsia="黑体"/>
         <w:b w:val="0"/>
         <w:bCs w:val="0"/>
         <w:color w:themeColor="text1" w:val="000000"/>
@@ -10940,7 +11441,7 @@
       <w:spacing w:after="0" w:line="240" w:lineRule="auto"/>
     </w:pPr>
     <w:rPr>
-      <w:rFonts w:asciiTheme="majorHAnsi" w:cstheme="majorBidi" w:eastAsiaTheme="majorEastAsia" w:hAnsiTheme="majorHAnsi"/>
+      <w:rFonts w:asciiTheme="majorHAnsi" w:cstheme="majorBidi" w:hAnsiTheme="majorHAnsi" w:eastAsia="黑体"/>
       <w:color w:themeColor="text1" w:val="000000"/>
     </w:rPr>
     <w:tblPr>
@@ -10967,6 +11468,7 @@
     </w:tcPr>
     <w:tblStylePr w:type="firstRow">
       <w:rPr>
+        <w:rFonts w:eastAsia="黑体"/>
         <w:b/>
         <w:bCs/>
         <w:color w:themeColor="text1" w:val="000000"/>
@@ -10978,6 +11480,7 @@
     </w:tblStylePr>
     <w:tblStylePr w:type="lastRow">
       <w:rPr>
+        <w:rFonts w:eastAsia="黑体"/>
         <w:b/>
         <w:bCs/>
         <w:color w:themeColor="text1" w:val="000000"/>
@@ -10997,6 +11500,7 @@
     </w:tblStylePr>
     <w:tblStylePr w:type="firstCol">
       <w:rPr>
+        <w:rFonts w:eastAsia="黑体"/>
         <w:b/>
         <w:bCs/>
         <w:color w:themeColor="text1" w:val="000000"/>
@@ -11016,6 +11520,7 @@
     </w:tblStylePr>
     <w:tblStylePr w:type="lastCol">
       <w:rPr>
+        <w:rFonts w:eastAsia="黑体"/>
         <w:b w:val="0"/>
         <w:bCs w:val="0"/>
         <w:color w:themeColor="text1" w:val="000000"/>
@@ -11065,7 +11570,7 @@
       <w:spacing w:after="0" w:line="240" w:lineRule="auto"/>
     </w:pPr>
     <w:rPr>
-      <w:rFonts w:asciiTheme="majorHAnsi" w:cstheme="majorBidi" w:eastAsiaTheme="majorEastAsia" w:hAnsiTheme="majorHAnsi"/>
+      <w:rFonts w:asciiTheme="majorHAnsi" w:cstheme="majorBidi" w:hAnsiTheme="majorHAnsi" w:eastAsia="黑体"/>
       <w:color w:themeColor="text1" w:val="000000"/>
     </w:rPr>
     <w:tblPr>
@@ -11092,6 +11597,7 @@
     </w:tcPr>
     <w:tblStylePr w:type="firstRow">
       <w:rPr>
+        <w:rFonts w:eastAsia="黑体"/>
         <w:b/>
         <w:bCs/>
         <w:color w:themeColor="text1" w:val="000000"/>
@@ -11103,6 +11609,7 @@
     </w:tblStylePr>
     <w:tblStylePr w:type="lastRow">
       <w:rPr>
+        <w:rFonts w:eastAsia="黑体"/>
         <w:b/>
         <w:bCs/>
         <w:color w:themeColor="text1" w:val="000000"/>
@@ -11122,6 +11629,7 @@
     </w:tblStylePr>
     <w:tblStylePr w:type="firstCol">
       <w:rPr>
+        <w:rFonts w:eastAsia="黑体"/>
         <w:b/>
         <w:bCs/>
         <w:color w:themeColor="text1" w:val="000000"/>
@@ -11141,6 +11649,7 @@
     </w:tblStylePr>
     <w:tblStylePr w:type="lastCol">
       <w:rPr>
+        <w:rFonts w:eastAsia="黑体"/>
         <w:b w:val="0"/>
         <w:bCs w:val="0"/>
         <w:color w:themeColor="text1" w:val="000000"/>
@@ -11190,7 +11699,7 @@
       <w:spacing w:after="0" w:line="240" w:lineRule="auto"/>
     </w:pPr>
     <w:rPr>
-      <w:rFonts w:asciiTheme="majorHAnsi" w:cstheme="majorBidi" w:eastAsiaTheme="majorEastAsia" w:hAnsiTheme="majorHAnsi"/>
+      <w:rFonts w:asciiTheme="majorHAnsi" w:cstheme="majorBidi" w:hAnsiTheme="majorHAnsi" w:eastAsia="黑体"/>
       <w:color w:themeColor="text1" w:val="000000"/>
     </w:rPr>
     <w:tblPr>
@@ -11217,6 +11726,7 @@
     </w:tcPr>
     <w:tblStylePr w:type="firstRow">
       <w:rPr>
+        <w:rFonts w:eastAsia="黑体"/>
         <w:b/>
         <w:bCs/>
         <w:color w:themeColor="text1" w:val="000000"/>
@@ -11228,6 +11738,7 @@
     </w:tblStylePr>
     <w:tblStylePr w:type="lastRow">
       <w:rPr>
+        <w:rFonts w:eastAsia="黑体"/>
         <w:b/>
         <w:bCs/>
         <w:color w:themeColor="text1" w:val="000000"/>
@@ -11247,6 +11758,7 @@
     </w:tblStylePr>
     <w:tblStylePr w:type="firstCol">
       <w:rPr>
+        <w:rFonts w:eastAsia="黑体"/>
         <w:b/>
         <w:bCs/>
         <w:color w:themeColor="text1" w:val="000000"/>
@@ -11266,6 +11778,7 @@
     </w:tblStylePr>
     <w:tblStylePr w:type="lastCol">
       <w:rPr>
+        <w:rFonts w:eastAsia="黑体"/>
         <w:b w:val="0"/>
         <w:bCs w:val="0"/>
         <w:color w:themeColor="text1" w:val="000000"/>
@@ -11315,7 +11828,7 @@
       <w:spacing w:after="0" w:line="240" w:lineRule="auto"/>
     </w:pPr>
     <w:rPr>
-      <w:rFonts w:asciiTheme="majorHAnsi" w:cstheme="majorBidi" w:eastAsiaTheme="majorEastAsia" w:hAnsiTheme="majorHAnsi"/>
+      <w:rFonts w:asciiTheme="majorHAnsi" w:cstheme="majorBidi" w:hAnsiTheme="majorHAnsi" w:eastAsia="黑体"/>
       <w:color w:themeColor="text1" w:val="000000"/>
     </w:rPr>
     <w:tblPr>
@@ -11342,6 +11855,7 @@
     </w:tcPr>
     <w:tblStylePr w:type="firstRow">
       <w:rPr>
+        <w:rFonts w:eastAsia="黑体"/>
         <w:b/>
         <w:bCs/>
         <w:color w:themeColor="text1" w:val="000000"/>
@@ -11353,6 +11867,7 @@
     </w:tblStylePr>
     <w:tblStylePr w:type="lastRow">
       <w:rPr>
+        <w:rFonts w:eastAsia="黑体"/>
         <w:b/>
         <w:bCs/>
         <w:color w:themeColor="text1" w:val="000000"/>
@@ -11372,6 +11887,7 @@
     </w:tblStylePr>
     <w:tblStylePr w:type="firstCol">
       <w:rPr>
+        <w:rFonts w:eastAsia="黑体"/>
         <w:b/>
         <w:bCs/>
         <w:color w:themeColor="text1" w:val="000000"/>
@@ -11391,6 +11907,7 @@
     </w:tblStylePr>
     <w:tblStylePr w:type="lastCol">
       <w:rPr>
+        <w:rFonts w:eastAsia="黑体"/>
         <w:b w:val="0"/>
         <w:bCs w:val="0"/>
         <w:color w:themeColor="text1" w:val="000000"/>
@@ -11463,6 +11980,7 @@
     </w:tcPr>
     <w:tblStylePr w:type="firstRow">
       <w:rPr>
+        <w:rFonts w:eastAsia="黑体"/>
         <w:b/>
         <w:bCs/>
         <w:i w:val="0"/>
@@ -11484,6 +12002,7 @@
     </w:tblStylePr>
     <w:tblStylePr w:type="lastRow">
       <w:rPr>
+        <w:rFonts w:eastAsia="黑体"/>
         <w:b/>
         <w:bCs/>
         <w:i w:val="0"/>
@@ -11505,6 +12024,7 @@
     </w:tblStylePr>
     <w:tblStylePr w:type="firstCol">
       <w:rPr>
+        <w:rFonts w:eastAsia="黑体"/>
         <w:b/>
         <w:bCs/>
         <w:i w:val="0"/>
@@ -11524,6 +12044,7 @@
     </w:tblStylePr>
     <w:tblStylePr w:type="lastCol">
       <w:rPr>
+        <w:rFonts w:eastAsia="黑体"/>
         <w:b/>
         <w:bCs/>
         <w:i w:val="0"/>
@@ -11604,6 +12125,7 @@
     </w:tcPr>
     <w:tblStylePr w:type="firstRow">
       <w:rPr>
+        <w:rFonts w:eastAsia="黑体"/>
         <w:b/>
         <w:bCs/>
         <w:i w:val="0"/>
@@ -11625,6 +12147,7 @@
     </w:tblStylePr>
     <w:tblStylePr w:type="lastRow">
       <w:rPr>
+        <w:rFonts w:eastAsia="黑体"/>
         <w:b/>
         <w:bCs/>
         <w:i w:val="0"/>
@@ -11646,6 +12169,7 @@
     </w:tblStylePr>
     <w:tblStylePr w:type="firstCol">
       <w:rPr>
+        <w:rFonts w:eastAsia="黑体"/>
         <w:b/>
         <w:bCs/>
         <w:i w:val="0"/>
@@ -11665,6 +12189,7 @@
     </w:tblStylePr>
     <w:tblStylePr w:type="lastCol">
       <w:rPr>
+        <w:rFonts w:eastAsia="黑体"/>
         <w:b/>
         <w:bCs/>
         <w:i w:val="0"/>
@@ -11745,6 +12270,7 @@
     </w:tcPr>
     <w:tblStylePr w:type="firstRow">
       <w:rPr>
+        <w:rFonts w:eastAsia="黑体"/>
         <w:b/>
         <w:bCs/>
         <w:i w:val="0"/>
@@ -11766,6 +12292,7 @@
     </w:tblStylePr>
     <w:tblStylePr w:type="lastRow">
       <w:rPr>
+        <w:rFonts w:eastAsia="黑体"/>
         <w:b/>
         <w:bCs/>
         <w:i w:val="0"/>
@@ -11787,6 +12314,7 @@
     </w:tblStylePr>
     <w:tblStylePr w:type="firstCol">
       <w:rPr>
+        <w:rFonts w:eastAsia="黑体"/>
         <w:b/>
         <w:bCs/>
         <w:i w:val="0"/>
@@ -11806,6 +12334,7 @@
     </w:tblStylePr>
     <w:tblStylePr w:type="lastCol">
       <w:rPr>
+        <w:rFonts w:eastAsia="黑体"/>
         <w:b/>
         <w:bCs/>
         <w:i w:val="0"/>
@@ -11886,6 +12415,7 @@
     </w:tcPr>
     <w:tblStylePr w:type="firstRow">
       <w:rPr>
+        <w:rFonts w:eastAsia="黑体"/>
         <w:b/>
         <w:bCs/>
         <w:i w:val="0"/>
@@ -11907,6 +12437,7 @@
     </w:tblStylePr>
     <w:tblStylePr w:type="lastRow">
       <w:rPr>
+        <w:rFonts w:eastAsia="黑体"/>
         <w:b/>
         <w:bCs/>
         <w:i w:val="0"/>
@@ -11928,6 +12459,7 @@
     </w:tblStylePr>
     <w:tblStylePr w:type="firstCol">
       <w:rPr>
+        <w:rFonts w:eastAsia="黑体"/>
         <w:b/>
         <w:bCs/>
         <w:i w:val="0"/>
@@ -11947,6 +12479,7 @@
     </w:tblStylePr>
     <w:tblStylePr w:type="lastCol">
       <w:rPr>
+        <w:rFonts w:eastAsia="黑体"/>
         <w:b/>
         <w:bCs/>
         <w:i w:val="0"/>
@@ -12027,6 +12560,7 @@
     </w:tcPr>
     <w:tblStylePr w:type="firstRow">
       <w:rPr>
+        <w:rFonts w:eastAsia="黑体"/>
         <w:b/>
         <w:bCs/>
         <w:i w:val="0"/>
@@ -12048,6 +12582,7 @@
     </w:tblStylePr>
     <w:tblStylePr w:type="lastRow">
       <w:rPr>
+        <w:rFonts w:eastAsia="黑体"/>
         <w:b/>
         <w:bCs/>
         <w:i w:val="0"/>
@@ -12069,6 +12604,7 @@
     </w:tblStylePr>
     <w:tblStylePr w:type="firstCol">
       <w:rPr>
+        <w:rFonts w:eastAsia="黑体"/>
         <w:b/>
         <w:bCs/>
         <w:i w:val="0"/>
@@ -12088,6 +12624,7 @@
     </w:tblStylePr>
     <w:tblStylePr w:type="lastCol">
       <w:rPr>
+        <w:rFonts w:eastAsia="黑体"/>
         <w:b/>
         <w:bCs/>
         <w:i w:val="0"/>
@@ -12168,6 +12705,7 @@
     </w:tcPr>
     <w:tblStylePr w:type="firstRow">
       <w:rPr>
+        <w:rFonts w:eastAsia="黑体"/>
         <w:b/>
         <w:bCs/>
         <w:i w:val="0"/>
@@ -12189,6 +12727,7 @@
     </w:tblStylePr>
     <w:tblStylePr w:type="lastRow">
       <w:rPr>
+        <w:rFonts w:eastAsia="黑体"/>
         <w:b/>
         <w:bCs/>
         <w:i w:val="0"/>
@@ -12210,6 +12749,7 @@
     </w:tblStylePr>
     <w:tblStylePr w:type="firstCol">
       <w:rPr>
+        <w:rFonts w:eastAsia="黑体"/>
         <w:b/>
         <w:bCs/>
         <w:i w:val="0"/>
@@ -12229,6 +12769,7 @@
     </w:tblStylePr>
     <w:tblStylePr w:type="lastCol">
       <w:rPr>
+        <w:rFonts w:eastAsia="黑体"/>
         <w:b/>
         <w:bCs/>
         <w:i w:val="0"/>
@@ -12309,6 +12850,7 @@
     </w:tcPr>
     <w:tblStylePr w:type="firstRow">
       <w:rPr>
+        <w:rFonts w:eastAsia="黑体"/>
         <w:b/>
         <w:bCs/>
         <w:i w:val="0"/>
@@ -12330,6 +12872,7 @@
     </w:tblStylePr>
     <w:tblStylePr w:type="lastRow">
       <w:rPr>
+        <w:rFonts w:eastAsia="黑体"/>
         <w:b/>
         <w:bCs/>
         <w:i w:val="0"/>
@@ -12351,6 +12894,7 @@
     </w:tblStylePr>
     <w:tblStylePr w:type="firstCol">
       <w:rPr>
+        <w:rFonts w:eastAsia="黑体"/>
         <w:b/>
         <w:bCs/>
         <w:i w:val="0"/>
@@ -12370,6 +12914,7 @@
     </w:tblStylePr>
     <w:tblStylePr w:type="lastCol">
       <w:rPr>
+        <w:rFonts w:eastAsia="黑体"/>
         <w:b/>
         <w:bCs/>
         <w:i w:val="0"/>
@@ -12427,6 +12972,7 @@
       <w:spacing w:after="0" w:line="240" w:lineRule="auto"/>
     </w:pPr>
     <w:rPr>
+      <w:rFonts w:eastAsia="黑体"/>
       <w:color w:themeColor="background1" w:val="FFFFFF"/>
     </w:rPr>
     <w:tblPr>
@@ -12445,6 +12991,7 @@
     </w:tcPr>
     <w:tblStylePr w:type="firstRow">
       <w:rPr>
+        <w:rFonts w:eastAsia="黑体"/>
         <w:b/>
         <w:bCs/>
       </w:rPr>
@@ -12541,6 +13088,7 @@
       <w:spacing w:after="0" w:line="240" w:lineRule="auto"/>
     </w:pPr>
     <w:rPr>
+      <w:rFonts w:eastAsia="黑体"/>
       <w:color w:themeColor="background1" w:val="FFFFFF"/>
     </w:rPr>
     <w:tblPr>
@@ -12559,6 +13107,7 @@
     </w:tcPr>
     <w:tblStylePr w:type="firstRow">
       <w:rPr>
+        <w:rFonts w:eastAsia="黑体"/>
         <w:b/>
         <w:bCs/>
       </w:rPr>
@@ -12655,6 +13204,7 @@
       <w:spacing w:after="0" w:line="240" w:lineRule="auto"/>
     </w:pPr>
     <w:rPr>
+      <w:rFonts w:eastAsia="黑体"/>
       <w:color w:themeColor="background1" w:val="FFFFFF"/>
     </w:rPr>
     <w:tblPr>
@@ -12673,6 +13223,7 @@
     </w:tcPr>
     <w:tblStylePr w:type="firstRow">
       <w:rPr>
+        <w:rFonts w:eastAsia="黑体"/>
         <w:b/>
         <w:bCs/>
       </w:rPr>
@@ -12769,6 +13320,7 @@
       <w:spacing w:after="0" w:line="240" w:lineRule="auto"/>
     </w:pPr>
     <w:rPr>
+      <w:rFonts w:eastAsia="黑体"/>
       <w:color w:themeColor="background1" w:val="FFFFFF"/>
     </w:rPr>
     <w:tblPr>
@@ -12787,6 +13339,7 @@
     </w:tcPr>
     <w:tblStylePr w:type="firstRow">
       <w:rPr>
+        <w:rFonts w:eastAsia="黑体"/>
         <w:b/>
         <w:bCs/>
       </w:rPr>
@@ -12883,6 +13436,7 @@
       <w:spacing w:after="0" w:line="240" w:lineRule="auto"/>
     </w:pPr>
     <w:rPr>
+      <w:rFonts w:eastAsia="黑体"/>
       <w:color w:themeColor="background1" w:val="FFFFFF"/>
     </w:rPr>
     <w:tblPr>
@@ -12901,6 +13455,7 @@
     </w:tcPr>
     <w:tblStylePr w:type="firstRow">
       <w:rPr>
+        <w:rFonts w:eastAsia="黑体"/>
         <w:b/>
         <w:bCs/>
       </w:rPr>
@@ -12997,6 +13552,7 @@
       <w:spacing w:after="0" w:line="240" w:lineRule="auto"/>
     </w:pPr>
     <w:rPr>
+      <w:rFonts w:eastAsia="黑体"/>
       <w:color w:themeColor="background1" w:val="FFFFFF"/>
     </w:rPr>
     <w:tblPr>
@@ -13015,6 +13571,7 @@
     </w:tcPr>
     <w:tblStylePr w:type="firstRow">
       <w:rPr>
+        <w:rFonts w:eastAsia="黑体"/>
         <w:b/>
         <w:bCs/>
       </w:rPr>
@@ -13111,6 +13668,7 @@
       <w:spacing w:after="0" w:line="240" w:lineRule="auto"/>
     </w:pPr>
     <w:rPr>
+      <w:rFonts w:eastAsia="黑体"/>
       <w:color w:themeColor="background1" w:val="FFFFFF"/>
     </w:rPr>
     <w:tblPr>
@@ -13129,6 +13687,7 @@
     </w:tcPr>
     <w:tblStylePr w:type="firstRow">
       <w:rPr>
+        <w:rFonts w:eastAsia="黑体"/>
         <w:b/>
         <w:bCs/>
       </w:rPr>
@@ -13225,6 +13784,7 @@
       <w:spacing w:after="0" w:line="240" w:lineRule="auto"/>
     </w:pPr>
     <w:rPr>
+      <w:rFonts w:eastAsia="黑体"/>
       <w:color w:themeColor="text1" w:val="000000"/>
     </w:rPr>
     <w:tblPr>
@@ -13251,6 +13811,7 @@
     </w:tcPr>
     <w:tblStylePr w:type="firstRow">
       <w:rPr>
+        <w:rFonts w:eastAsia="黑体"/>
         <w:b/>
         <w:bCs/>
       </w:rPr>
@@ -13269,6 +13830,7 @@
     </w:tblStylePr>
     <w:tblStylePr w:type="lastRow">
       <w:rPr>
+        <w:rFonts w:eastAsia="黑体"/>
         <w:b/>
         <w:bCs/>
         <w:color w:themeColor="background1" w:val="FFFFFF"/>
@@ -13283,6 +13845,7 @@
     </w:tblStylePr>
     <w:tblStylePr w:type="firstCol">
       <w:rPr>
+        <w:rFonts w:eastAsia="黑体"/>
         <w:color w:themeColor="background1" w:val="FFFFFF"/>
       </w:rPr>
       <w:tblPr/>
@@ -13300,6 +13863,7 @@
     </w:tblStylePr>
     <w:tblStylePr w:type="lastCol">
       <w:rPr>
+        <w:rFonts w:eastAsia="黑体"/>
         <w:color w:themeColor="background1" w:val="FFFFFF"/>
       </w:rPr>
       <w:tblPr/>
@@ -13329,11 +13893,13 @@
     </w:tblStylePr>
     <w:tblStylePr w:type="neCell">
       <w:rPr>
+        <w:rFonts w:eastAsia="黑体"/>
         <w:color w:themeColor="text1" w:val="000000"/>
       </w:rPr>
     </w:tblStylePr>
     <w:tblStylePr w:type="nwCell">
       <w:rPr>
+        <w:rFonts w:eastAsia="黑体"/>
         <w:color w:themeColor="text1" w:val="000000"/>
       </w:rPr>
     </w:tblStylePr>
@@ -13347,6 +13913,7 @@
       <w:spacing w:after="0" w:line="240" w:lineRule="auto"/>
     </w:pPr>
     <w:rPr>
+      <w:rFonts w:eastAsia="黑体"/>
       <w:color w:themeColor="text1" w:val="000000"/>
     </w:rPr>
     <w:tblPr>
@@ -13373,6 +13940,7 @@
     </w:tcPr>
     <w:tblStylePr w:type="firstRow">
       <w:rPr>
+        <w:rFonts w:eastAsia="黑体"/>
         <w:b/>
         <w:bCs/>
       </w:rPr>
@@ -13391,6 +13959,7 @@
     </w:tblStylePr>
     <w:tblStylePr w:type="lastRow">
       <w:rPr>
+        <w:rFonts w:eastAsia="黑体"/>
         <w:b/>
         <w:bCs/>
         <w:color w:themeColor="background1" w:val="FFFFFF"/>
@@ -13405,6 +13974,7 @@
     </w:tblStylePr>
     <w:tblStylePr w:type="firstCol">
       <w:rPr>
+        <w:rFonts w:eastAsia="黑体"/>
         <w:color w:themeColor="background1" w:val="FFFFFF"/>
       </w:rPr>
       <w:tblPr/>
@@ -13422,6 +13992,7 @@
     </w:tblStylePr>
     <w:tblStylePr w:type="lastCol">
       <w:rPr>
+        <w:rFonts w:eastAsia="黑体"/>
         <w:color w:themeColor="background1" w:val="FFFFFF"/>
       </w:rPr>
       <w:tblPr/>
@@ -13451,11 +14022,13 @@
     </w:tblStylePr>
     <w:tblStylePr w:type="neCell">
       <w:rPr>
+        <w:rFonts w:eastAsia="黑体"/>
         <w:color w:themeColor="text1" w:val="000000"/>
       </w:rPr>
     </w:tblStylePr>
     <w:tblStylePr w:type="nwCell">
       <w:rPr>
+        <w:rFonts w:eastAsia="黑体"/>
         <w:color w:themeColor="text1" w:val="000000"/>
       </w:rPr>
     </w:tblStylePr>
@@ -13469,6 +14042,7 @@
       <w:spacing w:after="0" w:line="240" w:lineRule="auto"/>
     </w:pPr>
     <w:rPr>
+      <w:rFonts w:eastAsia="黑体"/>
       <w:color w:themeColor="text1" w:val="000000"/>
     </w:rPr>
     <w:tblPr>
@@ -13495,6 +14069,7 @@
     </w:tcPr>
     <w:tblStylePr w:type="firstRow">
       <w:rPr>
+        <w:rFonts w:eastAsia="黑体"/>
         <w:b/>
         <w:bCs/>
       </w:rPr>
@@ -13513,6 +14088,7 @@
     </w:tblStylePr>
     <w:tblStylePr w:type="lastRow">
       <w:rPr>
+        <w:rFonts w:eastAsia="黑体"/>
         <w:b/>
         <w:bCs/>
         <w:color w:themeColor="background1" w:val="FFFFFF"/>
@@ -13527,6 +14103,7 @@
     </w:tblStylePr>
     <w:tblStylePr w:type="firstCol">
       <w:rPr>
+        <w:rFonts w:eastAsia="黑体"/>
         <w:color w:themeColor="background1" w:val="FFFFFF"/>
       </w:rPr>
       <w:tblPr/>
@@ -13544,6 +14121,7 @@
     </w:tblStylePr>
     <w:tblStylePr w:type="lastCol">
       <w:rPr>
+        <w:rFonts w:eastAsia="黑体"/>
         <w:color w:themeColor="background1" w:val="FFFFFF"/>
       </w:rPr>
       <w:tblPr/>
@@ -13573,11 +14151,13 @@
     </w:tblStylePr>
     <w:tblStylePr w:type="neCell">
       <w:rPr>
+        <w:rFonts w:eastAsia="黑体"/>
         <w:color w:themeColor="text1" w:val="000000"/>
       </w:rPr>
     </w:tblStylePr>
     <w:tblStylePr w:type="nwCell">
       <w:rPr>
+        <w:rFonts w:eastAsia="黑体"/>
         <w:color w:themeColor="text1" w:val="000000"/>
       </w:rPr>
     </w:tblStylePr>
@@ -13591,6 +14171,7 @@
       <w:spacing w:after="0" w:line="240" w:lineRule="auto"/>
     </w:pPr>
     <w:rPr>
+      <w:rFonts w:eastAsia="黑体"/>
       <w:color w:themeColor="text1" w:val="000000"/>
     </w:rPr>
     <w:tblPr>
@@ -13617,6 +14198,7 @@
     </w:tcPr>
     <w:tblStylePr w:type="firstRow">
       <w:rPr>
+        <w:rFonts w:eastAsia="黑体"/>
         <w:b/>
         <w:bCs/>
       </w:rPr>
@@ -13635,6 +14217,7 @@
     </w:tblStylePr>
     <w:tblStylePr w:type="lastRow">
       <w:rPr>
+        <w:rFonts w:eastAsia="黑体"/>
         <w:b/>
         <w:bCs/>
         <w:color w:themeColor="background1" w:val="FFFFFF"/>
@@ -13649,6 +14232,7 @@
     </w:tblStylePr>
     <w:tblStylePr w:type="firstCol">
       <w:rPr>
+        <w:rFonts w:eastAsia="黑体"/>
         <w:color w:themeColor="background1" w:val="FFFFFF"/>
       </w:rPr>
       <w:tblPr/>
@@ -13666,6 +14250,7 @@
     </w:tblStylePr>
     <w:tblStylePr w:type="lastCol">
       <w:rPr>
+        <w:rFonts w:eastAsia="黑体"/>
         <w:color w:themeColor="background1" w:val="FFFFFF"/>
       </w:rPr>
       <w:tblPr/>
@@ -13703,6 +14288,7 @@
       <w:spacing w:after="0" w:line="240" w:lineRule="auto"/>
     </w:pPr>
     <w:rPr>
+      <w:rFonts w:eastAsia="黑体"/>
       <w:color w:themeColor="text1" w:val="000000"/>
     </w:rPr>
     <w:tblPr>
@@ -13729,6 +14315,7 @@
     </w:tcPr>
     <w:tblStylePr w:type="firstRow">
       <w:rPr>
+        <w:rFonts w:eastAsia="黑体"/>
         <w:b/>
         <w:bCs/>
       </w:rPr>
@@ -13747,6 +14334,7 @@
     </w:tblStylePr>
     <w:tblStylePr w:type="lastRow">
       <w:rPr>
+        <w:rFonts w:eastAsia="黑体"/>
         <w:b/>
         <w:bCs/>
         <w:color w:themeColor="background1" w:val="FFFFFF"/>
@@ -13761,6 +14349,7 @@
     </w:tblStylePr>
     <w:tblStylePr w:type="firstCol">
       <w:rPr>
+        <w:rFonts w:eastAsia="黑体"/>
         <w:color w:themeColor="background1" w:val="FFFFFF"/>
       </w:rPr>
       <w:tblPr/>
@@ -13778,6 +14367,7 @@
     </w:tblStylePr>
     <w:tblStylePr w:type="lastCol">
       <w:rPr>
+        <w:rFonts w:eastAsia="黑体"/>
         <w:color w:themeColor="background1" w:val="FFFFFF"/>
       </w:rPr>
       <w:tblPr/>
@@ -13807,11 +14397,13 @@
     </w:tblStylePr>
     <w:tblStylePr w:type="neCell">
       <w:rPr>
+        <w:rFonts w:eastAsia="黑体"/>
         <w:color w:themeColor="text1" w:val="000000"/>
       </w:rPr>
     </w:tblStylePr>
     <w:tblStylePr w:type="nwCell">
       <w:rPr>
+        <w:rFonts w:eastAsia="黑体"/>
         <w:color w:themeColor="text1" w:val="000000"/>
       </w:rPr>
     </w:tblStylePr>
@@ -13825,6 +14417,7 @@
       <w:spacing w:after="0" w:line="240" w:lineRule="auto"/>
     </w:pPr>
     <w:rPr>
+      <w:rFonts w:eastAsia="黑体"/>
       <w:color w:themeColor="text1" w:val="000000"/>
     </w:rPr>
     <w:tblPr>
@@ -13851,6 +14444,7 @@
     </w:tcPr>
     <w:tblStylePr w:type="firstRow">
       <w:rPr>
+        <w:rFonts w:eastAsia="黑体"/>
         <w:b/>
         <w:bCs/>
       </w:rPr>
@@ -13869,6 +14463,7 @@
     </w:tblStylePr>
     <w:tblStylePr w:type="lastRow">
       <w:rPr>
+        <w:rFonts w:eastAsia="黑体"/>
         <w:b/>
         <w:bCs/>
         <w:color w:themeColor="background1" w:val="FFFFFF"/>
@@ -13883,6 +14478,7 @@
     </w:tblStylePr>
     <w:tblStylePr w:type="firstCol">
       <w:rPr>
+        <w:rFonts w:eastAsia="黑体"/>
         <w:color w:themeColor="background1" w:val="FFFFFF"/>
       </w:rPr>
       <w:tblPr/>
@@ -13900,6 +14496,7 @@
     </w:tblStylePr>
     <w:tblStylePr w:type="lastCol">
       <w:rPr>
+        <w:rFonts w:eastAsia="黑体"/>
         <w:color w:themeColor="background1" w:val="FFFFFF"/>
       </w:rPr>
       <w:tblPr/>
@@ -13929,11 +14526,13 @@
     </w:tblStylePr>
     <w:tblStylePr w:type="neCell">
       <w:rPr>
+        <w:rFonts w:eastAsia="黑体"/>
         <w:color w:themeColor="text1" w:val="000000"/>
       </w:rPr>
     </w:tblStylePr>
     <w:tblStylePr w:type="nwCell">
       <w:rPr>
+        <w:rFonts w:eastAsia="黑体"/>
         <w:color w:themeColor="text1" w:val="000000"/>
       </w:rPr>
     </w:tblStylePr>
@@ -13947,6 +14546,7 @@
       <w:spacing w:after="0" w:line="240" w:lineRule="auto"/>
     </w:pPr>
     <w:rPr>
+      <w:rFonts w:eastAsia="黑体"/>
       <w:color w:themeColor="text1" w:val="000000"/>
     </w:rPr>
     <w:tblPr>
@@ -13973,6 +14573,7 @@
     </w:tcPr>
     <w:tblStylePr w:type="firstRow">
       <w:rPr>
+        <w:rFonts w:eastAsia="黑体"/>
         <w:b/>
         <w:bCs/>
       </w:rPr>
@@ -13991,6 +14592,7 @@
     </w:tblStylePr>
     <w:tblStylePr w:type="lastRow">
       <w:rPr>
+        <w:rFonts w:eastAsia="黑体"/>
         <w:b/>
         <w:bCs/>
         <w:color w:themeColor="background1" w:val="FFFFFF"/>
@@ -14005,6 +14607,7 @@
     </w:tblStylePr>
     <w:tblStylePr w:type="firstCol">
       <w:rPr>
+        <w:rFonts w:eastAsia="黑体"/>
         <w:color w:themeColor="background1" w:val="FFFFFF"/>
       </w:rPr>
       <w:tblPr/>
@@ -14022,6 +14625,7 @@
     </w:tblStylePr>
     <w:tblStylePr w:type="lastCol">
       <w:rPr>
+        <w:rFonts w:eastAsia="黑体"/>
         <w:color w:themeColor="background1" w:val="FFFFFF"/>
       </w:rPr>
       <w:tblPr/>
@@ -14051,11 +14655,13 @@
     </w:tblStylePr>
     <w:tblStylePr w:type="neCell">
       <w:rPr>
+        <w:rFonts w:eastAsia="黑体"/>
         <w:color w:themeColor="text1" w:val="000000"/>
       </w:rPr>
     </w:tblStylePr>
     <w:tblStylePr w:type="nwCell">
       <w:rPr>
+        <w:rFonts w:eastAsia="黑体"/>
         <w:color w:themeColor="text1" w:val="000000"/>
       </w:rPr>
     </w:tblStylePr>
@@ -14069,6 +14675,7 @@
       <w:spacing w:after="0" w:line="240" w:lineRule="auto"/>
     </w:pPr>
     <w:rPr>
+      <w:rFonts w:eastAsia="黑体"/>
       <w:color w:themeColor="text1" w:val="000000"/>
     </w:rPr>
     <w:tblPr>
@@ -14087,6 +14694,7 @@
     </w:tcPr>
     <w:tblStylePr w:type="firstRow">
       <w:rPr>
+        <w:rFonts w:eastAsia="黑体"/>
         <w:b/>
         <w:bCs/>
         <w:color w:themeColor="background1" w:val="FFFFFF"/>
@@ -14101,6 +14709,7 @@
     </w:tblStylePr>
     <w:tblStylePr w:type="lastRow">
       <w:rPr>
+        <w:rFonts w:eastAsia="黑体"/>
         <w:b/>
         <w:bCs/>
         <w:color w:themeColor="accent2" w:themeShade="CC" w:val="9E3A38"/>
@@ -14115,12 +14724,14 @@
     </w:tblStylePr>
     <w:tblStylePr w:type="firstCol">
       <w:rPr>
+        <w:rFonts w:eastAsia="黑体"/>
         <w:b/>
         <w:bCs/>
       </w:rPr>
     </w:tblStylePr>
     <w:tblStylePr w:type="lastCol">
       <w:rPr>
+        <w:rFonts w:eastAsia="黑体"/>
         <w:b/>
         <w:bCs/>
       </w:rPr>
@@ -14155,6 +14766,7 @@
       <w:spacing w:after="0" w:line="240" w:lineRule="auto"/>
     </w:pPr>
     <w:rPr>
+      <w:rFonts w:eastAsia="黑体"/>
       <w:color w:themeColor="text1" w:val="000000"/>
     </w:rPr>
     <w:tblPr>
@@ -14173,6 +14785,7 @@
     </w:tcPr>
     <w:tblStylePr w:type="firstRow">
       <w:rPr>
+        <w:rFonts w:eastAsia="黑体"/>
         <w:b/>
         <w:bCs/>
         <w:color w:themeColor="background1" w:val="FFFFFF"/>
@@ -14187,6 +14800,7 @@
     </w:tblStylePr>
     <w:tblStylePr w:type="lastRow">
       <w:rPr>
+        <w:rFonts w:eastAsia="黑体"/>
         <w:b/>
         <w:bCs/>
         <w:color w:themeColor="accent2" w:themeShade="CC" w:val="9E3A38"/>
@@ -14201,12 +14815,14 @@
     </w:tblStylePr>
     <w:tblStylePr w:type="firstCol">
       <w:rPr>
+        <w:rFonts w:eastAsia="黑体"/>
         <w:b/>
         <w:bCs/>
       </w:rPr>
     </w:tblStylePr>
     <w:tblStylePr w:type="lastCol">
       <w:rPr>
+        <w:rFonts w:eastAsia="黑体"/>
         <w:b/>
         <w:bCs/>
       </w:rPr>
@@ -14241,6 +14857,7 @@
       <w:spacing w:after="0" w:line="240" w:lineRule="auto"/>
     </w:pPr>
     <w:rPr>
+      <w:rFonts w:eastAsia="黑体"/>
       <w:color w:themeColor="text1" w:val="000000"/>
     </w:rPr>
     <w:tblPr>
@@ -14259,6 +14876,7 @@
     </w:tcPr>
     <w:tblStylePr w:type="firstRow">
       <w:rPr>
+        <w:rFonts w:eastAsia="黑体"/>
         <w:b/>
         <w:bCs/>
         <w:color w:themeColor="background1" w:val="FFFFFF"/>
@@ -14273,6 +14891,7 @@
     </w:tblStylePr>
     <w:tblStylePr w:type="lastRow">
       <w:rPr>
+        <w:rFonts w:eastAsia="黑体"/>
         <w:b/>
         <w:bCs/>
         <w:color w:themeColor="accent2" w:themeShade="CC" w:val="9E3A38"/>
@@ -14287,12 +14906,14 @@
     </w:tblStylePr>
     <w:tblStylePr w:type="firstCol">
       <w:rPr>
+        <w:rFonts w:eastAsia="黑体"/>
         <w:b/>
         <w:bCs/>
       </w:rPr>
     </w:tblStylePr>
     <w:tblStylePr w:type="lastCol">
       <w:rPr>
+        <w:rFonts w:eastAsia="黑体"/>
         <w:b/>
         <w:bCs/>
       </w:rPr>
@@ -14327,6 +14948,7 @@
       <w:spacing w:after="0" w:line="240" w:lineRule="auto"/>
     </w:pPr>
     <w:rPr>
+      <w:rFonts w:eastAsia="黑体"/>
       <w:color w:themeColor="text1" w:val="000000"/>
     </w:rPr>
     <w:tblPr>
@@ -14345,6 +14967,7 @@
     </w:tcPr>
     <w:tblStylePr w:type="firstRow">
       <w:rPr>
+        <w:rFonts w:eastAsia="黑体"/>
         <w:b/>
         <w:bCs/>
         <w:color w:themeColor="background1" w:val="FFFFFF"/>
@@ -14359,6 +14982,7 @@
     </w:tblStylePr>
     <w:tblStylePr w:type="lastRow">
       <w:rPr>
+        <w:rFonts w:eastAsia="黑体"/>
         <w:b/>
         <w:bCs/>
         <w:color w:themeColor="accent4" w:themeShade="CC" w:val="664E82"/>
@@ -14373,12 +14997,14 @@
     </w:tblStylePr>
     <w:tblStylePr w:type="firstCol">
       <w:rPr>
+        <w:rFonts w:eastAsia="黑体"/>
         <w:b/>
         <w:bCs/>
       </w:rPr>
     </w:tblStylePr>
     <w:tblStylePr w:type="lastCol">
       <w:rPr>
+        <w:rFonts w:eastAsia="黑体"/>
         <w:b/>
         <w:bCs/>
       </w:rPr>
@@ -14413,6 +15039,7 @@
       <w:spacing w:after="0" w:line="240" w:lineRule="auto"/>
     </w:pPr>
     <w:rPr>
+      <w:rFonts w:eastAsia="黑体"/>
       <w:color w:themeColor="text1" w:val="000000"/>
     </w:rPr>
     <w:tblPr>
@@ -14431,6 +15058,7 @@
     </w:tcPr>
     <w:tblStylePr w:type="firstRow">
       <w:rPr>
+        <w:rFonts w:eastAsia="黑体"/>
         <w:b/>
         <w:bCs/>
         <w:color w:themeColor="background1" w:val="FFFFFF"/>
@@ -14445,6 +15073,7 @@
     </w:tblStylePr>
     <w:tblStylePr w:type="lastRow">
       <w:rPr>
+        <w:rFonts w:eastAsia="黑体"/>
         <w:b/>
         <w:bCs/>
         <w:color w:themeColor="accent3" w:themeShade="CC" w:val="7E9C40"/>
@@ -14459,12 +15088,14 @@
     </w:tblStylePr>
     <w:tblStylePr w:type="firstCol">
       <w:rPr>
+        <w:rFonts w:eastAsia="黑体"/>
         <w:b/>
         <w:bCs/>
       </w:rPr>
     </w:tblStylePr>
     <w:tblStylePr w:type="lastCol">
       <w:rPr>
+        <w:rFonts w:eastAsia="黑体"/>
         <w:b/>
         <w:bCs/>
       </w:rPr>
@@ -14499,6 +15130,7 @@
       <w:spacing w:after="0" w:line="240" w:lineRule="auto"/>
     </w:pPr>
     <w:rPr>
+      <w:rFonts w:eastAsia="黑体"/>
       <w:color w:themeColor="text1" w:val="000000"/>
     </w:rPr>
     <w:tblPr>
@@ -14517,6 +15149,7 @@
     </w:tcPr>
     <w:tblStylePr w:type="firstRow">
       <w:rPr>
+        <w:rFonts w:eastAsia="黑体"/>
         <w:b/>
         <w:bCs/>
         <w:color w:themeColor="background1" w:val="FFFFFF"/>
@@ -14531,6 +15164,7 @@
     </w:tblStylePr>
     <w:tblStylePr w:type="lastRow">
       <w:rPr>
+        <w:rFonts w:eastAsia="黑体"/>
         <w:b/>
         <w:bCs/>
         <w:color w:themeColor="accent6" w:themeShade="CC" w:val="F2730A"/>
@@ -14545,12 +15179,14 @@
     </w:tblStylePr>
     <w:tblStylePr w:type="firstCol">
       <w:rPr>
+        <w:rFonts w:eastAsia="黑体"/>
         <w:b/>
         <w:bCs/>
       </w:rPr>
     </w:tblStylePr>
     <w:tblStylePr w:type="lastCol">
       <w:rPr>
+        <w:rFonts w:eastAsia="黑体"/>
         <w:b/>
         <w:bCs/>
       </w:rPr>
@@ -14585,6 +15221,7 @@
       <w:spacing w:after="0" w:line="240" w:lineRule="auto"/>
     </w:pPr>
     <w:rPr>
+      <w:rFonts w:eastAsia="黑体"/>
       <w:color w:themeColor="text1" w:val="000000"/>
     </w:rPr>
     <w:tblPr>
@@ -14603,6 +15240,7 @@
     </w:tcPr>
     <w:tblStylePr w:type="firstRow">
       <w:rPr>
+        <w:rFonts w:eastAsia="黑体"/>
         <w:b/>
         <w:bCs/>
         <w:color w:themeColor="background1" w:val="FFFFFF"/>
@@ -14617,6 +15255,7 @@
     </w:tblStylePr>
     <w:tblStylePr w:type="lastRow">
       <w:rPr>
+        <w:rFonts w:eastAsia="黑体"/>
         <w:b/>
         <w:bCs/>
         <w:color w:themeColor="accent5" w:themeShade="CC" w:val="348DA5"/>
@@ -14631,12 +15270,14 @@
     </w:tblStylePr>
     <w:tblStylePr w:type="firstCol">
       <w:rPr>
+        <w:rFonts w:eastAsia="黑体"/>
         <w:b/>
         <w:bCs/>
       </w:rPr>
     </w:tblStylePr>
     <w:tblStylePr w:type="lastCol">
       <w:rPr>
+        <w:rFonts w:eastAsia="黑体"/>
         <w:b/>
         <w:bCs/>
       </w:rPr>
@@ -14671,6 +15312,7 @@
       <w:spacing w:after="0" w:line="240" w:lineRule="auto"/>
     </w:pPr>
     <w:rPr>
+      <w:rFonts w:eastAsia="黑体"/>
       <w:color w:themeColor="text1" w:val="000000"/>
     </w:rPr>
     <w:tblPr>
@@ -14692,6 +15334,7 @@
     </w:tcPr>
     <w:tblStylePr w:type="firstRow">
       <w:rPr>
+        <w:rFonts w:eastAsia="黑体"/>
         <w:b/>
         <w:bCs/>
       </w:rPr>
@@ -14702,6 +15345,7 @@
     </w:tblStylePr>
     <w:tblStylePr w:type="lastRow">
       <w:rPr>
+        <w:rFonts w:eastAsia="黑体"/>
         <w:b/>
         <w:bCs/>
         <w:color w:themeColor="text1" w:val="000000"/>
@@ -14713,6 +15357,7 @@
     </w:tblStylePr>
     <w:tblStylePr w:type="firstCol">
       <w:rPr>
+        <w:rFonts w:eastAsia="黑体"/>
         <w:color w:themeColor="background1" w:val="FFFFFF"/>
       </w:rPr>
       <w:tblPr/>
@@ -14722,6 +15367,7 @@
     </w:tblStylePr>
     <w:tblStylePr w:type="lastCol">
       <w:rPr>
+        <w:rFonts w:eastAsia="黑体"/>
         <w:color w:themeColor="background1" w:val="FFFFFF"/>
       </w:rPr>
       <w:tblPr/>
@@ -14751,6 +15397,7 @@
       <w:spacing w:after="0" w:line="240" w:lineRule="auto"/>
     </w:pPr>
     <w:rPr>
+      <w:rFonts w:eastAsia="黑体"/>
       <w:color w:themeColor="text1" w:val="000000"/>
     </w:rPr>
     <w:tblPr>
@@ -14772,6 +15419,7 @@
     </w:tcPr>
     <w:tblStylePr w:type="firstRow">
       <w:rPr>
+        <w:rFonts w:eastAsia="黑体"/>
         <w:b/>
         <w:bCs/>
       </w:rPr>
@@ -14782,6 +15430,7 @@
     </w:tblStylePr>
     <w:tblStylePr w:type="lastRow">
       <w:rPr>
+        <w:rFonts w:eastAsia="黑体"/>
         <w:b/>
         <w:bCs/>
         <w:color w:themeColor="text1" w:val="000000"/>
@@ -14793,6 +15442,7 @@
     </w:tblStylePr>
     <w:tblStylePr w:type="firstCol">
       <w:rPr>
+        <w:rFonts w:eastAsia="黑体"/>
         <w:color w:themeColor="background1" w:val="FFFFFF"/>
       </w:rPr>
       <w:tblPr/>
@@ -14802,6 +15452,7 @@
     </w:tblStylePr>
     <w:tblStylePr w:type="lastCol">
       <w:rPr>
+        <w:rFonts w:eastAsia="黑体"/>
         <w:color w:themeColor="background1" w:val="FFFFFF"/>
       </w:rPr>
       <w:tblPr/>
@@ -14831,6 +15482,7 @@
       <w:spacing w:after="0" w:line="240" w:lineRule="auto"/>
     </w:pPr>
     <w:rPr>
+      <w:rFonts w:eastAsia="黑体"/>
       <w:color w:themeColor="text1" w:val="000000"/>
     </w:rPr>
     <w:tblPr>
@@ -14852,6 +15504,7 @@
     </w:tcPr>
     <w:tblStylePr w:type="firstRow">
       <w:rPr>
+        <w:rFonts w:eastAsia="黑体"/>
         <w:b/>
         <w:bCs/>
       </w:rPr>
@@ -14862,6 +15515,7 @@
     </w:tblStylePr>
     <w:tblStylePr w:type="lastRow">
       <w:rPr>
+        <w:rFonts w:eastAsia="黑体"/>
         <w:b/>
         <w:bCs/>
         <w:color w:themeColor="text1" w:val="000000"/>
@@ -14873,6 +15527,7 @@
     </w:tblStylePr>
     <w:tblStylePr w:type="firstCol">
       <w:rPr>
+        <w:rFonts w:eastAsia="黑体"/>
         <w:color w:themeColor="background1" w:val="FFFFFF"/>
       </w:rPr>
       <w:tblPr/>
@@ -14882,6 +15537,7 @@
     </w:tblStylePr>
     <w:tblStylePr w:type="lastCol">
       <w:rPr>
+        <w:rFonts w:eastAsia="黑体"/>
         <w:color w:themeColor="background1" w:val="FFFFFF"/>
       </w:rPr>
       <w:tblPr/>
@@ -14911,6 +15567,7 @@
       <w:spacing w:after="0" w:line="240" w:lineRule="auto"/>
     </w:pPr>
     <w:rPr>
+      <w:rFonts w:eastAsia="黑体"/>
       <w:color w:themeColor="text1" w:val="000000"/>
     </w:rPr>
     <w:tblPr>
@@ -14932,6 +15589,7 @@
     </w:tcPr>
     <w:tblStylePr w:type="firstRow">
       <w:rPr>
+        <w:rFonts w:eastAsia="黑体"/>
         <w:b/>
         <w:bCs/>
       </w:rPr>
@@ -14942,6 +15600,7 @@
     </w:tblStylePr>
     <w:tblStylePr w:type="lastRow">
       <w:rPr>
+        <w:rFonts w:eastAsia="黑体"/>
         <w:b/>
         <w:bCs/>
         <w:color w:themeColor="text1" w:val="000000"/>
@@ -14953,6 +15612,7 @@
     </w:tblStylePr>
     <w:tblStylePr w:type="firstCol">
       <w:rPr>
+        <w:rFonts w:eastAsia="黑体"/>
         <w:color w:themeColor="background1" w:val="FFFFFF"/>
       </w:rPr>
       <w:tblPr/>
@@ -14962,6 +15622,7 @@
     </w:tblStylePr>
     <w:tblStylePr w:type="lastCol">
       <w:rPr>
+        <w:rFonts w:eastAsia="黑体"/>
         <w:color w:themeColor="background1" w:val="FFFFFF"/>
       </w:rPr>
       <w:tblPr/>
@@ -14991,6 +15652,7 @@
       <w:spacing w:after="0" w:line="240" w:lineRule="auto"/>
     </w:pPr>
     <w:rPr>
+      <w:rFonts w:eastAsia="黑体"/>
       <w:color w:themeColor="text1" w:val="000000"/>
     </w:rPr>
     <w:tblPr>
@@ -15012,6 +15674,7 @@
     </w:tcPr>
     <w:tblStylePr w:type="firstRow">
       <w:rPr>
+        <w:rFonts w:eastAsia="黑体"/>
         <w:b/>
         <w:bCs/>
       </w:rPr>
@@ -15022,6 +15685,7 @@
     </w:tblStylePr>
     <w:tblStylePr w:type="lastRow">
       <w:rPr>
+        <w:rFonts w:eastAsia="黑体"/>
         <w:b/>
         <w:bCs/>
         <w:color w:themeColor="text1" w:val="000000"/>
@@ -15033,6 +15697,7 @@
     </w:tblStylePr>
     <w:tblStylePr w:type="firstCol">
       <w:rPr>
+        <w:rFonts w:eastAsia="黑体"/>
         <w:color w:themeColor="background1" w:val="FFFFFF"/>
       </w:rPr>
       <w:tblPr/>
@@ -15042,6 +15707,7 @@
     </w:tblStylePr>
     <w:tblStylePr w:type="lastCol">
       <w:rPr>
+        <w:rFonts w:eastAsia="黑体"/>
         <w:color w:themeColor="background1" w:val="FFFFFF"/>
       </w:rPr>
       <w:tblPr/>
@@ -15071,6 +15737,7 @@
       <w:spacing w:after="0" w:line="240" w:lineRule="auto"/>
     </w:pPr>
     <w:rPr>
+      <w:rFonts w:eastAsia="黑体"/>
       <w:color w:themeColor="text1" w:val="000000"/>
     </w:rPr>
     <w:tblPr>
@@ -15092,6 +15759,7 @@
     </w:tcPr>
     <w:tblStylePr w:type="firstRow">
       <w:rPr>
+        <w:rFonts w:eastAsia="黑体"/>
         <w:b/>
         <w:bCs/>
       </w:rPr>
@@ -15102,6 +15770,7 @@
     </w:tblStylePr>
     <w:tblStylePr w:type="lastRow">
       <w:rPr>
+        <w:rFonts w:eastAsia="黑体"/>
         <w:b/>
         <w:bCs/>
         <w:color w:themeColor="text1" w:val="000000"/>
@@ -15113,6 +15782,7 @@
     </w:tblStylePr>
     <w:tblStylePr w:type="firstCol">
       <w:rPr>
+        <w:rFonts w:eastAsia="黑体"/>
         <w:color w:themeColor="background1" w:val="FFFFFF"/>
       </w:rPr>
       <w:tblPr/>
@@ -15122,6 +15792,7 @@
     </w:tblStylePr>
     <w:tblStylePr w:type="lastCol">
       <w:rPr>
+        <w:rFonts w:eastAsia="黑体"/>
         <w:color w:themeColor="background1" w:val="FFFFFF"/>
       </w:rPr>
       <w:tblPr/>
@@ -15151,6 +15822,7 @@
       <w:spacing w:after="0" w:line="240" w:lineRule="auto"/>
     </w:pPr>
     <w:rPr>
+      <w:rFonts w:eastAsia="黑体"/>
       <w:color w:themeColor="text1" w:val="000000"/>
     </w:rPr>
     <w:tblPr>
@@ -15172,6 +15844,7 @@
     </w:tcPr>
     <w:tblStylePr w:type="firstRow">
       <w:rPr>
+        <w:rFonts w:eastAsia="黑体"/>
         <w:b/>
         <w:bCs/>
       </w:rPr>
@@ -15182,6 +15855,7 @@
     </w:tblStylePr>
     <w:tblStylePr w:type="lastRow">
       <w:rPr>
+        <w:rFonts w:eastAsia="黑体"/>
         <w:b/>
         <w:bCs/>
         <w:color w:themeColor="text1" w:val="000000"/>
@@ -15193,6 +15867,7 @@
     </w:tblStylePr>
     <w:tblStylePr w:type="firstCol">
       <w:rPr>
+        <w:rFonts w:eastAsia="黑体"/>
         <w:color w:themeColor="background1" w:val="FFFFFF"/>
       </w:rPr>
       <w:tblPr/>
@@ -15202,6 +15877,7 @@
     </w:tblStylePr>
     <w:tblStylePr w:type="lastCol">
       <w:rPr>
+        <w:rFonts w:eastAsia="黑体"/>
         <w:color w:themeColor="background1" w:val="FFFFFF"/>
       </w:rPr>
       <w:tblPr/>
@@ -15234,6 +15910,7 @@
     <w:name w:val="KeywordTok"/>
     <w:basedOn w:val="VerbatimChar"/>
     <w:rPr>
+      <w:rFonts w:eastAsia="黑体"/>
       <w:b/>
       <w:color w:val="007020"/>
     </w:rPr>
@@ -15242,6 +15919,7 @@
     <w:name w:val="DataTypeTok"/>
     <w:basedOn w:val="VerbatimChar"/>
     <w:rPr>
+      <w:rFonts w:eastAsia="黑体"/>
       <w:color w:val="902000"/>
     </w:rPr>
   </w:style>
@@ -15249,6 +15927,7 @@
     <w:name w:val="DecValTok"/>
     <w:basedOn w:val="VerbatimChar"/>
     <w:rPr>
+      <w:rFonts w:eastAsia="黑体"/>
       <w:color w:val="40a070"/>
     </w:rPr>
   </w:style>
@@ -15256,6 +15935,7 @@
     <w:name w:val="BaseNTok"/>
     <w:basedOn w:val="VerbatimChar"/>
     <w:rPr>
+      <w:rFonts w:eastAsia="黑体"/>
       <w:color w:val="40a070"/>
     </w:rPr>
   </w:style>
@@ -15263,6 +15943,7 @@
     <w:name w:val="FloatTok"/>
     <w:basedOn w:val="VerbatimChar"/>
     <w:rPr>
+      <w:rFonts w:eastAsia="黑体"/>
       <w:color w:val="40a070"/>
     </w:rPr>
   </w:style>
@@ -15270,6 +15951,7 @@
     <w:name w:val="ConstantTok"/>
     <w:basedOn w:val="VerbatimChar"/>
     <w:rPr>
+      <w:rFonts w:eastAsia="黑体"/>
       <w:color w:val="880000"/>
     </w:rPr>
   </w:style>
@@ -15277,6 +15959,7 @@
     <w:name w:val="CharTok"/>
     <w:basedOn w:val="VerbatimChar"/>
     <w:rPr>
+      <w:rFonts w:eastAsia="黑体"/>
       <w:color w:val="4070a0"/>
     </w:rPr>
   </w:style>
@@ -15284,6 +15967,7 @@
     <w:name w:val="SpecialCharTok"/>
     <w:basedOn w:val="VerbatimChar"/>
     <w:rPr>
+      <w:rFonts w:eastAsia="黑体"/>
       <w:color w:val="4070a0"/>
     </w:rPr>
   </w:style>
@@ -15291,6 +15975,7 @@
     <w:name w:val="StringTok"/>
     <w:basedOn w:val="VerbatimChar"/>
     <w:rPr>
+      <w:rFonts w:eastAsia="黑体"/>
       <w:color w:val="4070a0"/>
     </w:rPr>
   </w:style>
@@ -15298,6 +15983,7 @@
     <w:name w:val="VerbatimStringTok"/>
     <w:basedOn w:val="VerbatimChar"/>
     <w:rPr>
+      <w:rFonts w:eastAsia="黑体"/>
       <w:color w:val="4070a0"/>
     </w:rPr>
   </w:style>
@@ -15305,6 +15991,7 @@
     <w:name w:val="SpecialStringTok"/>
     <w:basedOn w:val="VerbatimChar"/>
     <w:rPr>
+      <w:rFonts w:eastAsia="黑体"/>
       <w:color w:val="bb6688"/>
     </w:rPr>
   </w:style>
@@ -15312,6 +15999,7 @@
     <w:name w:val="ImportTok"/>
     <w:basedOn w:val="VerbatimChar"/>
     <w:rPr>
+      <w:rFonts w:eastAsia="黑体"/>
       <w:b/>
       <w:color w:val="008000"/>
     </w:rPr>
@@ -15320,6 +16008,7 @@
     <w:name w:val="CommentTok"/>
     <w:basedOn w:val="VerbatimChar"/>
     <w:rPr>
+      <w:rFonts w:eastAsia="黑体"/>
       <w:i/>
       <w:color w:val="60a0b0"/>
     </w:rPr>
@@ -15328,6 +16017,7 @@
     <w:name w:val="DocumentationTok"/>
     <w:basedOn w:val="VerbatimChar"/>
     <w:rPr>
+      <w:rFonts w:eastAsia="黑体"/>
       <w:i/>
       <w:color w:val="ba2121"/>
     </w:rPr>
@@ -15336,6 +16026,7 @@
     <w:name w:val="AnnotationTok"/>
     <w:basedOn w:val="VerbatimChar"/>
     <w:rPr>
+      <w:rFonts w:eastAsia="黑体"/>
       <w:b/>
       <w:i/>
       <w:color w:val="60a0b0"/>
@@ -15345,6 +16036,7 @@
     <w:name w:val="CommentVarTok"/>
     <w:basedOn w:val="VerbatimChar"/>
     <w:rPr>
+      <w:rFonts w:eastAsia="黑体"/>
       <w:b/>
       <w:i/>
       <w:color w:val="60a0b0"/>
@@ -15354,6 +16046,7 @@
     <w:name w:val="OtherTok"/>
     <w:basedOn w:val="VerbatimChar"/>
     <w:rPr>
+      <w:rFonts w:eastAsia="黑体"/>
       <w:color w:val="007020"/>
     </w:rPr>
   </w:style>
@@ -15361,6 +16054,7 @@
     <w:name w:val="FunctionTok"/>
     <w:basedOn w:val="VerbatimChar"/>
     <w:rPr>
+      <w:rFonts w:eastAsia="黑体"/>
       <w:color w:val="06287e"/>
     </w:rPr>
   </w:style>
@@ -15368,6 +16062,7 @@
     <w:name w:val="VariableTok"/>
     <w:basedOn w:val="VerbatimChar"/>
     <w:rPr>
+      <w:rFonts w:eastAsia="黑体"/>
       <w:color w:val="19177c"/>
     </w:rPr>
   </w:style>
@@ -15375,6 +16070,7 @@
     <w:name w:val="ControlFlowTok"/>
     <w:basedOn w:val="VerbatimChar"/>
     <w:rPr>
+      <w:rFonts w:eastAsia="黑体"/>
       <w:b/>
       <w:color w:val="007020"/>
     </w:rPr>
@@ -15383,6 +16079,7 @@
     <w:name w:val="OperatorTok"/>
     <w:basedOn w:val="VerbatimChar"/>
     <w:rPr>
+      <w:rFonts w:eastAsia="黑体"/>
       <w:color w:val="666666"/>
     </w:rPr>
   </w:style>
@@ -15390,18 +16087,22 @@
     <w:name w:val="BuiltInTok"/>
     <w:basedOn w:val="VerbatimChar"/>
     <w:rPr>
+      <w:rFonts w:eastAsia="黑体"/>
       <w:color w:val="008000"/>
     </w:rPr>
   </w:style>
   <w:style w:type="character" w:customStyle="1" w:styleId="ExtensionTok">
     <w:name w:val="ExtensionTok"/>
     <w:basedOn w:val="VerbatimChar"/>
-    <w:rPr/>
+    <w:rPr>
+      <w:rFonts w:eastAsia="黑体"/>
+    </w:rPr>
   </w:style>
   <w:style w:type="character" w:customStyle="1" w:styleId="PreprocessorTok">
     <w:name w:val="PreprocessorTok"/>
     <w:basedOn w:val="VerbatimChar"/>
     <w:rPr>
+      <w:rFonts w:eastAsia="黑体"/>
       <w:color w:val="bc7a00"/>
     </w:rPr>
   </w:style>
@@ -15409,18 +16110,22 @@
     <w:name w:val="AttributeTok"/>
     <w:basedOn w:val="VerbatimChar"/>
     <w:rPr>
+      <w:rFonts w:eastAsia="黑体"/>
       <w:color w:val="7d9029"/>
     </w:rPr>
   </w:style>
   <w:style w:type="character" w:customStyle="1" w:styleId="RegionMarkerTok">
     <w:name w:val="RegionMarkerTok"/>
     <w:basedOn w:val="VerbatimChar"/>
-    <w:rPr/>
+    <w:rPr>
+      <w:rFonts w:eastAsia="黑体"/>
+    </w:rPr>
   </w:style>
   <w:style w:type="character" w:customStyle="1" w:styleId="InformationTok">
     <w:name w:val="InformationTok"/>
     <w:basedOn w:val="VerbatimChar"/>
     <w:rPr>
+      <w:rFonts w:eastAsia="黑体"/>
       <w:b/>
       <w:i/>
       <w:color w:val="60a0b0"/>
@@ -15430,6 +16135,7 @@
     <w:name w:val="WarningTok"/>
     <w:basedOn w:val="VerbatimChar"/>
     <w:rPr>
+      <w:rFonts w:eastAsia="黑体"/>
       <w:b/>
       <w:i/>
       <w:color w:val="60a0b0"/>
@@ -15439,6 +16145,7 @@
     <w:name w:val="AlertTok"/>
     <w:basedOn w:val="VerbatimChar"/>
     <w:rPr>
+      <w:rFonts w:eastAsia="黑体"/>
       <w:b/>
       <w:color w:val="ff0000"/>
     </w:rPr>
@@ -15447,6 +16154,7 @@
     <w:name w:val="ErrorTok"/>
     <w:basedOn w:val="VerbatimChar"/>
     <w:rPr>
+      <w:rFonts w:eastAsia="黑体"/>
       <w:b/>
       <w:color w:val="ff0000"/>
     </w:rPr>
@@ -15454,7 +16162,9 @@
   <w:style w:type="character" w:customStyle="1" w:styleId="NormalTok">
     <w:name w:val="NormalTok"/>
     <w:basedOn w:val="VerbatimChar"/>
-    <w:rPr/>
+    <w:rPr>
+      <w:rFonts w:eastAsia="黑体"/>
+    </w:rPr>
   </w:style>
 </w:styles>
 </file>
@@ -15503,12 +16213,12 @@
     <a:fontScheme name="Office">
       <a:majorFont>
         <a:latin typeface="Calibri"/>
-        <a:ea typeface=""/>
+        <a:ea typeface="黑体"/>
         <a:cs typeface=""/>
         <a:font script="Jpan" typeface="ＭＳ ゴシック"/>
         <a:font script="Hang" typeface="맑은 고딕"/>
-        <a:font script="Hans" typeface="宋体"/>
-        <a:font script="Hant" typeface="新細明體"/>
+        <a:font script="Hans" typeface="黑体"/>
+        <a:font script="Hant" typeface="黑体"/>
         <a:font script="Arab" typeface="Times New Roman"/>
         <a:font script="Hebr" typeface="Times New Roman"/>
         <a:font script="Thai" typeface="Angsana New"/>
@@ -15538,12 +16248,12 @@
       </a:majorFont>
       <a:minorFont>
         <a:latin typeface="Cambria"/>
-        <a:ea typeface=""/>
+        <a:ea typeface="黑体"/>
         <a:cs typeface=""/>
         <a:font script="Jpan" typeface="ＭＳ 明朝"/>
         <a:font script="Hang" typeface="맑은 고딕"/>
-        <a:font script="Hans" typeface="宋体"/>
-        <a:font script="Hant" typeface="新細明體"/>
+        <a:font script="Hans" typeface="黑体"/>
+        <a:font script="Hant" typeface="黑体"/>
         <a:font script="Arab" typeface="Arial"/>
         <a:font script="Hebr" typeface="Arial"/>
         <a:font script="Thai" typeface="Cordia New"/>

--- a/10-保护电路/07-欠压保护/电压跌落保护电路/电压跌落保护电路.docx
+++ b/10-保护电路/07-欠压保护/电压跌落保护电路/电压跌落保护电路.docx
@@ -3142,7 +3142,7 @@
           <w:color w:val="555555"/>
           <w:sz w:val="21"/>
         </w:rPr>
-        <w:t>材料收集者：杜文杰，WX手机：19519196569，QQ:3478827729</w:t>
+        <w:t>材料收集者：杜文杰，微信/手机：19519196569，QQ:3478827729</w:t>
       </w:r>
     </w:p>
     <w:sectPr>
